--- a/files/vitae 2020.docx
+++ b/files/vitae 2020.docx
@@ -1,6 +1,6 @@
 
 <file path=word/document.xml><?xml version="1.0" encoding="utf-8"?>
-<w:document xmlns:wpc="http://schemas.microsoft.com/office/word/2010/wordprocessingCanvas" xmlns:cx="http://schemas.microsoft.com/office/drawing/2014/chartex" xmlns:cx1="http://schemas.microsoft.com/office/drawing/2015/9/8/chartex" xmlns:mc="http://schemas.openxmlformats.org/markup-compatibility/2006" xmlns:o="urn:schemas-microsoft-com:office:office" xmlns:r="http://schemas.openxmlformats.org/officeDocument/2006/relationships" xmlns:m="http://schemas.openxmlformats.org/officeDocument/2006/math" xmlns:v="urn:schemas-microsoft-com:vml" xmlns:wp14="http://schemas.microsoft.com/office/word/2010/wordprocessingDrawing" xmlns:wp="http://schemas.openxmlformats.org/drawingml/2006/wordprocessingDrawing" xmlns:w10="urn:schemas-microsoft-com:office:word" xmlns:w="http://schemas.openxmlformats.org/wordprocessingml/2006/main" xmlns:w14="http://schemas.microsoft.com/office/word/2010/wordml" xmlns:w15="http://schemas.microsoft.com/office/word/2012/wordml" xmlns:w16se="http://schemas.microsoft.com/office/word/2015/wordml/symex" xmlns:wpg="http://schemas.microsoft.com/office/word/2010/wordprocessingGroup" xmlns:wpi="http://schemas.microsoft.com/office/word/2010/wordprocessingInk" xmlns:wne="http://schemas.microsoft.com/office/word/2006/wordml" xmlns:wps="http://schemas.microsoft.com/office/word/2010/wordprocessingShape" mc:Ignorable="w14 w15 w16se wp14">
+<w:document xmlns:wpc="http://schemas.microsoft.com/office/word/2010/wordprocessingCanvas" xmlns:cx="http://schemas.microsoft.com/office/drawing/2014/chartex" xmlns:cx1="http://schemas.microsoft.com/office/drawing/2015/9/8/chartex" xmlns:cx2="http://schemas.microsoft.com/office/drawing/2015/10/21/chartex" xmlns:cx3="http://schemas.microsoft.com/office/drawing/2016/5/9/chartex" xmlns:cx4="http://schemas.microsoft.com/office/drawing/2016/5/10/chartex" xmlns:cx5="http://schemas.microsoft.com/office/drawing/2016/5/11/chartex" xmlns:cx6="http://schemas.microsoft.com/office/drawing/2016/5/12/chartex" xmlns:cx7="http://schemas.microsoft.com/office/drawing/2016/5/13/chartex" xmlns:cx8="http://schemas.microsoft.com/office/drawing/2016/5/14/chartex" xmlns:mc="http://schemas.openxmlformats.org/markup-compatibility/2006" xmlns:aink="http://schemas.microsoft.com/office/drawing/2016/ink" xmlns:am3d="http://schemas.microsoft.com/office/drawing/2017/model3d" xmlns:o="urn:schemas-microsoft-com:office:office" xmlns:r="http://schemas.openxmlformats.org/officeDocument/2006/relationships" xmlns:m="http://schemas.openxmlformats.org/officeDocument/2006/math" xmlns:v="urn:schemas-microsoft-com:vml" xmlns:wp14="http://schemas.microsoft.com/office/word/2010/wordprocessingDrawing" xmlns:wp="http://schemas.openxmlformats.org/drawingml/2006/wordprocessingDrawing" xmlns:w10="urn:schemas-microsoft-com:office:word" xmlns:w="http://schemas.openxmlformats.org/wordprocessingml/2006/main" xmlns:w14="http://schemas.microsoft.com/office/word/2010/wordml" xmlns:w15="http://schemas.microsoft.com/office/word/2012/wordml" xmlns:w16cex="http://schemas.microsoft.com/office/word/2018/wordml/cex" xmlns:w16cid="http://schemas.microsoft.com/office/word/2016/wordml/cid" xmlns:w16="http://schemas.microsoft.com/office/word/2018/wordml" xmlns:w16se="http://schemas.microsoft.com/office/word/2015/wordml/symex" xmlns:wpg="http://schemas.microsoft.com/office/word/2010/wordprocessingGroup" xmlns:wpi="http://schemas.microsoft.com/office/word/2010/wordprocessingInk" xmlns:wne="http://schemas.microsoft.com/office/word/2006/wordml" xmlns:wps="http://schemas.microsoft.com/office/word/2010/wordprocessingShape" mc:Ignorable="w14 w15 w16se w16cid w16 w16cex wp14">
   <w:body>
     <w:p>
       <w:pPr>
@@ -34,31 +34,13 @@
           <w:lang w:val="es-CL"/>
         </w:rPr>
       </w:pPr>
-      <w:proofErr w:type="spellStart"/>
       <w:r>
         <w:rPr>
           <w:rFonts w:ascii="Times New Roman" w:hAnsi="Times New Roman"/>
           <w:lang w:val="es-CL"/>
         </w:rPr>
-        <w:t>Ph.D</w:t>
-      </w:r>
-      <w:proofErr w:type="spellEnd"/>
-      <w:r>
-        <w:rPr>
-          <w:rFonts w:ascii="Times New Roman" w:hAnsi="Times New Roman"/>
-          <w:lang w:val="es-CL"/>
-        </w:rPr>
-        <w:t xml:space="preserve">. </w:t>
-      </w:r>
-      <w:proofErr w:type="spellStart"/>
-      <w:r>
-        <w:rPr>
-          <w:rFonts w:ascii="Times New Roman" w:hAnsi="Times New Roman"/>
-          <w:lang w:val="es-CL"/>
-        </w:rPr>
-        <w:t>Candidate</w:t>
-      </w:r>
-      <w:proofErr w:type="spellEnd"/>
+        <w:t>Ph.D. Candidate</w:t>
+      </w:r>
     </w:p>
     <w:p>
       <w:pPr>
@@ -149,20 +131,6 @@
           <w:lang w:val="en-US"/>
         </w:rPr>
       </w:pPr>
-      <w:r>
-        <w:rPr>
-          <w:rFonts w:ascii="Times New Roman" w:hAnsi="Times New Roman"/>
-          <w:lang w:val="en-US"/>
-        </w:rPr>
-        <w:t xml:space="preserve">Phone: </w:t>
-      </w:r>
-      <w:r>
-        <w:rPr>
-          <w:rFonts w:ascii="Times New Roman" w:hAnsi="Times New Roman"/>
-          <w:lang w:val="en-US"/>
-        </w:rPr>
-        <w:t>+1-319-383-9917</w:t>
-      </w:r>
     </w:p>
     <w:p>
       <w:pPr>
@@ -174,17 +142,6 @@
           <w:lang w:val="en-US"/>
         </w:rPr>
       </w:pPr>
-    </w:p>
-    <w:p>
-      <w:pPr>
-        <w:pStyle w:val="NoSpacing"/>
-        <w:spacing w:line="276" w:lineRule="auto"/>
-        <w:jc w:val="center"/>
-        <w:rPr>
-          <w:rFonts w:ascii="Times New Roman" w:hAnsi="Times New Roman"/>
-          <w:lang w:val="en-US"/>
-        </w:rPr>
-      </w:pPr>
       <w:r>
         <w:rPr>
           <w:rFonts w:ascii="Times New Roman" w:hAnsi="Times New Roman"/>
@@ -197,7 +154,7 @@
           <w:rFonts w:ascii="Times New Roman" w:hAnsi="Times New Roman"/>
           <w:lang w:val="en-US"/>
         </w:rPr>
-        <w:t>, 20</w:t>
+        <w:t xml:space="preserve"> 20</w:t>
       </w:r>
       <w:r>
         <w:rPr>
@@ -351,7 +308,16 @@
           <w:lang w:val="en-US"/>
         </w:rPr>
         <w:tab/>
-        <w:t xml:space="preserve">    </w:t>
+      </w:r>
+      <w:r>
+        <w:rPr>
+          <w:rFonts w:ascii="Times New Roman" w:hAnsi="Times New Roman"/>
+          <w:b/>
+          <w:sz w:val="24"/>
+          <w:u w:val="single"/>
+          <w:lang w:val="en-US"/>
+        </w:rPr>
+        <w:t>_</w:t>
       </w:r>
     </w:p>
     <w:tbl>
@@ -369,13 +335,13 @@
         <w:tblLook w:val="04A0" w:firstRow="1" w:lastRow="0" w:firstColumn="1" w:lastColumn="0" w:noHBand="0" w:noVBand="1"/>
       </w:tblPr>
       <w:tblGrid>
-        <w:gridCol w:w="2304"/>
-        <w:gridCol w:w="6200"/>
+        <w:gridCol w:w="7285"/>
+        <w:gridCol w:w="1170"/>
       </w:tblGrid>
       <w:tr>
         <w:tc>
           <w:tcPr>
-            <w:tcW w:w="2358" w:type="dxa"/>
+            <w:tcW w:w="7285" w:type="dxa"/>
           </w:tcPr>
           <w:p>
             <w:pPr>
@@ -392,13 +358,63 @@
                 <w:rFonts w:ascii="Times New Roman" w:hAnsi="Times New Roman"/>
                 <w:lang w:val="en-US"/>
               </w:rPr>
-              <w:t>2014-</w:t>
+              <w:t>Graduate student, Ph.D. program in Psychology</w:t>
+            </w:r>
+          </w:p>
+          <w:p>
+            <w:pPr>
+              <w:pStyle w:val="NoSpacing"/>
+              <w:spacing w:after="240" w:line="276" w:lineRule="auto"/>
+              <w:jc w:val="both"/>
+              <w:rPr>
+                <w:rFonts w:ascii="Times New Roman" w:hAnsi="Times New Roman"/>
+                <w:lang w:val="en-US"/>
+              </w:rPr>
+            </w:pPr>
+            <w:r>
+              <w:rPr>
+                <w:rFonts w:ascii="Times New Roman" w:hAnsi="Times New Roman"/>
+                <w:lang w:val="en-US"/>
+              </w:rPr>
+              <w:t>Department of Psychological and Brain Sciences, The University of Iowa.</w:t>
             </w:r>
           </w:p>
         </w:tc>
         <w:tc>
           <w:tcPr>
-            <w:tcW w:w="6362" w:type="dxa"/>
+            <w:tcW w:w="1170" w:type="dxa"/>
+          </w:tcPr>
+          <w:p>
+            <w:pPr>
+              <w:pStyle w:val="NoSpacing"/>
+              <w:spacing w:line="276" w:lineRule="auto"/>
+              <w:jc w:val="right"/>
+              <w:rPr>
+                <w:rFonts w:ascii="Times New Roman" w:hAnsi="Times New Roman"/>
+                <w:lang w:val="en-US"/>
+              </w:rPr>
+            </w:pPr>
+            <w:r>
+              <w:rPr>
+                <w:rFonts w:ascii="Times New Roman" w:hAnsi="Times New Roman"/>
+                <w:lang w:val="en-US"/>
+              </w:rPr>
+              <w:t>2014-</w:t>
+            </w:r>
+            <w:r>
+              <w:rPr>
+                <w:rFonts w:ascii="Times New Roman" w:hAnsi="Times New Roman"/>
+                <w:lang w:val="en-US"/>
+              </w:rPr>
+              <w:t>2020</w:t>
+            </w:r>
+          </w:p>
+        </w:tc>
+      </w:tr>
+      <w:tr>
+        <w:tc>
+          <w:tcPr>
+            <w:tcW w:w="7285" w:type="dxa"/>
           </w:tcPr>
           <w:p>
             <w:pPr>
@@ -415,21 +431,62 @@
                 <w:rFonts w:ascii="Times New Roman" w:hAnsi="Times New Roman"/>
                 <w:lang w:val="en-US"/>
               </w:rPr>
-              <w:t>Graduate student, Ph.D. program in Psychology</w:t>
-            </w:r>
-            <w:r>
-              <w:rPr>
-                <w:rFonts w:ascii="Times New Roman" w:hAnsi="Times New Roman"/>
-                <w:lang w:val="en-US"/>
-              </w:rPr>
-              <w:t>.</w:t>
-            </w:r>
-            <w:r>
-              <w:rPr>
-                <w:rFonts w:ascii="Times New Roman" w:hAnsi="Times New Roman"/>
-                <w:lang w:val="en-US"/>
-              </w:rPr>
-              <w:t xml:space="preserve"> Department of Psychological and Brain Sciences, The University of Iowa.</w:t>
+              <w:t>M</w:t>
+            </w:r>
+            <w:r>
+              <w:rPr>
+                <w:rFonts w:ascii="Times New Roman" w:hAnsi="Times New Roman"/>
+                <w:lang w:val="en-US"/>
+              </w:rPr>
+              <w:t>. A.</w:t>
+            </w:r>
+            <w:r>
+              <w:rPr>
+                <w:rFonts w:ascii="Times New Roman" w:hAnsi="Times New Roman"/>
+                <w:lang w:val="en-US"/>
+              </w:rPr>
+              <w:t xml:space="preserve"> in Psychology</w:t>
+            </w:r>
+          </w:p>
+          <w:p>
+            <w:pPr>
+              <w:pStyle w:val="NoSpacing"/>
+              <w:spacing w:after="240" w:line="276" w:lineRule="auto"/>
+              <w:jc w:val="both"/>
+              <w:rPr>
+                <w:rFonts w:ascii="Times New Roman" w:hAnsi="Times New Roman"/>
+                <w:lang w:val="en-US"/>
+              </w:rPr>
+            </w:pPr>
+            <w:r>
+              <w:rPr>
+                <w:rFonts w:ascii="Times New Roman" w:hAnsi="Times New Roman"/>
+                <w:lang w:val="en-US"/>
+              </w:rPr>
+              <w:t>Department of Psychological and Brain Sciences, The University of Iowa.</w:t>
+            </w:r>
+          </w:p>
+        </w:tc>
+        <w:tc>
+          <w:tcPr>
+            <w:tcW w:w="1170" w:type="dxa"/>
+          </w:tcPr>
+          <w:p>
+            <w:pPr>
+              <w:pStyle w:val="NoSpacing"/>
+              <w:spacing w:line="276" w:lineRule="auto"/>
+              <w:jc w:val="right"/>
+              <w:rPr>
+                <w:rFonts w:ascii="Times New Roman" w:hAnsi="Times New Roman"/>
+                <w:lang w:val="en-US"/>
+              </w:rPr>
+            </w:pPr>
+            <w:r>
+              <w:rPr>
+                <w:rFonts w:ascii="Times New Roman" w:hAnsi="Times New Roman"/>
+                <w:lang w:val="en-US"/>
+              </w:rPr>
+              <w:t>2016</w:t>
             </w:r>
           </w:p>
         </w:tc>
@@ -437,7 +494,7 @@
       <w:tr>
         <w:tc>
           <w:tcPr>
-            <w:tcW w:w="2358" w:type="dxa"/>
+            <w:tcW w:w="7285" w:type="dxa"/>
           </w:tcPr>
           <w:p>
             <w:pPr>
@@ -454,13 +511,67 @@
                 <w:rFonts w:ascii="Times New Roman" w:hAnsi="Times New Roman"/>
                 <w:lang w:val="en-US"/>
               </w:rPr>
-              <w:t>2016</w:t>
+              <w:t>Psychologist</w:t>
+            </w:r>
+          </w:p>
+          <w:p>
+            <w:pPr>
+              <w:pStyle w:val="NoSpacing"/>
+              <w:spacing w:after="240" w:line="276" w:lineRule="auto"/>
+              <w:jc w:val="both"/>
+              <w:rPr>
+                <w:rFonts w:ascii="Times New Roman" w:hAnsi="Times New Roman"/>
+                <w:noProof/>
+                <w:lang w:val="en-US"/>
+              </w:rPr>
+            </w:pPr>
+            <w:r>
+              <w:rPr>
+                <w:rFonts w:ascii="Times New Roman" w:hAnsi="Times New Roman"/>
+                <w:lang w:val="en-US"/>
+              </w:rPr>
+              <w:t xml:space="preserve">Departamento de Ciencias Sociales, </w:t>
+            </w:r>
+            <w:r>
+              <w:rPr>
+                <w:rFonts w:ascii="Times New Roman" w:hAnsi="Times New Roman"/>
+                <w:lang w:val="en-US"/>
+              </w:rPr>
+              <w:t>Universidad de Chile.</w:t>
             </w:r>
           </w:p>
         </w:tc>
         <w:tc>
           <w:tcPr>
-            <w:tcW w:w="6362" w:type="dxa"/>
+            <w:tcW w:w="1170" w:type="dxa"/>
+            <w:shd w:val="clear" w:color="auto" w:fill="auto"/>
+          </w:tcPr>
+          <w:p>
+            <w:pPr>
+              <w:pStyle w:val="NoSpacing"/>
+              <w:spacing w:line="276" w:lineRule="auto"/>
+              <w:jc w:val="right"/>
+              <w:rPr>
+                <w:rFonts w:ascii="Times New Roman" w:hAnsi="Times New Roman"/>
+                <w:noProof/>
+                <w:lang w:val="en-US"/>
+              </w:rPr>
+            </w:pPr>
+            <w:r>
+              <w:rPr>
+                <w:rFonts w:ascii="Times New Roman" w:hAnsi="Times New Roman"/>
+                <w:noProof/>
+                <w:lang w:val="en-US"/>
+              </w:rPr>
+              <w:t>2013</w:t>
+            </w:r>
+          </w:p>
+        </w:tc>
+      </w:tr>
+      <w:tr>
+        <w:tc>
+          <w:tcPr>
+            <w:tcW w:w="7285" w:type="dxa"/>
           </w:tcPr>
           <w:p>
             <w:pPr>
@@ -477,36 +588,53 @@
                 <w:rFonts w:ascii="Times New Roman" w:hAnsi="Times New Roman"/>
                 <w:lang w:val="en-US"/>
               </w:rPr>
-              <w:t>M</w:t>
-            </w:r>
-            <w:r>
-              <w:rPr>
-                <w:rFonts w:ascii="Times New Roman" w:hAnsi="Times New Roman"/>
-                <w:lang w:val="en-US"/>
-              </w:rPr>
-              <w:t>. A.</w:t>
-            </w:r>
-            <w:r>
-              <w:rPr>
-                <w:rFonts w:ascii="Times New Roman" w:hAnsi="Times New Roman"/>
-                <w:lang w:val="en-US"/>
-              </w:rPr>
-              <w:t xml:space="preserve"> in Psychology. Department of Psychological and Brain Sciences, The University of Iowa.</w:t>
+              <w:t>B. A.</w:t>
+            </w:r>
+            <w:r>
+              <w:rPr>
+                <w:rFonts w:ascii="Times New Roman" w:hAnsi="Times New Roman"/>
+                <w:lang w:val="en-US"/>
+              </w:rPr>
+              <w:t xml:space="preserve"> in Psychology</w:t>
+            </w:r>
+          </w:p>
+          <w:p>
+            <w:pPr>
+              <w:pStyle w:val="NoSpacing"/>
+              <w:spacing w:line="276" w:lineRule="auto"/>
+              <w:jc w:val="both"/>
+              <w:rPr>
+                <w:rFonts w:ascii="Times New Roman" w:hAnsi="Times New Roman"/>
+                <w:noProof/>
+                <w:lang w:val="en-US"/>
+              </w:rPr>
+            </w:pPr>
+            <w:r>
+              <w:rPr>
+                <w:rFonts w:ascii="Times New Roman" w:hAnsi="Times New Roman"/>
+                <w:lang w:val="en-US"/>
+              </w:rPr>
+              <w:t xml:space="preserve">Departamento de Ciencias Sociales, </w:t>
+            </w:r>
+            <w:r>
+              <w:rPr>
+                <w:rFonts w:ascii="Times New Roman" w:hAnsi="Times New Roman"/>
+                <w:lang w:val="en-US"/>
+              </w:rPr>
+              <w:t>Universidad de Chile.</w:t>
             </w:r>
           </w:p>
         </w:tc>
-      </w:tr>
-      <w:tr>
         <w:tc>
           <w:tcPr>
-            <w:tcW w:w="2358" w:type="dxa"/>
+            <w:tcW w:w="1170" w:type="dxa"/>
             <w:shd w:val="clear" w:color="auto" w:fill="auto"/>
           </w:tcPr>
           <w:p>
             <w:pPr>
               <w:pStyle w:val="NoSpacing"/>
               <w:spacing w:line="276" w:lineRule="auto"/>
-              <w:jc w:val="both"/>
+              <w:jc w:val="right"/>
               <w:rPr>
                 <w:rFonts w:ascii="Times New Roman" w:hAnsi="Times New Roman"/>
                 <w:noProof/>
@@ -520,110 +648,6 @@
                 <w:lang w:val="en-US"/>
               </w:rPr>
               <w:t>2013</w:t>
-            </w:r>
-          </w:p>
-        </w:tc>
-        <w:tc>
-          <w:tcPr>
-            <w:tcW w:w="6362" w:type="dxa"/>
-            <w:shd w:val="clear" w:color="auto" w:fill="auto"/>
-          </w:tcPr>
-          <w:p>
-            <w:pPr>
-              <w:pStyle w:val="NoSpacing"/>
-              <w:spacing w:line="276" w:lineRule="auto"/>
-              <w:jc w:val="both"/>
-              <w:rPr>
-                <w:rFonts w:ascii="Times New Roman" w:hAnsi="Times New Roman"/>
-                <w:lang w:val="en-US"/>
-              </w:rPr>
-            </w:pPr>
-            <w:r>
-              <w:rPr>
-                <w:rFonts w:ascii="Times New Roman" w:hAnsi="Times New Roman"/>
-                <w:lang w:val="en-US"/>
-              </w:rPr>
-              <w:t>Psychologist</w:t>
-            </w:r>
-            <w:r>
-              <w:rPr>
-                <w:rFonts w:ascii="Times New Roman" w:hAnsi="Times New Roman"/>
-                <w:lang w:val="en-US"/>
-              </w:rPr>
-              <w:t>.</w:t>
-            </w:r>
-            <w:r>
-              <w:rPr>
-                <w:rFonts w:ascii="Times New Roman" w:hAnsi="Times New Roman"/>
-                <w:lang w:val="en-US"/>
-              </w:rPr>
-              <w:t xml:space="preserve"> Universidad de Chile. Graduated with Maximum Distinction.</w:t>
-            </w:r>
-          </w:p>
-        </w:tc>
-      </w:tr>
-      <w:tr>
-        <w:tc>
-          <w:tcPr>
-            <w:tcW w:w="2358" w:type="dxa"/>
-            <w:shd w:val="clear" w:color="auto" w:fill="auto"/>
-          </w:tcPr>
-          <w:p>
-            <w:pPr>
-              <w:pStyle w:val="NoSpacing"/>
-              <w:spacing w:line="276" w:lineRule="auto"/>
-              <w:jc w:val="both"/>
-              <w:rPr>
-                <w:rFonts w:ascii="Times New Roman" w:hAnsi="Times New Roman"/>
-                <w:noProof/>
-                <w:lang w:val="en-US"/>
-              </w:rPr>
-            </w:pPr>
-            <w:r>
-              <w:rPr>
-                <w:rFonts w:ascii="Times New Roman" w:hAnsi="Times New Roman"/>
-                <w:noProof/>
-                <w:lang w:val="en-US"/>
-              </w:rPr>
-              <w:t>2013</w:t>
-            </w:r>
-          </w:p>
-        </w:tc>
-        <w:tc>
-          <w:tcPr>
-            <w:tcW w:w="6362" w:type="dxa"/>
-            <w:shd w:val="clear" w:color="auto" w:fill="auto"/>
-          </w:tcPr>
-          <w:p>
-            <w:pPr>
-              <w:pStyle w:val="NoSpacing"/>
-              <w:spacing w:line="276" w:lineRule="auto"/>
-              <w:jc w:val="both"/>
-              <w:rPr>
-                <w:rFonts w:ascii="Times New Roman" w:hAnsi="Times New Roman"/>
-                <w:lang w:val="en-US"/>
-              </w:rPr>
-            </w:pPr>
-            <w:r>
-              <w:rPr>
-                <w:rFonts w:ascii="Times New Roman" w:hAnsi="Times New Roman"/>
-                <w:lang w:val="en-US"/>
-              </w:rPr>
-              <w:t>B. A.</w:t>
-            </w:r>
-            <w:r>
-              <w:rPr>
-                <w:rFonts w:ascii="Times New Roman" w:hAnsi="Times New Roman"/>
-                <w:lang w:val="en-US"/>
-              </w:rPr>
-              <w:t xml:space="preserve"> in Psychology.</w:t>
-            </w:r>
-            <w:r>
-              <w:rPr>
-                <w:rFonts w:ascii="Times New Roman" w:hAnsi="Times New Roman"/>
-                <w:lang w:val="en-US"/>
-              </w:rPr>
-              <w:t xml:space="preserve"> Universidad de Chile. Graduated with Distinction.</w:t>
             </w:r>
           </w:p>
         </w:tc>
@@ -741,7 +765,26 @@
           <w:lang w:val="en-US"/>
         </w:rPr>
         <w:tab/>
-        <w:t xml:space="preserve">    </w:t>
+      </w:r>
+      <w:r>
+        <w:rPr>
+          <w:rFonts w:ascii="Times New Roman" w:hAnsi="Times New Roman"/>
+          <w:b/>
+          <w:sz w:val="24"/>
+          <w:u w:val="single"/>
+          <w:lang w:val="en-US"/>
+        </w:rPr>
+        <w:t>_</w:t>
+      </w:r>
+      <w:r>
+        <w:rPr>
+          <w:rFonts w:ascii="Times New Roman" w:hAnsi="Times New Roman"/>
+          <w:b/>
+          <w:sz w:val="24"/>
+          <w:u w:val="single"/>
+          <w:lang w:val="en-US"/>
+        </w:rPr>
+        <w:t xml:space="preserve"> </w:t>
       </w:r>
     </w:p>
     <w:tbl>
@@ -759,9 +802,8 @@
         <w:tblLook w:val="04A0" w:firstRow="1" w:lastRow="0" w:firstColumn="1" w:lastColumn="0" w:noHBand="0" w:noVBand="1"/>
       </w:tblPr>
       <w:tblGrid>
-        <w:gridCol w:w="1164"/>
-        <w:gridCol w:w="1146"/>
-        <w:gridCol w:w="6194"/>
+        <w:gridCol w:w="7285"/>
+        <w:gridCol w:w="1170"/>
       </w:tblGrid>
       <w:tr>
         <w:trPr>
@@ -769,7 +811,8 @@
         </w:trPr>
         <w:tc>
           <w:tcPr>
-            <w:tcW w:w="1179" w:type="dxa"/>
+            <w:tcW w:w="7285" w:type="dxa"/>
+            <w:shd w:val="clear" w:color="auto" w:fill="auto"/>
           </w:tcPr>
           <w:p>
             <w:pPr>
@@ -777,61 +820,66 @@
               <w:spacing w:line="276" w:lineRule="auto"/>
               <w:jc w:val="both"/>
               <w:rPr>
-                <w:rFonts w:ascii="Times New Roman" w:hAnsi="Times New Roman"/>
-                <w:noProof/>
+                <w:rFonts w:ascii="Times New Roman" w:eastAsia="Times New Roman" w:hAnsi="Times New Roman"/>
+                <w:bCs/>
+                <w:iCs/>
                 <w:lang w:val="en-US"/>
               </w:rPr>
             </w:pPr>
             <w:r>
               <w:rPr>
-                <w:rFonts w:ascii="Times New Roman" w:hAnsi="Times New Roman"/>
-                <w:noProof/>
-                <w:lang w:val="en-US"/>
-              </w:rPr>
-              <w:t>2018</w:t>
+                <w:rFonts w:ascii="Times New Roman" w:eastAsia="Times New Roman" w:hAnsi="Times New Roman"/>
+                <w:bCs/>
+                <w:iCs/>
+                <w:lang w:val="en-US"/>
+              </w:rPr>
+              <w:t>Ballard-Seashore Dissertation Fellowship.</w:t>
+            </w:r>
+          </w:p>
+          <w:p>
+            <w:pPr>
+              <w:pStyle w:val="NoSpacing"/>
+              <w:spacing w:after="240" w:line="276" w:lineRule="auto"/>
+              <w:jc w:val="both"/>
+              <w:rPr>
+                <w:rFonts w:ascii="Times New Roman" w:eastAsia="Times New Roman" w:hAnsi="Times New Roman"/>
+                <w:bCs/>
+                <w:iCs/>
+                <w:lang w:val="en-US"/>
+              </w:rPr>
+            </w:pPr>
+            <w:r>
+              <w:rPr>
+                <w:rFonts w:ascii="Times New Roman" w:eastAsia="Times New Roman" w:hAnsi="Times New Roman"/>
+                <w:bCs/>
+                <w:iCs/>
+                <w:lang w:val="en-US"/>
+              </w:rPr>
+              <w:t>Department of Psychological and Brain Sciences, The University of Iowa.</w:t>
             </w:r>
           </w:p>
         </w:tc>
         <w:tc>
           <w:tcPr>
-            <w:tcW w:w="1179" w:type="dxa"/>
+            <w:tcW w:w="1170" w:type="dxa"/>
           </w:tcPr>
           <w:p>
             <w:pPr>
               <w:pStyle w:val="NoSpacing"/>
               <w:spacing w:line="276" w:lineRule="auto"/>
-              <w:jc w:val="both"/>
+              <w:jc w:val="right"/>
               <w:rPr>
                 <w:rFonts w:ascii="Times New Roman" w:hAnsi="Times New Roman"/>
                 <w:lang w:val="en-US"/>
               </w:rPr>
             </w:pPr>
-          </w:p>
-        </w:tc>
-        <w:tc>
-          <w:tcPr>
-            <w:tcW w:w="6362" w:type="dxa"/>
-          </w:tcPr>
-          <w:p>
-            <w:pPr>
-              <w:pStyle w:val="NoSpacing"/>
-              <w:spacing w:line="276" w:lineRule="auto"/>
-              <w:jc w:val="both"/>
-              <w:rPr>
-                <w:rFonts w:ascii="Times New Roman" w:eastAsia="Times New Roman" w:hAnsi="Times New Roman"/>
-                <w:bCs/>
-                <w:iCs/>
-                <w:lang w:val="en-US"/>
-              </w:rPr>
-            </w:pPr>
-            <w:r>
-              <w:rPr>
-                <w:rFonts w:ascii="Times New Roman" w:eastAsia="Times New Roman" w:hAnsi="Times New Roman"/>
-                <w:bCs/>
-                <w:iCs/>
-                <w:lang w:val="en-US"/>
-              </w:rPr>
-              <w:t>Ballard-Seashore Dissertation Fellowship. Department of Psychological and Brain Sciences, The University of Iowa.</w:t>
+            <w:r>
+              <w:rPr>
+                <w:rFonts w:ascii="Times New Roman" w:hAnsi="Times New Roman"/>
+                <w:noProof/>
+                <w:lang w:val="en-US"/>
+              </w:rPr>
+              <w:t>2018</w:t>
             </w:r>
           </w:p>
         </w:tc>
@@ -842,7 +890,8 @@
         </w:trPr>
         <w:tc>
           <w:tcPr>
-            <w:tcW w:w="1179" w:type="dxa"/>
+            <w:tcW w:w="7285" w:type="dxa"/>
+            <w:shd w:val="clear" w:color="auto" w:fill="auto"/>
           </w:tcPr>
           <w:p>
             <w:pPr>
@@ -850,24 +899,75 @@
               <w:spacing w:line="276" w:lineRule="auto"/>
               <w:jc w:val="both"/>
               <w:rPr>
-                <w:rFonts w:ascii="Times New Roman" w:hAnsi="Times New Roman"/>
-                <w:noProof/>
+                <w:rFonts w:ascii="Times New Roman" w:eastAsia="Times New Roman" w:hAnsi="Times New Roman"/>
+                <w:bCs/>
+                <w:iCs/>
                 <w:lang w:val="en-US"/>
               </w:rPr>
             </w:pPr>
             <w:r>
               <w:rPr>
-                <w:rFonts w:ascii="Times New Roman" w:hAnsi="Times New Roman"/>
-                <w:noProof/>
-                <w:lang w:val="en-US"/>
-              </w:rPr>
-              <w:t>2016</w:t>
+                <w:rFonts w:ascii="Times New Roman" w:eastAsia="Times New Roman" w:hAnsi="Times New Roman"/>
+                <w:bCs/>
+                <w:iCs/>
+                <w:lang w:val="en-US"/>
+              </w:rPr>
+              <w:t>J. R. Simon Early Scholarship Potential Award.</w:t>
+            </w:r>
+          </w:p>
+          <w:p>
+            <w:pPr>
+              <w:pStyle w:val="NoSpacing"/>
+              <w:spacing w:after="240" w:line="276" w:lineRule="auto"/>
+              <w:jc w:val="both"/>
+              <w:rPr>
+                <w:rFonts w:ascii="Times New Roman" w:eastAsia="Times New Roman" w:hAnsi="Times New Roman"/>
+                <w:bCs/>
+                <w:iCs/>
+                <w:lang w:val="en-US"/>
+              </w:rPr>
+            </w:pPr>
+            <w:r>
+              <w:rPr>
+                <w:rFonts w:ascii="Times New Roman" w:eastAsia="Times New Roman" w:hAnsi="Times New Roman"/>
+                <w:bCs/>
+                <w:iCs/>
+                <w:lang w:val="en-US"/>
+              </w:rPr>
+              <w:t>Department of Psychological and Brain Sciences, The University of Iowa.</w:t>
             </w:r>
           </w:p>
         </w:tc>
         <w:tc>
           <w:tcPr>
-            <w:tcW w:w="1179" w:type="dxa"/>
+            <w:tcW w:w="1170" w:type="dxa"/>
+          </w:tcPr>
+          <w:p>
+            <w:pPr>
+              <w:pStyle w:val="NoSpacing"/>
+              <w:spacing w:line="276" w:lineRule="auto"/>
+              <w:jc w:val="right"/>
+              <w:rPr>
+                <w:rFonts w:ascii="Times New Roman" w:hAnsi="Times New Roman"/>
+                <w:lang w:val="en-US"/>
+              </w:rPr>
+            </w:pPr>
+            <w:r>
+              <w:rPr>
+                <w:rFonts w:ascii="Times New Roman" w:hAnsi="Times New Roman"/>
+                <w:noProof/>
+                <w:lang w:val="en-US"/>
+              </w:rPr>
+              <w:t>2016</w:t>
+            </w:r>
+          </w:p>
+        </w:tc>
+      </w:tr>
+      <w:tr>
+        <w:tc>
+          <w:tcPr>
+            <w:tcW w:w="7285" w:type="dxa"/>
+            <w:shd w:val="clear" w:color="auto" w:fill="auto"/>
           </w:tcPr>
           <w:p>
             <w:pPr>
@@ -879,11 +979,69 @@
                 <w:lang w:val="en-US"/>
               </w:rPr>
             </w:pPr>
+            <w:r>
+              <w:rPr>
+                <w:rFonts w:ascii="Times New Roman" w:hAnsi="Times New Roman"/>
+                <w:lang w:val="en-US"/>
+              </w:rPr>
+              <w:t>Fulbright scholarship for doctoral students.</w:t>
+            </w:r>
+          </w:p>
+          <w:p>
+            <w:pPr>
+              <w:pStyle w:val="NoSpacing"/>
+              <w:spacing w:after="240" w:line="276" w:lineRule="auto"/>
+              <w:jc w:val="both"/>
+              <w:rPr>
+                <w:rFonts w:ascii="Times New Roman" w:hAnsi="Times New Roman"/>
+                <w:lang w:val="en-US"/>
+              </w:rPr>
+            </w:pPr>
+            <w:r>
+              <w:rPr>
+                <w:rFonts w:ascii="Times New Roman" w:hAnsi="Times New Roman"/>
+                <w:lang w:val="en-US"/>
+              </w:rPr>
+              <w:t>The Fulbright Commission.</w:t>
+            </w:r>
           </w:p>
         </w:tc>
         <w:tc>
           <w:tcPr>
-            <w:tcW w:w="6362" w:type="dxa"/>
+            <w:tcW w:w="1170" w:type="dxa"/>
+          </w:tcPr>
+          <w:p>
+            <w:pPr>
+              <w:pStyle w:val="NoSpacing"/>
+              <w:spacing w:line="276" w:lineRule="auto"/>
+              <w:jc w:val="right"/>
+              <w:rPr>
+                <w:rFonts w:ascii="Times New Roman" w:hAnsi="Times New Roman"/>
+                <w:lang w:val="en-US"/>
+              </w:rPr>
+            </w:pPr>
+            <w:r>
+              <w:rPr>
+                <w:rFonts w:ascii="Times New Roman" w:hAnsi="Times New Roman"/>
+                <w:lang w:val="en-US"/>
+              </w:rPr>
+              <w:t>2014</w:t>
+            </w:r>
+            <w:r>
+              <w:rPr>
+                <w:rFonts w:ascii="Times New Roman" w:hAnsi="Times New Roman"/>
+                <w:lang w:val="en-US"/>
+              </w:rPr>
+              <w:t>-2018</w:t>
+            </w:r>
+          </w:p>
+        </w:tc>
+      </w:tr>
+      <w:tr>
+        <w:tc>
+          <w:tcPr>
+            <w:tcW w:w="7285" w:type="dxa"/>
+            <w:shd w:val="clear" w:color="auto" w:fill="auto"/>
           </w:tcPr>
           <w:p>
             <w:pPr>
@@ -891,20 +1049,68 @@
               <w:spacing w:line="276" w:lineRule="auto"/>
               <w:jc w:val="both"/>
               <w:rPr>
-                <w:rFonts w:ascii="Times New Roman" w:eastAsia="Times New Roman" w:hAnsi="Times New Roman"/>
-                <w:bCs/>
-                <w:iCs/>
-                <w:lang w:val="en-US"/>
+                <w:rFonts w:ascii="Times New Roman" w:hAnsi="Times New Roman"/>
+                <w:lang w:val="es-CL"/>
               </w:rPr>
             </w:pPr>
             <w:r>
               <w:rPr>
-                <w:rFonts w:ascii="Times New Roman" w:eastAsia="Times New Roman" w:hAnsi="Times New Roman"/>
-                <w:bCs/>
-                <w:iCs/>
-                <w:lang w:val="en-US"/>
-              </w:rPr>
-              <w:t>J. R. Simon Early Scholarship Potential Award. Department of Psychological and Brain Sciences, The University of Iowa.</w:t>
+                <w:rFonts w:ascii="Times New Roman" w:hAnsi="Times New Roman"/>
+                <w:lang w:val="es-CL"/>
+              </w:rPr>
+              <w:t>Beca para estudios de doctorado en el extranjero.</w:t>
+            </w:r>
+          </w:p>
+          <w:p>
+            <w:pPr>
+              <w:pStyle w:val="NoSpacing"/>
+              <w:spacing w:after="240" w:line="276" w:lineRule="auto"/>
+              <w:jc w:val="both"/>
+              <w:rPr>
+                <w:rFonts w:ascii="Times New Roman" w:hAnsi="Times New Roman"/>
+                <w:noProof/>
+                <w:lang w:val="en-US"/>
+              </w:rPr>
+            </w:pPr>
+            <w:r>
+              <w:rPr>
+                <w:rFonts w:ascii="Times New Roman" w:hAnsi="Times New Roman"/>
+                <w:lang w:val="es-CL"/>
+              </w:rPr>
+              <w:t>Becas Chile, Comisión Nacional de Investigación Científica y Tecnológica.</w:t>
+            </w:r>
+          </w:p>
+        </w:tc>
+        <w:tc>
+          <w:tcPr>
+            <w:tcW w:w="1170" w:type="dxa"/>
+          </w:tcPr>
+          <w:p>
+            <w:pPr>
+              <w:pStyle w:val="NoSpacing"/>
+              <w:spacing w:line="276" w:lineRule="auto"/>
+              <w:jc w:val="right"/>
+              <w:rPr>
+                <w:rFonts w:ascii="Times New Roman" w:hAnsi="Times New Roman"/>
+                <w:noProof/>
+                <w:lang w:val="en-US"/>
+              </w:rPr>
+            </w:pPr>
+            <w:r>
+              <w:rPr>
+                <w:rFonts w:ascii="Times New Roman" w:hAnsi="Times New Roman"/>
+                <w:noProof/>
+                <w:lang w:val="en-US"/>
+              </w:rPr>
+              <w:t>2014</w:t>
+            </w:r>
+            <w:r>
+              <w:rPr>
+                <w:rFonts w:ascii="Times New Roman" w:hAnsi="Times New Roman"/>
+                <w:noProof/>
+                <w:lang w:val="en-US"/>
+              </w:rPr>
+              <w:t>-2018</w:t>
             </w:r>
           </w:p>
         </w:tc>
@@ -912,7 +1118,8 @@
       <w:tr>
         <w:tc>
           <w:tcPr>
-            <w:tcW w:w="1179" w:type="dxa"/>
+            <w:tcW w:w="7285" w:type="dxa"/>
+            <w:shd w:val="clear" w:color="auto" w:fill="auto"/>
           </w:tcPr>
           <w:p>
             <w:pPr>
@@ -921,21 +1128,68 @@
               <w:jc w:val="both"/>
               <w:rPr>
                 <w:rFonts w:ascii="Times New Roman" w:hAnsi="Times New Roman"/>
-                <w:lang w:val="en-US"/>
+                <w:lang w:val="es-CL"/>
               </w:rPr>
             </w:pPr>
             <w:r>
               <w:rPr>
                 <w:rFonts w:ascii="Times New Roman" w:hAnsi="Times New Roman"/>
-                <w:lang w:val="en-US"/>
-              </w:rPr>
-              <w:t>2014-</w:t>
+                <w:lang w:val="es-CL"/>
+              </w:rPr>
+              <w:t xml:space="preserve">Proyecto Semilla. </w:t>
+            </w:r>
+          </w:p>
+          <w:p>
+            <w:pPr>
+              <w:pStyle w:val="NoSpacing"/>
+              <w:spacing w:after="240" w:line="276" w:lineRule="auto"/>
+              <w:jc w:val="both"/>
+              <w:rPr>
+                <w:rFonts w:ascii="Times New Roman" w:hAnsi="Times New Roman"/>
+                <w:noProof/>
+                <w:lang w:val="en-US"/>
+              </w:rPr>
+            </w:pPr>
+            <w:r>
+              <w:rPr>
+                <w:rFonts w:ascii="Times New Roman" w:hAnsi="Times New Roman"/>
+                <w:lang w:val="es-CL"/>
+              </w:rPr>
+              <w:t>Departamento de Psicología, Universidad de Chile.</w:t>
             </w:r>
           </w:p>
         </w:tc>
         <w:tc>
           <w:tcPr>
-            <w:tcW w:w="1179" w:type="dxa"/>
+            <w:tcW w:w="1170" w:type="dxa"/>
+          </w:tcPr>
+          <w:p>
+            <w:pPr>
+              <w:pStyle w:val="NoSpacing"/>
+              <w:spacing w:line="276" w:lineRule="auto"/>
+              <w:jc w:val="right"/>
+              <w:rPr>
+                <w:rFonts w:ascii="Times New Roman" w:hAnsi="Times New Roman"/>
+                <w:noProof/>
+                <w:lang w:val="en-US"/>
+              </w:rPr>
+            </w:pPr>
+            <w:r>
+              <w:rPr>
+                <w:rFonts w:ascii="Times New Roman" w:hAnsi="Times New Roman"/>
+                <w:noProof/>
+                <w:lang w:val="en-US"/>
+              </w:rPr>
+              <w:t>2013</w:t>
+            </w:r>
+          </w:p>
+        </w:tc>
+      </w:tr>
+      <w:tr>
+        <w:tc>
+          <w:tcPr>
+            <w:tcW w:w="7285" w:type="dxa"/>
+            <w:shd w:val="clear" w:color="auto" w:fill="auto"/>
           </w:tcPr>
           <w:p>
             <w:pPr>
@@ -944,226 +1198,59 @@
               <w:jc w:val="both"/>
               <w:rPr>
                 <w:rFonts w:ascii="Times New Roman" w:hAnsi="Times New Roman"/>
-                <w:lang w:val="en-US"/>
+                <w:lang w:val="es-CL"/>
               </w:rPr>
             </w:pPr>
+            <w:r>
+              <w:rPr>
+                <w:rFonts w:ascii="Times New Roman" w:hAnsi="Times New Roman"/>
+                <w:lang w:val="es-CL"/>
+              </w:rPr>
+              <w:t>Beca de Excelencia Académica.</w:t>
+            </w:r>
+          </w:p>
+          <w:p>
+            <w:pPr>
+              <w:pStyle w:val="NoSpacing"/>
+              <w:spacing w:line="276" w:lineRule="auto"/>
+              <w:jc w:val="both"/>
+              <w:rPr>
+                <w:rFonts w:ascii="Times New Roman" w:hAnsi="Times New Roman"/>
+                <w:noProof/>
+                <w:lang w:val="en-US"/>
+              </w:rPr>
+            </w:pPr>
+            <w:r>
+              <w:rPr>
+                <w:rFonts w:ascii="Times New Roman" w:hAnsi="Times New Roman"/>
+                <w:lang w:val="es-CL"/>
+              </w:rPr>
+              <w:t>Ministerio de Educación de Chile.</w:t>
+            </w:r>
           </w:p>
         </w:tc>
         <w:tc>
           <w:tcPr>
-            <w:tcW w:w="6362" w:type="dxa"/>
+            <w:tcW w:w="1170" w:type="dxa"/>
           </w:tcPr>
           <w:p>
             <w:pPr>
               <w:pStyle w:val="NoSpacing"/>
               <w:spacing w:line="276" w:lineRule="auto"/>
-              <w:jc w:val="both"/>
-              <w:rPr>
-                <w:rFonts w:ascii="Times New Roman" w:hAnsi="Times New Roman"/>
+              <w:jc w:val="right"/>
+              <w:rPr>
+                <w:rFonts w:ascii="Times New Roman" w:hAnsi="Times New Roman"/>
+                <w:noProof/>
                 <w:lang w:val="en-US"/>
               </w:rPr>
             </w:pPr>
             <w:r>
               <w:rPr>
                 <w:rFonts w:ascii="Times New Roman" w:hAnsi="Times New Roman"/>
-                <w:lang w:val="en-US"/>
-              </w:rPr>
-              <w:t>Fulbright scholarship for doctoral students. The Fulbright Commission.</w:t>
-            </w:r>
-          </w:p>
-        </w:tc>
-      </w:tr>
-      <w:tr>
-        <w:tc>
-          <w:tcPr>
-            <w:tcW w:w="2358" w:type="dxa"/>
-            <w:gridSpan w:val="2"/>
-          </w:tcPr>
-          <w:p>
-            <w:pPr>
-              <w:pStyle w:val="NoSpacing"/>
-              <w:spacing w:line="276" w:lineRule="auto"/>
-              <w:jc w:val="both"/>
-              <w:rPr>
-                <w:rFonts w:ascii="Times New Roman" w:hAnsi="Times New Roman"/>
-                <w:noProof/>
-                <w:lang w:val="en-US"/>
-              </w:rPr>
-            </w:pPr>
-            <w:r>
-              <w:rPr>
-                <w:rFonts w:ascii="Times New Roman" w:hAnsi="Times New Roman"/>
-                <w:noProof/>
-                <w:lang w:val="en-US"/>
-              </w:rPr>
-              <w:t>2014-</w:t>
-            </w:r>
-          </w:p>
-        </w:tc>
-        <w:tc>
-          <w:tcPr>
-            <w:tcW w:w="6362" w:type="dxa"/>
-          </w:tcPr>
-          <w:p>
-            <w:pPr>
-              <w:pStyle w:val="NoSpacing"/>
-              <w:spacing w:line="276" w:lineRule="auto"/>
-              <w:jc w:val="both"/>
-              <w:rPr>
-                <w:rFonts w:ascii="Times New Roman" w:hAnsi="Times New Roman"/>
-                <w:lang w:val="es-CL"/>
-              </w:rPr>
-            </w:pPr>
-            <w:r>
-              <w:rPr>
-                <w:rFonts w:ascii="Times New Roman" w:hAnsi="Times New Roman"/>
-                <w:lang w:val="es-CL"/>
-              </w:rPr>
-              <w:t xml:space="preserve">Beca para estudios de doctorado en el extranjero. Becas Chile, </w:t>
-            </w:r>
-            <w:r>
-              <w:rPr>
-                <w:rFonts w:ascii="Times New Roman" w:hAnsi="Times New Roman"/>
-                <w:lang w:val="es-CL"/>
-              </w:rPr>
-              <w:t>Comisión Nacional de Investigación Científica y Tecnológica.</w:t>
-            </w:r>
-          </w:p>
-        </w:tc>
-      </w:tr>
-      <w:tr>
-        <w:tc>
-          <w:tcPr>
-            <w:tcW w:w="2358" w:type="dxa"/>
-            <w:gridSpan w:val="2"/>
-          </w:tcPr>
-          <w:p>
-            <w:pPr>
-              <w:pStyle w:val="NoSpacing"/>
-              <w:spacing w:line="276" w:lineRule="auto"/>
-              <w:jc w:val="both"/>
-              <w:rPr>
-                <w:rFonts w:ascii="Times New Roman" w:hAnsi="Times New Roman"/>
-                <w:noProof/>
-                <w:lang w:val="en-US"/>
-              </w:rPr>
-            </w:pPr>
-            <w:r>
-              <w:rPr>
-                <w:rFonts w:ascii="Times New Roman" w:hAnsi="Times New Roman"/>
-                <w:noProof/>
-                <w:lang w:val="en-US"/>
-              </w:rPr>
-              <w:t>2013</w:t>
-            </w:r>
-          </w:p>
-        </w:tc>
-        <w:tc>
-          <w:tcPr>
-            <w:tcW w:w="6362" w:type="dxa"/>
-          </w:tcPr>
-          <w:p>
-            <w:pPr>
-              <w:pStyle w:val="NoSpacing"/>
-              <w:spacing w:line="276" w:lineRule="auto"/>
-              <w:jc w:val="both"/>
-              <w:rPr>
-                <w:rFonts w:ascii="Times New Roman" w:hAnsi="Times New Roman"/>
-                <w:lang w:val="es-CL"/>
-              </w:rPr>
-            </w:pPr>
-            <w:r>
-              <w:rPr>
-                <w:rFonts w:ascii="Times New Roman" w:hAnsi="Times New Roman"/>
-                <w:lang w:val="es-CL"/>
-              </w:rPr>
-              <w:t>Proyecto Semilla. Departamento de Psicología, Universidad de Chile</w:t>
-            </w:r>
-            <w:r>
-              <w:rPr>
-                <w:rFonts w:ascii="Times New Roman" w:hAnsi="Times New Roman"/>
-                <w:lang w:val="es-CL"/>
-              </w:rPr>
-              <w:t>.</w:t>
-            </w:r>
-          </w:p>
-        </w:tc>
-      </w:tr>
-      <w:tr>
-        <w:tc>
-          <w:tcPr>
-            <w:tcW w:w="2358" w:type="dxa"/>
-            <w:gridSpan w:val="2"/>
-          </w:tcPr>
-          <w:p>
-            <w:pPr>
-              <w:pStyle w:val="NoSpacing"/>
-              <w:spacing w:line="276" w:lineRule="auto"/>
-              <w:jc w:val="both"/>
-              <w:rPr>
-                <w:rFonts w:ascii="Times New Roman" w:hAnsi="Times New Roman"/>
-                <w:noProof/>
-                <w:lang w:val="en-US"/>
-              </w:rPr>
-            </w:pPr>
-            <w:r>
-              <w:rPr>
-                <w:rFonts w:ascii="Times New Roman" w:hAnsi="Times New Roman"/>
                 <w:noProof/>
                 <w:lang w:val="en-US"/>
               </w:rPr>
               <w:t>2008-2013</w:t>
-            </w:r>
-          </w:p>
-        </w:tc>
-        <w:tc>
-          <w:tcPr>
-            <w:tcW w:w="6362" w:type="dxa"/>
-          </w:tcPr>
-          <w:p>
-            <w:pPr>
-              <w:pStyle w:val="NoSpacing"/>
-              <w:spacing w:line="276" w:lineRule="auto"/>
-              <w:jc w:val="both"/>
-              <w:rPr>
-                <w:rFonts w:ascii="Times New Roman" w:hAnsi="Times New Roman"/>
-                <w:lang w:val="es-CL"/>
-              </w:rPr>
-            </w:pPr>
-            <w:r>
-              <w:rPr>
-                <w:rFonts w:ascii="Times New Roman" w:hAnsi="Times New Roman"/>
-                <w:lang w:val="es-CL"/>
-              </w:rPr>
-              <w:t>Beca de Excelencia Académica</w:t>
-            </w:r>
-            <w:r>
-              <w:rPr>
-                <w:rFonts w:ascii="Times New Roman" w:hAnsi="Times New Roman"/>
-                <w:lang w:val="es-CL"/>
-              </w:rPr>
-              <w:t>.</w:t>
-            </w:r>
-            <w:r>
-              <w:rPr>
-                <w:rFonts w:ascii="Times New Roman" w:hAnsi="Times New Roman"/>
-                <w:lang w:val="es-CL"/>
-              </w:rPr>
-              <w:t xml:space="preserve"> Ministerio de Educación</w:t>
-            </w:r>
-            <w:r>
-              <w:rPr>
-                <w:rFonts w:ascii="Times New Roman" w:hAnsi="Times New Roman"/>
-                <w:lang w:val="es-CL"/>
-              </w:rPr>
-              <w:t xml:space="preserve"> de Chile</w:t>
-            </w:r>
-            <w:r>
-              <w:rPr>
-                <w:rFonts w:ascii="Times New Roman" w:hAnsi="Times New Roman"/>
-                <w:lang w:val="es-CL"/>
-              </w:rPr>
-              <w:t>.</w:t>
             </w:r>
           </w:p>
         </w:tc>
@@ -1176,6 +1263,8 @@
         <w:rPr>
           <w:rFonts w:ascii="Times New Roman" w:hAnsi="Times New Roman"/>
           <w:b/>
+          <w:sz w:val="24"/>
+          <w:u w:val="single"/>
         </w:rPr>
       </w:pPr>
     </w:p>
@@ -1197,9 +1286,29 @@
           <w:b/>
           <w:sz w:val="24"/>
           <w:u w:val="single"/>
-          <w:lang w:val="en-US"/>
-        </w:rPr>
-        <w:t>Professional Affiliations</w:t>
+        </w:rPr>
+        <w:br w:type="column"/>
+      </w:r>
+      <w:r>
+        <w:rPr>
+          <w:rFonts w:ascii="Times New Roman" w:hAnsi="Times New Roman"/>
+          <w:b/>
+          <w:sz w:val="24"/>
+          <w:u w:val="single"/>
+          <w:lang w:val="en-US"/>
+        </w:rPr>
+        <w:lastRenderedPageBreak/>
+        <w:t>Research</w:t>
+      </w:r>
+      <w:r>
+        <w:rPr>
+          <w:rFonts w:ascii="Times New Roman" w:hAnsi="Times New Roman"/>
+          <w:b/>
+          <w:sz w:val="24"/>
+          <w:u w:val="single"/>
+          <w:lang w:val="en-US"/>
+        </w:rPr>
+        <w:t xml:space="preserve"> Experience</w:t>
       </w:r>
       <w:r>
         <w:rPr>
@@ -1308,13 +1417,13 @@
         <w:tblLook w:val="04A0" w:firstRow="1" w:lastRow="0" w:firstColumn="1" w:lastColumn="0" w:noHBand="0" w:noVBand="1"/>
       </w:tblPr>
       <w:tblGrid>
-        <w:gridCol w:w="2302"/>
-        <w:gridCol w:w="6202"/>
+        <w:gridCol w:w="7285"/>
+        <w:gridCol w:w="1170"/>
       </w:tblGrid>
       <w:tr>
         <w:tc>
           <w:tcPr>
-            <w:tcW w:w="2358" w:type="dxa"/>
+            <w:tcW w:w="7285" w:type="dxa"/>
           </w:tcPr>
           <w:p>
             <w:pPr>
@@ -1323,6 +1432,8 @@
               <w:jc w:val="both"/>
               <w:rPr>
                 <w:rFonts w:ascii="Times New Roman" w:hAnsi="Times New Roman"/>
+                <w:b/>
+                <w:bCs/>
                 <w:noProof/>
                 <w:lang w:val="en-US"/>
               </w:rPr>
@@ -1330,16 +1441,18 @@
             <w:r>
               <w:rPr>
                 <w:rFonts w:ascii="Times New Roman" w:hAnsi="Times New Roman"/>
-                <w:noProof/>
-                <w:lang w:val="en-US"/>
-              </w:rPr>
-              <w:t>2016</w:t>
+                <w:b/>
+                <w:bCs/>
+                <w:noProof/>
+                <w:lang w:val="en-US"/>
+              </w:rPr>
+              <w:t>Doctoral Student -  The University of Iowa</w:t>
             </w:r>
           </w:p>
         </w:tc>
         <w:tc>
           <w:tcPr>
-            <w:tcW w:w="6362" w:type="dxa"/>
+            <w:tcW w:w="1170" w:type="dxa"/>
           </w:tcPr>
           <w:p>
             <w:pPr>
@@ -1348,15 +1461,21 @@
               <w:jc w:val="both"/>
               <w:rPr>
                 <w:rFonts w:ascii="Times New Roman" w:hAnsi="Times New Roman"/>
+                <w:b/>
+                <w:bCs/>
+                <w:noProof/>
                 <w:lang w:val="en-US"/>
               </w:rPr>
             </w:pPr>
             <w:r>
               <w:rPr>
                 <w:rFonts w:ascii="Times New Roman" w:hAnsi="Times New Roman"/>
-                <w:lang w:val="en-US"/>
-              </w:rPr>
-              <w:t>Association for Psychological Science</w:t>
+                <w:b/>
+                <w:bCs/>
+                <w:noProof/>
+                <w:lang w:val="en-US"/>
+              </w:rPr>
+              <w:t>2014-2020</w:t>
             </w:r>
           </w:p>
         </w:tc>
@@ -1364,7 +1483,722 @@
       <w:tr>
         <w:tc>
           <w:tcPr>
-            <w:tcW w:w="2358" w:type="dxa"/>
+            <w:tcW w:w="7285" w:type="dxa"/>
+          </w:tcPr>
+          <w:p>
+            <w:pPr>
+              <w:pStyle w:val="NoSpacing"/>
+              <w:numPr>
+                <w:ilvl w:val="0"/>
+                <w:numId w:val="17"/>
+              </w:numPr>
+              <w:spacing w:line="276" w:lineRule="auto"/>
+              <w:ind w:left="337" w:hanging="270"/>
+              <w:jc w:val="both"/>
+              <w:rPr>
+                <w:rFonts w:ascii="Times New Roman" w:hAnsi="Times New Roman"/>
+                <w:noProof/>
+                <w:lang w:val="en-US"/>
+              </w:rPr>
+            </w:pPr>
+            <w:r>
+              <w:rPr>
+                <w:rFonts w:ascii="Times New Roman" w:hAnsi="Times New Roman"/>
+                <w:noProof/>
+                <w:lang w:val="en-US"/>
+              </w:rPr>
+              <w:t>Studied several psychological phenomena in pigeons</w:t>
+            </w:r>
+            <w:r>
+              <w:rPr>
+                <w:rFonts w:ascii="Times New Roman" w:hAnsi="Times New Roman"/>
+                <w:noProof/>
+                <w:lang w:val="en-US"/>
+              </w:rPr>
+              <w:t xml:space="preserve"> and humans</w:t>
+            </w:r>
+            <w:r>
+              <w:rPr>
+                <w:rFonts w:ascii="Times New Roman" w:hAnsi="Times New Roman"/>
+                <w:noProof/>
+                <w:lang w:val="en-US"/>
+              </w:rPr>
+              <w:t xml:space="preserve">, including </w:t>
+            </w:r>
+            <w:r>
+              <w:rPr>
+                <w:rFonts w:ascii="Times New Roman" w:hAnsi="Times New Roman"/>
+                <w:noProof/>
+                <w:lang w:val="en-US"/>
+              </w:rPr>
+              <w:t>conditional discrimination, contextual control, anticipat</w:t>
+            </w:r>
+            <w:r>
+              <w:rPr>
+                <w:rFonts w:ascii="Times New Roman" w:hAnsi="Times New Roman"/>
+                <w:noProof/>
+                <w:lang w:val="en-US"/>
+              </w:rPr>
+              <w:t>ory responses</w:t>
+            </w:r>
+            <w:r>
+              <w:rPr>
+                <w:rFonts w:ascii="Times New Roman" w:hAnsi="Times New Roman"/>
+                <w:noProof/>
+                <w:lang w:val="en-US"/>
+              </w:rPr>
+              <w:t xml:space="preserve">, pre and procrastination, categorization of natural and computer-generated stimuli, non-linear categorization, and </w:t>
+            </w:r>
+            <w:r>
+              <w:rPr>
+                <w:rFonts w:ascii="Times New Roman" w:hAnsi="Times New Roman"/>
+                <w:noProof/>
+                <w:lang w:val="en-US"/>
+              </w:rPr>
+              <w:t>attention</w:t>
+            </w:r>
+            <w:r>
+              <w:rPr>
+                <w:rFonts w:ascii="Times New Roman" w:hAnsi="Times New Roman"/>
+                <w:noProof/>
+                <w:lang w:val="en-US"/>
+              </w:rPr>
+              <w:t>.</w:t>
+            </w:r>
+          </w:p>
+          <w:p>
+            <w:pPr>
+              <w:pStyle w:val="NoSpacing"/>
+              <w:numPr>
+                <w:ilvl w:val="0"/>
+                <w:numId w:val="17"/>
+              </w:numPr>
+              <w:spacing w:line="276" w:lineRule="auto"/>
+              <w:ind w:left="337" w:hanging="270"/>
+              <w:jc w:val="both"/>
+              <w:rPr>
+                <w:rFonts w:ascii="Times New Roman" w:hAnsi="Times New Roman"/>
+                <w:noProof/>
+                <w:lang w:val="en-US"/>
+              </w:rPr>
+            </w:pPr>
+            <w:r>
+              <w:rPr>
+                <w:rFonts w:ascii="Times New Roman" w:hAnsi="Times New Roman"/>
+                <w:noProof/>
+                <w:lang w:val="en-US"/>
+              </w:rPr>
+              <w:t xml:space="preserve">Performed statistical analyses in R, using frequentist hierarchical models (generalized linear and non-linear; via lme4) and </w:t>
+            </w:r>
+            <w:r>
+              <w:rPr>
+                <w:rFonts w:ascii="Times New Roman" w:hAnsi="Times New Roman"/>
+                <w:noProof/>
+                <w:lang w:val="en-US"/>
+              </w:rPr>
+              <w:t>B</w:t>
+            </w:r>
+            <w:r>
+              <w:rPr>
+                <w:rFonts w:ascii="Times New Roman" w:hAnsi="Times New Roman"/>
+                <w:noProof/>
+                <w:lang w:val="en-US"/>
+              </w:rPr>
+              <w:t xml:space="preserve">ayesian hierarchical models (via </w:t>
+            </w:r>
+            <w:r>
+              <w:rPr>
+                <w:rFonts w:ascii="Times New Roman" w:hAnsi="Times New Roman"/>
+                <w:noProof/>
+                <w:lang w:val="en-US"/>
+              </w:rPr>
+              <w:t xml:space="preserve">rstan and </w:t>
+            </w:r>
+            <w:r>
+              <w:rPr>
+                <w:rFonts w:ascii="Times New Roman" w:hAnsi="Times New Roman"/>
+                <w:noProof/>
+                <w:lang w:val="en-US"/>
+              </w:rPr>
+              <w:t>rjags).</w:t>
+            </w:r>
+          </w:p>
+          <w:p>
+            <w:pPr>
+              <w:pStyle w:val="NoSpacing"/>
+              <w:numPr>
+                <w:ilvl w:val="0"/>
+                <w:numId w:val="17"/>
+              </w:numPr>
+              <w:spacing w:line="276" w:lineRule="auto"/>
+              <w:ind w:left="337" w:hanging="270"/>
+              <w:jc w:val="both"/>
+              <w:rPr>
+                <w:rFonts w:ascii="Times New Roman" w:hAnsi="Times New Roman"/>
+                <w:noProof/>
+                <w:lang w:val="en-US"/>
+              </w:rPr>
+            </w:pPr>
+            <w:r>
+              <w:rPr>
+                <w:rFonts w:ascii="Times New Roman" w:hAnsi="Times New Roman"/>
+                <w:noProof/>
+                <w:lang w:val="en-US"/>
+              </w:rPr>
+              <w:t xml:space="preserve">Implemented and fitted </w:t>
+            </w:r>
+            <w:r>
+              <w:rPr>
+                <w:rFonts w:ascii="Times New Roman" w:hAnsi="Times New Roman"/>
+                <w:noProof/>
+                <w:lang w:val="en-US"/>
+              </w:rPr>
+              <w:t xml:space="preserve">popular </w:t>
+            </w:r>
+            <w:r>
+              <w:rPr>
+                <w:rFonts w:ascii="Times New Roman" w:hAnsi="Times New Roman"/>
+                <w:noProof/>
+                <w:lang w:val="en-US"/>
+              </w:rPr>
+              <w:t xml:space="preserve">psychological models to behavioral data, including models of reinforcement learning (TD, QLearning, and QVLearning), models of choice (DDM, LCA, </w:t>
+            </w:r>
+            <w:r>
+              <w:rPr>
+                <w:rFonts w:ascii="Times New Roman" w:hAnsi="Times New Roman"/>
+                <w:noProof/>
+                <w:lang w:val="en-US"/>
+              </w:rPr>
+              <w:t xml:space="preserve">and </w:t>
+            </w:r>
+            <w:r>
+              <w:rPr>
+                <w:rFonts w:ascii="Times New Roman" w:hAnsi="Times New Roman"/>
+                <w:noProof/>
+                <w:lang w:val="en-US"/>
+              </w:rPr>
+              <w:t xml:space="preserve">LBA), and models of categorization (GCM, RULEX, ALCOVE, ATRIUM, COVIS, </w:t>
+            </w:r>
+            <w:r>
+              <w:rPr>
+                <w:rFonts w:ascii="Times New Roman" w:hAnsi="Times New Roman"/>
+                <w:noProof/>
+                <w:lang w:val="en-US"/>
+              </w:rPr>
+              <w:t xml:space="preserve">and </w:t>
+            </w:r>
+            <w:r>
+              <w:rPr>
+                <w:rFonts w:ascii="Times New Roman" w:hAnsi="Times New Roman"/>
+                <w:noProof/>
+                <w:lang w:val="en-US"/>
+              </w:rPr>
+              <w:t>SUSTAIN).</w:t>
+            </w:r>
+          </w:p>
+          <w:p>
+            <w:pPr>
+              <w:pStyle w:val="NoSpacing"/>
+              <w:numPr>
+                <w:ilvl w:val="0"/>
+                <w:numId w:val="17"/>
+              </w:numPr>
+              <w:spacing w:line="276" w:lineRule="auto"/>
+              <w:ind w:left="337" w:hanging="270"/>
+              <w:jc w:val="both"/>
+              <w:rPr>
+                <w:rFonts w:ascii="Times New Roman" w:hAnsi="Times New Roman"/>
+                <w:noProof/>
+                <w:lang w:val="en-US"/>
+              </w:rPr>
+            </w:pPr>
+            <w:r>
+              <w:rPr>
+                <w:rFonts w:ascii="Times New Roman" w:hAnsi="Times New Roman"/>
+                <w:noProof/>
+                <w:lang w:val="en-US"/>
+              </w:rPr>
+              <w:t>Performed representational similarity analysis to compare category representations in pigeons, commonly-used visual descriptors (SIFT, GIST) and state-of-the-art convolutional neural networks</w:t>
+            </w:r>
+            <w:r>
+              <w:rPr>
+                <w:rFonts w:ascii="Times New Roman" w:hAnsi="Times New Roman"/>
+                <w:noProof/>
+                <w:lang w:val="en-US"/>
+              </w:rPr>
+              <w:t xml:space="preserve"> for image classification</w:t>
+            </w:r>
+            <w:r>
+              <w:rPr>
+                <w:rFonts w:ascii="Times New Roman" w:hAnsi="Times New Roman"/>
+                <w:noProof/>
+                <w:lang w:val="en-US"/>
+              </w:rPr>
+              <w:t>.</w:t>
+            </w:r>
+          </w:p>
+          <w:p>
+            <w:pPr>
+              <w:pStyle w:val="NoSpacing"/>
+              <w:numPr>
+                <w:ilvl w:val="0"/>
+                <w:numId w:val="17"/>
+              </w:numPr>
+              <w:spacing w:line="276" w:lineRule="auto"/>
+              <w:ind w:left="337" w:hanging="270"/>
+              <w:jc w:val="both"/>
+              <w:rPr>
+                <w:rFonts w:ascii="Times New Roman" w:hAnsi="Times New Roman"/>
+                <w:noProof/>
+                <w:lang w:val="en-US"/>
+              </w:rPr>
+            </w:pPr>
+            <w:r>
+              <w:rPr>
+                <w:rFonts w:ascii="Times New Roman" w:hAnsi="Times New Roman"/>
+                <w:noProof/>
+                <w:lang w:val="en-US"/>
+              </w:rPr>
+              <w:t xml:space="preserve">Programmed </w:t>
+            </w:r>
+            <w:r>
+              <w:rPr>
+                <w:rFonts w:ascii="Times New Roman" w:hAnsi="Times New Roman"/>
+                <w:noProof/>
+                <w:lang w:val="en-US"/>
+              </w:rPr>
+              <w:t xml:space="preserve">experimental routines </w:t>
+            </w:r>
+            <w:r>
+              <w:rPr>
+                <w:rFonts w:ascii="Times New Roman" w:hAnsi="Times New Roman"/>
+                <w:noProof/>
+                <w:lang w:val="en-US"/>
+              </w:rPr>
+              <w:t xml:space="preserve">and created experimental stimuli </w:t>
+            </w:r>
+            <w:r>
+              <w:rPr>
+                <w:rFonts w:ascii="Times New Roman" w:hAnsi="Times New Roman"/>
+                <w:noProof/>
+                <w:lang w:val="en-US"/>
+              </w:rPr>
+              <w:t xml:space="preserve">using </w:t>
+            </w:r>
+            <w:r>
+              <w:rPr>
+                <w:rFonts w:ascii="Times New Roman" w:hAnsi="Times New Roman"/>
+                <w:noProof/>
+                <w:lang w:val="en-US"/>
+              </w:rPr>
+              <w:t>Octave/</w:t>
+            </w:r>
+            <w:r>
+              <w:rPr>
+                <w:rFonts w:ascii="Times New Roman" w:hAnsi="Times New Roman"/>
+                <w:noProof/>
+                <w:lang w:val="en-US"/>
+              </w:rPr>
+              <w:t>Matlab with Psychtoolbox extensions</w:t>
+            </w:r>
+            <w:r>
+              <w:rPr>
+                <w:rFonts w:ascii="Times New Roman" w:hAnsi="Times New Roman"/>
+                <w:noProof/>
+                <w:lang w:val="en-US"/>
+              </w:rPr>
+              <w:t>. Applied diverse image</w:t>
+            </w:r>
+            <w:r>
+              <w:rPr>
+                <w:rFonts w:ascii="Times New Roman" w:hAnsi="Times New Roman"/>
+                <w:noProof/>
+                <w:lang w:val="en-US"/>
+              </w:rPr>
+              <w:t>-</w:t>
+            </w:r>
+            <w:r>
+              <w:rPr>
+                <w:rFonts w:ascii="Times New Roman" w:hAnsi="Times New Roman"/>
+                <w:noProof/>
+                <w:lang w:val="en-US"/>
+              </w:rPr>
+              <w:t>processing techniques to experimental stimuli, including</w:t>
+            </w:r>
+            <w:r>
+              <w:rPr>
+                <w:rFonts w:ascii="Times New Roman" w:hAnsi="Times New Roman"/>
+                <w:noProof/>
+                <w:lang w:val="en-US"/>
+              </w:rPr>
+              <w:t xml:space="preserve"> convolution with smoothing and filtering kernels, oclussion via the method of bubbles, and alteration of </w:t>
+            </w:r>
+            <w:r>
+              <w:rPr>
+                <w:rFonts w:ascii="Times New Roman" w:hAnsi="Times New Roman"/>
+                <w:noProof/>
+                <w:lang w:val="en-US"/>
+              </w:rPr>
+              <w:t xml:space="preserve">image </w:t>
+            </w:r>
+            <w:r>
+              <w:rPr>
+                <w:rFonts w:ascii="Times New Roman" w:hAnsi="Times New Roman"/>
+                <w:noProof/>
+                <w:lang w:val="en-US"/>
+              </w:rPr>
+              <w:t xml:space="preserve">phase information </w:t>
+            </w:r>
+            <w:r>
+              <w:rPr>
+                <w:rFonts w:ascii="Times New Roman" w:hAnsi="Times New Roman"/>
+                <w:noProof/>
+                <w:lang w:val="en-US"/>
+              </w:rPr>
+              <w:t>obtained via</w:t>
+            </w:r>
+            <w:r>
+              <w:rPr>
+                <w:rFonts w:ascii="Times New Roman" w:hAnsi="Times New Roman"/>
+                <w:noProof/>
+                <w:lang w:val="en-US"/>
+              </w:rPr>
+              <w:t xml:space="preserve"> </w:t>
+            </w:r>
+            <w:r>
+              <w:rPr>
+                <w:rFonts w:ascii="Times New Roman" w:hAnsi="Times New Roman"/>
+                <w:noProof/>
+                <w:lang w:val="en-US"/>
+              </w:rPr>
+              <w:t>inverse Fourier transforms.</w:t>
+            </w:r>
+          </w:p>
+          <w:p>
+            <w:pPr>
+              <w:pStyle w:val="NoSpacing"/>
+              <w:numPr>
+                <w:ilvl w:val="0"/>
+                <w:numId w:val="17"/>
+              </w:numPr>
+              <w:spacing w:line="276" w:lineRule="auto"/>
+              <w:ind w:left="337" w:hanging="270"/>
+              <w:jc w:val="both"/>
+              <w:rPr>
+                <w:rFonts w:ascii="Times New Roman" w:hAnsi="Times New Roman"/>
+                <w:noProof/>
+                <w:lang w:val="en-US"/>
+              </w:rPr>
+            </w:pPr>
+            <w:r>
+              <w:rPr>
+                <w:rFonts w:ascii="Times New Roman" w:hAnsi="Times New Roman"/>
+                <w:noProof/>
+                <w:lang w:val="en-US"/>
+              </w:rPr>
+              <w:t>P</w:t>
+            </w:r>
+            <w:r>
+              <w:rPr>
+                <w:rFonts w:ascii="Times New Roman" w:hAnsi="Times New Roman"/>
+                <w:noProof/>
+                <w:lang w:val="en-US"/>
+              </w:rPr>
+              <w:t xml:space="preserve">repared protocols for research involving human subjects </w:t>
+            </w:r>
+            <w:r>
+              <w:rPr>
+                <w:rFonts w:ascii="Times New Roman" w:hAnsi="Times New Roman"/>
+                <w:noProof/>
+                <w:lang w:val="en-US"/>
+              </w:rPr>
+              <w:t>on</w:t>
+            </w:r>
+            <w:r>
+              <w:rPr>
+                <w:rFonts w:ascii="Times New Roman" w:hAnsi="Times New Roman"/>
+                <w:noProof/>
+                <w:lang w:val="en-US"/>
+              </w:rPr>
+              <w:t>-</w:t>
+            </w:r>
+            <w:r>
+              <w:rPr>
+                <w:rFonts w:ascii="Times New Roman" w:hAnsi="Times New Roman"/>
+                <w:noProof/>
+                <w:lang w:val="en-US"/>
+              </w:rPr>
+              <w:t>site and online</w:t>
+            </w:r>
+            <w:r>
+              <w:rPr>
+                <w:rFonts w:ascii="Times New Roman" w:hAnsi="Times New Roman"/>
+                <w:noProof/>
+                <w:lang w:val="en-US"/>
+              </w:rPr>
+              <w:t xml:space="preserve"> that were approved by the Insititutional Review Board</w:t>
+            </w:r>
+            <w:r>
+              <w:rPr>
+                <w:rFonts w:ascii="Times New Roman" w:hAnsi="Times New Roman"/>
+                <w:noProof/>
+                <w:lang w:val="en-US"/>
+              </w:rPr>
+              <w:t>.</w:t>
+            </w:r>
+            <w:r>
+              <w:rPr>
+                <w:rFonts w:ascii="Times New Roman" w:hAnsi="Times New Roman"/>
+                <w:noProof/>
+                <w:lang w:val="en-US"/>
+              </w:rPr>
+              <w:t xml:space="preserve"> </w:t>
+            </w:r>
+            <w:r>
+              <w:rPr>
+                <w:rFonts w:ascii="Times New Roman" w:hAnsi="Times New Roman"/>
+                <w:noProof/>
+                <w:lang w:val="en-US"/>
+              </w:rPr>
+              <w:t>P</w:t>
+            </w:r>
+            <w:r>
+              <w:rPr>
+                <w:rFonts w:ascii="Times New Roman" w:hAnsi="Times New Roman"/>
+                <w:noProof/>
+                <w:lang w:val="en-US"/>
+              </w:rPr>
+              <w:t>rogrammed browser-based studies using jsPsych</w:t>
+            </w:r>
+            <w:r>
+              <w:rPr>
+                <w:rFonts w:ascii="Times New Roman" w:hAnsi="Times New Roman"/>
+                <w:noProof/>
+                <w:lang w:val="en-US"/>
+              </w:rPr>
+              <w:t xml:space="preserve">/JavaScript and deployed them </w:t>
+            </w:r>
+            <w:r>
+              <w:rPr>
+                <w:rFonts w:ascii="Times New Roman" w:hAnsi="Times New Roman"/>
+                <w:noProof/>
+                <w:lang w:val="en-US"/>
+              </w:rPr>
+              <w:t xml:space="preserve">in </w:t>
+            </w:r>
+            <w:r>
+              <w:rPr>
+                <w:rFonts w:ascii="Times New Roman" w:hAnsi="Times New Roman"/>
+                <w:noProof/>
+                <w:lang w:val="en-US"/>
+              </w:rPr>
+              <w:t xml:space="preserve"> </w:t>
+            </w:r>
+            <w:r>
+              <w:rPr>
+                <w:rFonts w:ascii="Times New Roman" w:hAnsi="Times New Roman"/>
+                <w:noProof/>
+                <w:lang w:val="en-US"/>
+              </w:rPr>
+              <w:t xml:space="preserve">Amazon’s </w:t>
+            </w:r>
+            <w:r>
+              <w:rPr>
+                <w:rFonts w:ascii="Times New Roman" w:hAnsi="Times New Roman"/>
+                <w:noProof/>
+                <w:lang w:val="en-US"/>
+              </w:rPr>
+              <w:t>mTurk.</w:t>
+            </w:r>
+          </w:p>
+          <w:p>
+            <w:pPr>
+              <w:pStyle w:val="NoSpacing"/>
+              <w:numPr>
+                <w:ilvl w:val="0"/>
+                <w:numId w:val="17"/>
+              </w:numPr>
+              <w:spacing w:line="276" w:lineRule="auto"/>
+              <w:ind w:left="337" w:hanging="270"/>
+              <w:jc w:val="both"/>
+              <w:rPr>
+                <w:rFonts w:ascii="Times New Roman" w:hAnsi="Times New Roman"/>
+                <w:noProof/>
+                <w:lang w:val="en-US"/>
+              </w:rPr>
+            </w:pPr>
+            <w:r>
+              <w:rPr>
+                <w:rFonts w:ascii="Times New Roman" w:hAnsi="Times New Roman"/>
+                <w:noProof/>
+                <w:lang w:val="en-US"/>
+              </w:rPr>
+              <w:t xml:space="preserve">Wrote Python code for several applications, including the generation of visual stimuli, the synthesis of spoken word stimuli, </w:t>
+            </w:r>
+            <w:r>
+              <w:rPr>
+                <w:rFonts w:ascii="Times New Roman" w:hAnsi="Times New Roman"/>
+                <w:noProof/>
+                <w:lang w:val="en-US"/>
+              </w:rPr>
+              <w:t xml:space="preserve">the training of deep neural networks </w:t>
+            </w:r>
+            <w:r>
+              <w:rPr>
+                <w:rFonts w:ascii="Times New Roman" w:hAnsi="Times New Roman"/>
+                <w:noProof/>
+                <w:lang w:val="en-US"/>
+              </w:rPr>
+              <w:t>for categorization</w:t>
+            </w:r>
+            <w:r>
+              <w:rPr>
+                <w:rFonts w:ascii="Times New Roman" w:hAnsi="Times New Roman"/>
+                <w:noProof/>
+                <w:lang w:val="en-US"/>
+              </w:rPr>
+              <w:t xml:space="preserve">, </w:t>
+            </w:r>
+            <w:r>
+              <w:rPr>
+                <w:rFonts w:ascii="Times New Roman" w:hAnsi="Times New Roman"/>
+                <w:noProof/>
+                <w:lang w:val="en-US"/>
+              </w:rPr>
+              <w:t>and the extraction of feature vectors from trained convolutional neural networks (</w:t>
+            </w:r>
+            <w:r>
+              <w:rPr>
+                <w:rFonts w:ascii="Times New Roman" w:hAnsi="Times New Roman"/>
+                <w:noProof/>
+                <w:lang w:val="en-US"/>
+              </w:rPr>
+              <w:t>via</w:t>
+            </w:r>
+            <w:r>
+              <w:rPr>
+                <w:rFonts w:ascii="Times New Roman" w:hAnsi="Times New Roman"/>
+                <w:noProof/>
+                <w:lang w:val="en-US"/>
+              </w:rPr>
+              <w:t xml:space="preserve"> tensorflow).</w:t>
+            </w:r>
+          </w:p>
+          <w:p>
+            <w:pPr>
+              <w:pStyle w:val="NoSpacing"/>
+              <w:numPr>
+                <w:ilvl w:val="0"/>
+                <w:numId w:val="17"/>
+              </w:numPr>
+              <w:spacing w:line="276" w:lineRule="auto"/>
+              <w:ind w:left="337" w:hanging="270"/>
+              <w:jc w:val="both"/>
+              <w:rPr>
+                <w:rFonts w:ascii="Times New Roman" w:hAnsi="Times New Roman"/>
+                <w:noProof/>
+                <w:lang w:val="en-US"/>
+              </w:rPr>
+            </w:pPr>
+            <w:r>
+              <w:rPr>
+                <w:rFonts w:ascii="Times New Roman" w:hAnsi="Times New Roman"/>
+                <w:noProof/>
+                <w:lang w:val="en-US"/>
+              </w:rPr>
+              <w:t xml:space="preserve">Developed </w:t>
+            </w:r>
+            <w:r>
+              <w:rPr>
+                <w:rFonts w:ascii="Times New Roman" w:hAnsi="Times New Roman"/>
+                <w:noProof/>
+                <w:lang w:val="en-US"/>
+              </w:rPr>
+              <w:t xml:space="preserve">an </w:t>
+            </w:r>
+            <w:r>
+              <w:rPr>
+                <w:rFonts w:ascii="Times New Roman" w:hAnsi="Times New Roman"/>
+                <w:noProof/>
+                <w:lang w:val="en-US"/>
+              </w:rPr>
+              <w:t>in-house software suite for managing and running pigeon experiments in Matlab. Developed a library for the development of experimental routines</w:t>
+            </w:r>
+            <w:r>
+              <w:rPr>
+                <w:rFonts w:ascii="Times New Roman" w:hAnsi="Times New Roman"/>
+                <w:noProof/>
+                <w:lang w:val="en-US"/>
+              </w:rPr>
+              <w:t>, and trained graduate students in the use of version-control software (Git/Github).</w:t>
+            </w:r>
+          </w:p>
+          <w:p>
+            <w:pPr>
+              <w:pStyle w:val="NoSpacing"/>
+              <w:numPr>
+                <w:ilvl w:val="0"/>
+                <w:numId w:val="17"/>
+              </w:numPr>
+              <w:spacing w:line="276" w:lineRule="auto"/>
+              <w:ind w:left="337" w:hanging="270"/>
+              <w:jc w:val="both"/>
+              <w:rPr>
+                <w:rFonts w:ascii="Times New Roman" w:hAnsi="Times New Roman"/>
+                <w:noProof/>
+                <w:lang w:val="en-US"/>
+              </w:rPr>
+            </w:pPr>
+            <w:r>
+              <w:rPr>
+                <w:rFonts w:ascii="Times New Roman" w:hAnsi="Times New Roman"/>
+                <w:noProof/>
+                <w:lang w:val="en-US"/>
+              </w:rPr>
+              <w:t xml:space="preserve">Designed and managed </w:t>
+            </w:r>
+            <w:r>
+              <w:rPr>
+                <w:rFonts w:ascii="Times New Roman" w:hAnsi="Times New Roman"/>
+                <w:noProof/>
+                <w:lang w:val="en-US"/>
+              </w:rPr>
+              <w:t xml:space="preserve">several </w:t>
+            </w:r>
+            <w:r>
+              <w:rPr>
+                <w:rFonts w:ascii="Times New Roman" w:hAnsi="Times New Roman"/>
+                <w:noProof/>
+                <w:lang w:val="en-US"/>
+              </w:rPr>
+              <w:t>experiments for graduate and undegraduate advisees.</w:t>
+            </w:r>
+            <w:r>
+              <w:rPr>
+                <w:rFonts w:ascii="Times New Roman" w:hAnsi="Times New Roman"/>
+                <w:noProof/>
+                <w:lang w:val="en-US"/>
+              </w:rPr>
+              <w:t xml:space="preserve"> Mentored undegraduate students along the completion of their honors theses.</w:t>
+            </w:r>
+          </w:p>
+          <w:p>
+            <w:pPr>
+              <w:pStyle w:val="NoSpacing"/>
+              <w:spacing w:line="276" w:lineRule="auto"/>
+              <w:ind w:left="337"/>
+              <w:jc w:val="both"/>
+              <w:rPr>
+                <w:rFonts w:ascii="Times New Roman" w:hAnsi="Times New Roman"/>
+                <w:noProof/>
+                <w:lang w:val="en-US"/>
+              </w:rPr>
+            </w:pPr>
+          </w:p>
+        </w:tc>
+        <w:tc>
+          <w:tcPr>
+            <w:tcW w:w="1170" w:type="dxa"/>
           </w:tcPr>
           <w:p>
             <w:pPr>
@@ -1377,19 +2211,13 @@
                 <w:lang w:val="en-US"/>
               </w:rPr>
             </w:pPr>
-            <w:r>
-              <w:rPr>
-                <w:rFonts w:ascii="Times New Roman" w:hAnsi="Times New Roman"/>
-                <w:noProof/>
-                <w:lang w:val="en-US"/>
-              </w:rPr>
-              <w:t>2016</w:t>
-            </w:r>
           </w:p>
         </w:tc>
+      </w:tr>
+      <w:tr>
         <w:tc>
           <w:tcPr>
-            <w:tcW w:w="6362" w:type="dxa"/>
+            <w:tcW w:w="7285" w:type="dxa"/>
           </w:tcPr>
           <w:p>
             <w:pPr>
@@ -1398,15 +2226,60 @@
               <w:jc w:val="both"/>
               <w:rPr>
                 <w:rFonts w:ascii="Times New Roman" w:hAnsi="Times New Roman"/>
+                <w:b/>
+                <w:bCs/>
+                <w:noProof/>
                 <w:lang w:val="en-US"/>
               </w:rPr>
             </w:pPr>
             <w:r>
               <w:rPr>
                 <w:rFonts w:ascii="Times New Roman" w:hAnsi="Times New Roman"/>
-                <w:lang w:val="en-US"/>
-              </w:rPr>
-              <w:t>The Pavlovian Society</w:t>
+                <w:b/>
+                <w:bCs/>
+                <w:noProof/>
+                <w:lang w:val="en-US"/>
+              </w:rPr>
+              <w:t>Undegraduate Student</w:t>
+            </w:r>
+            <w:r>
+              <w:rPr>
+                <w:rFonts w:ascii="Times New Roman" w:hAnsi="Times New Roman"/>
+                <w:b/>
+                <w:bCs/>
+                <w:noProof/>
+                <w:lang w:val="en-US"/>
+              </w:rPr>
+              <w:t xml:space="preserve"> – Universidad de Chile.</w:t>
+            </w:r>
+          </w:p>
+        </w:tc>
+        <w:tc>
+          <w:tcPr>
+            <w:tcW w:w="1170" w:type="dxa"/>
+          </w:tcPr>
+          <w:p>
+            <w:pPr>
+              <w:pStyle w:val="NoSpacing"/>
+              <w:spacing w:line="276" w:lineRule="auto"/>
+              <w:jc w:val="both"/>
+              <w:rPr>
+                <w:rFonts w:ascii="Times New Roman" w:hAnsi="Times New Roman"/>
+                <w:b/>
+                <w:bCs/>
+                <w:noProof/>
+                <w:lang w:val="en-US"/>
+              </w:rPr>
+            </w:pPr>
+            <w:r>
+              <w:rPr>
+                <w:rFonts w:ascii="Times New Roman" w:hAnsi="Times New Roman"/>
+                <w:b/>
+                <w:bCs/>
+                <w:noProof/>
+                <w:lang w:val="en-US"/>
+              </w:rPr>
+              <w:t>2009-2013</w:t>
             </w:r>
           </w:p>
         </w:tc>
@@ -1414,7 +2287,283 @@
       <w:tr>
         <w:tc>
           <w:tcPr>
-            <w:tcW w:w="2358" w:type="dxa"/>
+            <w:tcW w:w="7285" w:type="dxa"/>
+          </w:tcPr>
+          <w:p>
+            <w:pPr>
+              <w:pStyle w:val="NoSpacing"/>
+              <w:numPr>
+                <w:ilvl w:val="0"/>
+                <w:numId w:val="16"/>
+              </w:numPr>
+              <w:spacing w:line="276" w:lineRule="auto"/>
+              <w:ind w:left="337" w:hanging="270"/>
+              <w:jc w:val="both"/>
+              <w:rPr>
+                <w:rFonts w:ascii="Times New Roman" w:hAnsi="Times New Roman"/>
+                <w:noProof/>
+                <w:lang w:val="en-US"/>
+              </w:rPr>
+            </w:pPr>
+            <w:r>
+              <w:rPr>
+                <w:rFonts w:ascii="Times New Roman" w:hAnsi="Times New Roman"/>
+                <w:noProof/>
+                <w:lang w:val="en-US"/>
+              </w:rPr>
+              <w:t xml:space="preserve">Studied the associative tolerance response to ethanol response in rats for honors thesis. Prototyped laboratory equipment, including the delivery of visual and auditory stimuli and </w:t>
+            </w:r>
+            <w:r>
+              <w:rPr>
+                <w:rFonts w:ascii="Times New Roman" w:hAnsi="Times New Roman"/>
+                <w:noProof/>
+                <w:lang w:val="en-US"/>
+              </w:rPr>
+              <w:t xml:space="preserve">an </w:t>
+            </w:r>
+            <w:r>
+              <w:rPr>
+                <w:rFonts w:ascii="Times New Roman" w:hAnsi="Times New Roman"/>
+                <w:noProof/>
+                <w:lang w:val="en-US"/>
+              </w:rPr>
+              <w:t>automated tilting plane device.</w:t>
+            </w:r>
+          </w:p>
+          <w:p>
+            <w:pPr>
+              <w:pStyle w:val="NoSpacing"/>
+              <w:numPr>
+                <w:ilvl w:val="0"/>
+                <w:numId w:val="16"/>
+              </w:numPr>
+              <w:spacing w:line="276" w:lineRule="auto"/>
+              <w:ind w:left="337" w:hanging="270"/>
+              <w:jc w:val="both"/>
+              <w:rPr>
+                <w:rFonts w:ascii="Times New Roman" w:hAnsi="Times New Roman"/>
+                <w:noProof/>
+                <w:lang w:val="en-US"/>
+              </w:rPr>
+            </w:pPr>
+            <w:r>
+              <w:rPr>
+                <w:rFonts w:ascii="Times New Roman" w:hAnsi="Times New Roman"/>
+                <w:noProof/>
+                <w:lang w:val="en-US"/>
+              </w:rPr>
+              <w:t>Used the galvanic skin response to develop a human model of fear acquisition and extinction. Programmed experimental routines in E-Prime and controlled external events (constant current stimulation and room illumination) via Arduino</w:t>
+            </w:r>
+            <w:r>
+              <w:rPr>
+                <w:rFonts w:ascii="Times New Roman" w:hAnsi="Times New Roman"/>
+                <w:noProof/>
+                <w:lang w:val="en-US"/>
+              </w:rPr>
+              <w:t xml:space="preserve"> microcontrollers</w:t>
+            </w:r>
+            <w:r>
+              <w:rPr>
+                <w:rFonts w:ascii="Times New Roman" w:hAnsi="Times New Roman"/>
+                <w:noProof/>
+                <w:lang w:val="en-US"/>
+              </w:rPr>
+              <w:t>.</w:t>
+            </w:r>
+          </w:p>
+          <w:p>
+            <w:pPr>
+              <w:pStyle w:val="NoSpacing"/>
+              <w:numPr>
+                <w:ilvl w:val="0"/>
+                <w:numId w:val="16"/>
+              </w:numPr>
+              <w:spacing w:line="276" w:lineRule="auto"/>
+              <w:ind w:left="337" w:hanging="270"/>
+              <w:jc w:val="both"/>
+              <w:rPr>
+                <w:rFonts w:ascii="Times New Roman" w:hAnsi="Times New Roman"/>
+                <w:noProof/>
+                <w:lang w:val="en-US"/>
+              </w:rPr>
+            </w:pPr>
+            <w:r>
+              <w:rPr>
+                <w:rFonts w:ascii="Times New Roman" w:hAnsi="Times New Roman"/>
+                <w:noProof/>
+                <w:lang w:val="en-US"/>
+              </w:rPr>
+              <w:lastRenderedPageBreak/>
+              <w:t xml:space="preserve">Performed inferential statistical </w:t>
+            </w:r>
+            <w:r>
+              <w:rPr>
+                <w:rFonts w:ascii="Times New Roman" w:hAnsi="Times New Roman"/>
+                <w:noProof/>
+                <w:lang w:val="en-US"/>
+              </w:rPr>
+              <w:t>analysis</w:t>
+            </w:r>
+            <w:r>
+              <w:rPr>
+                <w:rFonts w:ascii="Times New Roman" w:hAnsi="Times New Roman"/>
+                <w:noProof/>
+                <w:lang w:val="en-US"/>
+              </w:rPr>
+              <w:t xml:space="preserve"> using SPSS, including null hypotesis testing and structural equation modeling.</w:t>
+            </w:r>
+          </w:p>
+          <w:p>
+            <w:pPr>
+              <w:pStyle w:val="NoSpacing"/>
+              <w:numPr>
+                <w:ilvl w:val="0"/>
+                <w:numId w:val="16"/>
+              </w:numPr>
+              <w:spacing w:line="276" w:lineRule="auto"/>
+              <w:ind w:left="337" w:hanging="270"/>
+              <w:jc w:val="both"/>
+              <w:rPr>
+                <w:rFonts w:ascii="Times New Roman" w:hAnsi="Times New Roman"/>
+                <w:noProof/>
+                <w:lang w:val="en-US"/>
+              </w:rPr>
+            </w:pPr>
+            <w:r>
+              <w:rPr>
+                <w:rFonts w:ascii="Times New Roman" w:hAnsi="Times New Roman"/>
+                <w:noProof/>
+                <w:lang w:val="en-US"/>
+              </w:rPr>
+              <w:t>Used Med Associates operant chambers and control software (MedPC) to study operant behavior in rats.</w:t>
+            </w:r>
+          </w:p>
+          <w:p>
+            <w:pPr>
+              <w:pStyle w:val="NoSpacing"/>
+              <w:numPr>
+                <w:ilvl w:val="0"/>
+                <w:numId w:val="16"/>
+              </w:numPr>
+              <w:spacing w:line="276" w:lineRule="auto"/>
+              <w:ind w:left="337" w:hanging="270"/>
+              <w:jc w:val="both"/>
+              <w:rPr>
+                <w:rFonts w:ascii="Times New Roman" w:hAnsi="Times New Roman"/>
+                <w:noProof/>
+                <w:lang w:val="en-US"/>
+              </w:rPr>
+            </w:pPr>
+            <w:r>
+              <w:rPr>
+                <w:rFonts w:ascii="Times New Roman" w:hAnsi="Times New Roman"/>
+                <w:noProof/>
+                <w:lang w:val="en-US"/>
+              </w:rPr>
+              <w:t>Programmed causal learning experiments</w:t>
+            </w:r>
+            <w:r>
+              <w:rPr>
+                <w:rFonts w:ascii="Times New Roman" w:hAnsi="Times New Roman"/>
+                <w:noProof/>
+                <w:lang w:val="en-US"/>
+              </w:rPr>
+              <w:t xml:space="preserve"> </w:t>
+            </w:r>
+            <w:r>
+              <w:rPr>
+                <w:rFonts w:ascii="Times New Roman" w:hAnsi="Times New Roman"/>
+                <w:noProof/>
+                <w:lang w:val="en-US"/>
+              </w:rPr>
+              <w:t xml:space="preserve">in Matlab </w:t>
+            </w:r>
+            <w:r>
+              <w:rPr>
+                <w:rFonts w:ascii="Times New Roman" w:hAnsi="Times New Roman"/>
+                <w:noProof/>
+                <w:lang w:val="en-US"/>
+              </w:rPr>
+              <w:t xml:space="preserve">to study forward and backward blocking </w:t>
+            </w:r>
+            <w:r>
+              <w:rPr>
+                <w:rFonts w:ascii="Times New Roman" w:hAnsi="Times New Roman"/>
+                <w:noProof/>
+                <w:lang w:val="en-US"/>
+              </w:rPr>
+              <w:t xml:space="preserve">in </w:t>
+            </w:r>
+            <w:r>
+              <w:rPr>
+                <w:rFonts w:ascii="Times New Roman" w:hAnsi="Times New Roman"/>
+                <w:noProof/>
+                <w:lang w:val="en-US"/>
+              </w:rPr>
+              <w:t>humans.</w:t>
+            </w:r>
+          </w:p>
+          <w:p>
+            <w:pPr>
+              <w:pStyle w:val="NoSpacing"/>
+              <w:numPr>
+                <w:ilvl w:val="0"/>
+                <w:numId w:val="16"/>
+              </w:numPr>
+              <w:spacing w:line="276" w:lineRule="auto"/>
+              <w:ind w:left="337" w:hanging="270"/>
+              <w:jc w:val="both"/>
+              <w:rPr>
+                <w:rFonts w:ascii="Times New Roman" w:hAnsi="Times New Roman"/>
+                <w:noProof/>
+                <w:lang w:val="en-US"/>
+              </w:rPr>
+            </w:pPr>
+            <w:r>
+              <w:rPr>
+                <w:rFonts w:ascii="Times New Roman" w:hAnsi="Times New Roman"/>
+                <w:noProof/>
+                <w:lang w:val="en-US"/>
+              </w:rPr>
+              <w:t xml:space="preserve">Mentored undegraduate students regarding animal models of </w:t>
+            </w:r>
+            <w:r>
+              <w:rPr>
+                <w:rFonts w:ascii="Times New Roman" w:hAnsi="Times New Roman"/>
+                <w:noProof/>
+                <w:lang w:val="en-US"/>
+              </w:rPr>
+              <w:t xml:space="preserve">human </w:t>
+            </w:r>
+            <w:r>
+              <w:rPr>
+                <w:rFonts w:ascii="Times New Roman" w:hAnsi="Times New Roman"/>
+                <w:noProof/>
+                <w:lang w:val="en-US"/>
+              </w:rPr>
+              <w:t xml:space="preserve">psychological processes, operant conditioning techniques, programming experimental routines, and </w:t>
+            </w:r>
+            <w:r>
+              <w:rPr>
+                <w:rFonts w:ascii="Times New Roman" w:hAnsi="Times New Roman"/>
+                <w:noProof/>
+                <w:lang w:val="en-US"/>
+              </w:rPr>
+              <w:t xml:space="preserve">scientific </w:t>
+            </w:r>
+            <w:r>
+              <w:rPr>
+                <w:rFonts w:ascii="Times New Roman" w:hAnsi="Times New Roman"/>
+                <w:noProof/>
+                <w:lang w:val="en-US"/>
+              </w:rPr>
+              <w:t>literature review.</w:t>
+            </w:r>
+          </w:p>
+        </w:tc>
+        <w:tc>
+          <w:tcPr>
+            <w:tcW w:w="1170" w:type="dxa"/>
           </w:tcPr>
           <w:p>
             <w:pPr>
@@ -1427,180 +2576,21 @@
                 <w:lang w:val="en-US"/>
               </w:rPr>
             </w:pPr>
-            <w:r>
-              <w:rPr>
-                <w:rFonts w:ascii="Times New Roman" w:hAnsi="Times New Roman"/>
-                <w:noProof/>
-                <w:lang w:val="en-US"/>
-              </w:rPr>
-              <w:t>2016</w:t>
-            </w:r>
-          </w:p>
-        </w:tc>
-        <w:tc>
-          <w:tcPr>
-            <w:tcW w:w="6362" w:type="dxa"/>
-          </w:tcPr>
-          <w:p>
-            <w:pPr>
-              <w:pStyle w:val="NoSpacing"/>
-              <w:spacing w:line="276" w:lineRule="auto"/>
-              <w:jc w:val="both"/>
-              <w:rPr>
-                <w:rFonts w:ascii="Times New Roman" w:hAnsi="Times New Roman"/>
-                <w:lang w:val="en-US"/>
-              </w:rPr>
-            </w:pPr>
-            <w:r>
-              <w:rPr>
-                <w:rFonts w:ascii="Times New Roman" w:hAnsi="Times New Roman"/>
-                <w:lang w:val="en-US"/>
-              </w:rPr>
-              <w:t>Society for the Quantitative Analysis of Behavior</w:t>
-            </w:r>
-          </w:p>
-        </w:tc>
-      </w:tr>
-      <w:tr>
-        <w:tc>
-          <w:tcPr>
-            <w:tcW w:w="2358" w:type="dxa"/>
-          </w:tcPr>
-          <w:p>
-            <w:pPr>
-              <w:pStyle w:val="NoSpacing"/>
-              <w:spacing w:line="276" w:lineRule="auto"/>
-              <w:jc w:val="both"/>
-              <w:rPr>
-                <w:rFonts w:ascii="Times New Roman" w:hAnsi="Times New Roman"/>
-                <w:lang w:val="en-US"/>
-              </w:rPr>
-            </w:pPr>
-            <w:r>
-              <w:rPr>
-                <w:rFonts w:ascii="Times New Roman" w:hAnsi="Times New Roman"/>
-                <w:lang w:val="en-US"/>
-              </w:rPr>
-              <w:t>2015</w:t>
-            </w:r>
-          </w:p>
-        </w:tc>
-        <w:tc>
-          <w:tcPr>
-            <w:tcW w:w="6362" w:type="dxa"/>
-          </w:tcPr>
-          <w:p>
-            <w:pPr>
-              <w:pStyle w:val="NoSpacing"/>
-              <w:spacing w:line="276" w:lineRule="auto"/>
-              <w:jc w:val="both"/>
-              <w:rPr>
-                <w:rFonts w:ascii="Times New Roman" w:hAnsi="Times New Roman"/>
-                <w:lang w:val="en-US"/>
-              </w:rPr>
-            </w:pPr>
-            <w:r>
-              <w:rPr>
-                <w:rFonts w:ascii="Times New Roman" w:hAnsi="Times New Roman"/>
-                <w:lang w:val="en-US"/>
-              </w:rPr>
-              <w:t>The Comparative Cognition Society</w:t>
-            </w:r>
-          </w:p>
-        </w:tc>
-      </w:tr>
-      <w:tr>
-        <w:tc>
-          <w:tcPr>
-            <w:tcW w:w="2358" w:type="dxa"/>
-          </w:tcPr>
-          <w:p>
-            <w:pPr>
-              <w:pStyle w:val="NoSpacing"/>
-              <w:spacing w:line="276" w:lineRule="auto"/>
-              <w:jc w:val="both"/>
-              <w:rPr>
-                <w:rFonts w:ascii="Times New Roman" w:hAnsi="Times New Roman"/>
-                <w:noProof/>
-                <w:lang w:val="en-US"/>
-              </w:rPr>
-            </w:pPr>
-            <w:r>
-              <w:rPr>
-                <w:rFonts w:ascii="Times New Roman" w:hAnsi="Times New Roman"/>
-                <w:noProof/>
-                <w:lang w:val="en-US"/>
-              </w:rPr>
-              <w:t>2012</w:t>
-            </w:r>
-          </w:p>
-        </w:tc>
-        <w:tc>
-          <w:tcPr>
-            <w:tcW w:w="6362" w:type="dxa"/>
-          </w:tcPr>
-          <w:p>
-            <w:pPr>
-              <w:pStyle w:val="NoSpacing"/>
-              <w:spacing w:line="276" w:lineRule="auto"/>
-              <w:jc w:val="both"/>
-              <w:rPr>
-                <w:rFonts w:ascii="Times New Roman" w:hAnsi="Times New Roman"/>
-                <w:lang w:val="en-US"/>
-              </w:rPr>
-            </w:pPr>
-            <w:proofErr w:type="spellStart"/>
-            <w:r>
-              <w:rPr>
-                <w:rFonts w:ascii="Times New Roman" w:hAnsi="Times New Roman"/>
-                <w:lang w:val="en-US"/>
-              </w:rPr>
-              <w:t>Sociedad</w:t>
-            </w:r>
-            <w:proofErr w:type="spellEnd"/>
-            <w:r>
-              <w:rPr>
-                <w:rFonts w:ascii="Times New Roman" w:hAnsi="Times New Roman"/>
-                <w:lang w:val="en-US"/>
-              </w:rPr>
-              <w:t xml:space="preserve"> </w:t>
-            </w:r>
-            <w:proofErr w:type="spellStart"/>
-            <w:r>
-              <w:rPr>
-                <w:rFonts w:ascii="Times New Roman" w:hAnsi="Times New Roman"/>
-                <w:lang w:val="en-US"/>
-              </w:rPr>
-              <w:t>Chilena</w:t>
-            </w:r>
-            <w:proofErr w:type="spellEnd"/>
-            <w:r>
-              <w:rPr>
-                <w:rFonts w:ascii="Times New Roman" w:hAnsi="Times New Roman"/>
-                <w:lang w:val="en-US"/>
-              </w:rPr>
-              <w:t xml:space="preserve"> de </w:t>
-            </w:r>
-            <w:proofErr w:type="spellStart"/>
-            <w:r>
-              <w:rPr>
-                <w:rFonts w:ascii="Times New Roman" w:hAnsi="Times New Roman"/>
-                <w:lang w:val="en-US"/>
-              </w:rPr>
-              <w:t>Etología</w:t>
-            </w:r>
-            <w:proofErr w:type="spellEnd"/>
           </w:p>
         </w:tc>
       </w:tr>
     </w:tbl>
     <w:p>
       <w:pPr>
-        <w:spacing w:after="0"/>
+        <w:pStyle w:val="NoSpacing"/>
+        <w:spacing w:line="276" w:lineRule="auto"/>
         <w:jc w:val="both"/>
         <w:rPr>
           <w:rFonts w:ascii="Times New Roman" w:hAnsi="Times New Roman"/>
           <w:b/>
+          <w:sz w:val="24"/>
+          <w:szCs w:val="24"/>
+          <w:u w:val="single"/>
           <w:lang w:val="en-US"/>
         </w:rPr>
       </w:pPr>
@@ -1734,13 +2724,13 @@
         <w:tblLook w:val="04A0" w:firstRow="1" w:lastRow="0" w:firstColumn="1" w:lastColumn="0" w:noHBand="0" w:noVBand="1"/>
       </w:tblPr>
       <w:tblGrid>
-        <w:gridCol w:w="2301"/>
-        <w:gridCol w:w="6203"/>
+        <w:gridCol w:w="7285"/>
+        <w:gridCol w:w="1170"/>
       </w:tblGrid>
       <w:tr>
         <w:tc>
           <w:tcPr>
-            <w:tcW w:w="2301" w:type="dxa"/>
+            <w:tcW w:w="7285" w:type="dxa"/>
           </w:tcPr>
           <w:p>
             <w:pPr>
@@ -1757,13 +2747,162 @@
                 <w:rFonts w:ascii="Times New Roman" w:hAnsi="Times New Roman"/>
                 <w:lang w:val="en-US"/>
               </w:rPr>
-              <w:t>2019-2020</w:t>
+              <w:t>Teaching Assistant</w:t>
+            </w:r>
+          </w:p>
+          <w:p>
+            <w:pPr>
+              <w:pStyle w:val="NoSpacing"/>
+              <w:spacing w:line="276" w:lineRule="auto"/>
+              <w:jc w:val="both"/>
+              <w:rPr>
+                <w:rFonts w:ascii="Times New Roman" w:hAnsi="Times New Roman"/>
+                <w:lang w:val="en-US"/>
+              </w:rPr>
+            </w:pPr>
+            <w:r>
+              <w:rPr>
+                <w:rFonts w:ascii="Times New Roman" w:hAnsi="Times New Roman"/>
+                <w:lang w:val="en-US"/>
+              </w:rPr>
+              <w:t>Department of Psychological and Brain Sciences, The University of Iowa.</w:t>
+            </w:r>
+          </w:p>
+          <w:p>
+            <w:pPr>
+              <w:pStyle w:val="NoSpacing"/>
+              <w:spacing w:line="276" w:lineRule="auto"/>
+              <w:jc w:val="both"/>
+              <w:rPr>
+                <w:rFonts w:ascii="Times New Roman" w:hAnsi="Times New Roman"/>
+                <w:i/>
+                <w:lang w:val="en-US"/>
+              </w:rPr>
+            </w:pPr>
+            <w:r>
+              <w:rPr>
+                <w:rFonts w:ascii="Times New Roman" w:hAnsi="Times New Roman"/>
+                <w:lang w:val="en-US"/>
+              </w:rPr>
+              <w:t xml:space="preserve">    PSYC:2812 </w:t>
+            </w:r>
+            <w:r>
+              <w:rPr>
+                <w:rFonts w:ascii="Times New Roman" w:hAnsi="Times New Roman"/>
+                <w:i/>
+                <w:lang w:val="en-US"/>
+              </w:rPr>
+              <w:t>Research Methods and Data Analysis in Psychology II</w:t>
+            </w:r>
+          </w:p>
+          <w:p>
+            <w:pPr>
+              <w:pStyle w:val="NoSpacing"/>
+              <w:spacing w:line="276" w:lineRule="auto"/>
+              <w:jc w:val="both"/>
+              <w:rPr>
+                <w:rFonts w:ascii="Times New Roman" w:hAnsi="Times New Roman"/>
+                <w:lang w:val="en-US"/>
+              </w:rPr>
+            </w:pPr>
+            <w:r>
+              <w:rPr>
+                <w:rFonts w:ascii="Times New Roman" w:hAnsi="Times New Roman"/>
+                <w:lang w:val="en-US"/>
+              </w:rPr>
+              <w:t xml:space="preserve">    PSYC:2975 </w:t>
+            </w:r>
+            <w:r>
+              <w:rPr>
+                <w:rFonts w:ascii="Times New Roman" w:hAnsi="Times New Roman"/>
+                <w:i/>
+                <w:lang w:val="en-US"/>
+              </w:rPr>
+              <w:t>Introduction to Cognitive Neuroscience</w:t>
+            </w:r>
+          </w:p>
+          <w:p>
+            <w:pPr>
+              <w:pStyle w:val="NoSpacing"/>
+              <w:spacing w:line="276" w:lineRule="auto"/>
+              <w:jc w:val="both"/>
+              <w:rPr>
+                <w:rFonts w:ascii="Times New Roman" w:hAnsi="Times New Roman"/>
+                <w:i/>
+                <w:lang w:val="en-US"/>
+              </w:rPr>
+            </w:pPr>
+            <w:r>
+              <w:rPr>
+                <w:rFonts w:ascii="Times New Roman" w:hAnsi="Times New Roman"/>
+                <w:lang w:val="en-US"/>
+              </w:rPr>
+              <w:t xml:space="preserve">    PSYC:4020 </w:t>
+            </w:r>
+            <w:r>
+              <w:rPr>
+                <w:rFonts w:ascii="Times New Roman" w:hAnsi="Times New Roman"/>
+                <w:i/>
+                <w:lang w:val="en-US"/>
+              </w:rPr>
+              <w:t>Laboratory in Psychology: Visual Attention</w:t>
+            </w:r>
+          </w:p>
+          <w:p>
+            <w:pPr>
+              <w:pStyle w:val="NoSpacing"/>
+              <w:spacing w:after="240" w:line="276" w:lineRule="auto"/>
+              <w:jc w:val="both"/>
+              <w:rPr>
+                <w:rFonts w:ascii="Times New Roman" w:hAnsi="Times New Roman"/>
+                <w:lang w:val="en-US"/>
+              </w:rPr>
+            </w:pPr>
+            <w:r>
+              <w:rPr>
+                <w:rFonts w:ascii="Times New Roman" w:hAnsi="Times New Roman"/>
+                <w:lang w:val="en-US"/>
+              </w:rPr>
+              <w:t xml:space="preserve">    PSYC:4020 </w:t>
+            </w:r>
+            <w:r>
+              <w:rPr>
+                <w:rFonts w:ascii="Times New Roman" w:hAnsi="Times New Roman"/>
+                <w:i/>
+                <w:lang w:val="en-US"/>
+              </w:rPr>
+              <w:t>Laboratory in Psychology: Adaptive Processes</w:t>
             </w:r>
           </w:p>
         </w:tc>
         <w:tc>
           <w:tcPr>
-            <w:tcW w:w="6203" w:type="dxa"/>
+            <w:tcW w:w="1170" w:type="dxa"/>
+          </w:tcPr>
+          <w:p>
+            <w:pPr>
+              <w:pStyle w:val="NoSpacing"/>
+              <w:spacing w:line="276" w:lineRule="auto"/>
+              <w:jc w:val="right"/>
+              <w:rPr>
+                <w:rFonts w:ascii="Times New Roman" w:hAnsi="Times New Roman"/>
+                <w:lang w:val="en-US"/>
+              </w:rPr>
+            </w:pPr>
+            <w:r>
+              <w:rPr>
+                <w:rFonts w:ascii="Times New Roman" w:hAnsi="Times New Roman"/>
+                <w:lang w:val="en-US"/>
+              </w:rPr>
+              <w:t>2019-2020</w:t>
+            </w:r>
+          </w:p>
+        </w:tc>
+      </w:tr>
+      <w:tr>
+        <w:tc>
+          <w:tcPr>
+            <w:tcW w:w="7285" w:type="dxa"/>
           </w:tcPr>
           <w:p>
             <w:pPr>
@@ -1780,14 +2919,7 @@
                 <w:rFonts w:ascii="Times New Roman" w:hAnsi="Times New Roman"/>
                 <w:lang w:val="en-US"/>
               </w:rPr>
-              <w:t xml:space="preserve">Teaching Assistant. </w:t>
-            </w:r>
-            <w:r>
-              <w:rPr>
-                <w:rFonts w:ascii="Times New Roman" w:hAnsi="Times New Roman"/>
-                <w:lang w:val="en-US"/>
-              </w:rPr>
-              <w:t>Department of Psychological and Brain Sciences, The University of Iowa.</w:t>
+              <w:t>Co-Lecturer (with Prof. Ronald Betancourt Mainhard)</w:t>
             </w:r>
           </w:p>
           <w:p>
@@ -1797,7 +2929,6 @@
               <w:jc w:val="both"/>
               <w:rPr>
                 <w:rFonts w:ascii="Times New Roman" w:hAnsi="Times New Roman"/>
-                <w:i/>
                 <w:lang w:val="en-US"/>
               </w:rPr>
             </w:pPr>
@@ -1806,21 +2937,13 @@
                 <w:rFonts w:ascii="Times New Roman" w:hAnsi="Times New Roman"/>
                 <w:lang w:val="en-US"/>
               </w:rPr>
-              <w:t xml:space="preserve">    PSYC:2812 </w:t>
-            </w:r>
-            <w:r>
-              <w:rPr>
-                <w:rFonts w:ascii="Times New Roman" w:hAnsi="Times New Roman"/>
-                <w:i/>
-                <w:lang w:val="en-US"/>
-              </w:rPr>
-              <w:t>Research Methods and Data Analysis in Psychology</w:t>
+              <w:t>Departamento de Psicología, Universidad de Chile.</w:t>
             </w:r>
           </w:p>
           <w:p>
             <w:pPr>
               <w:pStyle w:val="NoSpacing"/>
-              <w:spacing w:line="276" w:lineRule="auto"/>
+              <w:spacing w:after="240" w:line="276" w:lineRule="auto"/>
               <w:jc w:val="both"/>
               <w:rPr>
                 <w:rFonts w:ascii="Times New Roman" w:hAnsi="Times New Roman"/>
@@ -1830,108 +2953,30 @@
             <w:r>
               <w:rPr>
                 <w:rFonts w:ascii="Times New Roman" w:hAnsi="Times New Roman"/>
-                <w:lang w:val="en-US"/>
-              </w:rPr>
-              <w:t xml:space="preserve">    PSYC:2975 </w:t>
-            </w:r>
-            <w:r>
-              <w:rPr>
-                <w:rFonts w:ascii="Times New Roman" w:hAnsi="Times New Roman"/>
                 <w:i/>
                 <w:lang w:val="en-US"/>
               </w:rPr>
-              <w:t>Introduction to Cognitive Neuroscience</w:t>
-            </w:r>
-          </w:p>
-          <w:p>
-            <w:pPr>
-              <w:pStyle w:val="NoSpacing"/>
-              <w:spacing w:line="276" w:lineRule="auto"/>
-              <w:jc w:val="both"/>
+              <w:t xml:space="preserve">    Contemporaneous Perspectives i</w:t>
+            </w:r>
+            <w:r>
               <w:rPr>
                 <w:rFonts w:ascii="Times New Roman" w:hAnsi="Times New Roman"/>
                 <w:i/>
                 <w:lang w:val="en-US"/>
               </w:rPr>
-            </w:pPr>
-            <w:r>
-              <w:rPr>
-                <w:rFonts w:ascii="Times New Roman" w:hAnsi="Times New Roman"/>
-                <w:lang w:val="en-US"/>
-              </w:rPr>
-              <w:t xml:space="preserve">    PSYC</w:t>
-            </w:r>
-            <w:proofErr w:type="gramStart"/>
-            <w:r>
-              <w:rPr>
-                <w:rFonts w:ascii="Times New Roman" w:hAnsi="Times New Roman"/>
-                <w:lang w:val="en-US"/>
-              </w:rPr>
-              <w:t>:4020</w:t>
-            </w:r>
-            <w:proofErr w:type="gramEnd"/>
-            <w:r>
-              <w:rPr>
-                <w:rFonts w:ascii="Times New Roman" w:hAnsi="Times New Roman"/>
-                <w:lang w:val="en-US"/>
-              </w:rPr>
-              <w:t xml:space="preserve"> </w:t>
-            </w:r>
-            <w:r>
-              <w:rPr>
-                <w:rFonts w:ascii="Times New Roman" w:hAnsi="Times New Roman"/>
-                <w:i/>
-                <w:lang w:val="en-US"/>
-              </w:rPr>
-              <w:t>Laboratory in Psychology: Visual Attention.</w:t>
-            </w:r>
-          </w:p>
-          <w:p>
-            <w:pPr>
-              <w:pStyle w:val="NoSpacing"/>
-              <w:spacing w:line="276" w:lineRule="auto"/>
-              <w:jc w:val="both"/>
-              <w:rPr>
-                <w:rFonts w:ascii="Times New Roman" w:hAnsi="Times New Roman"/>
-                <w:i/>
-                <w:lang w:val="en-US"/>
-              </w:rPr>
-            </w:pPr>
-            <w:r>
-              <w:rPr>
-                <w:rFonts w:ascii="Times New Roman" w:hAnsi="Times New Roman"/>
-                <w:lang w:val="en-US"/>
-              </w:rPr>
-              <w:t xml:space="preserve">    </w:t>
-            </w:r>
-            <w:r>
-              <w:rPr>
-                <w:rFonts w:ascii="Times New Roman" w:hAnsi="Times New Roman"/>
-                <w:lang w:val="en-US"/>
-              </w:rPr>
-              <w:t xml:space="preserve">PSYC:4020 </w:t>
-            </w:r>
-            <w:r>
-              <w:rPr>
-                <w:rFonts w:ascii="Times New Roman" w:hAnsi="Times New Roman"/>
-                <w:i/>
-                <w:lang w:val="en-US"/>
-              </w:rPr>
-              <w:t>Laboratory in Psychology: Adaptive Processes</w:t>
+              <w:t>n Motivation.</w:t>
             </w:r>
           </w:p>
         </w:tc>
-      </w:tr>
-      <w:tr>
         <w:tc>
           <w:tcPr>
-            <w:tcW w:w="2301" w:type="dxa"/>
+            <w:tcW w:w="1170" w:type="dxa"/>
           </w:tcPr>
           <w:p>
             <w:pPr>
               <w:pStyle w:val="NoSpacing"/>
               <w:spacing w:line="276" w:lineRule="auto"/>
-              <w:jc w:val="both"/>
+              <w:jc w:val="right"/>
               <w:rPr>
                 <w:rFonts w:ascii="Times New Roman" w:hAnsi="Times New Roman"/>
                 <w:lang w:val="en-US"/>
@@ -1942,110 +2987,7 @@
                 <w:rFonts w:ascii="Times New Roman" w:hAnsi="Times New Roman"/>
                 <w:lang w:val="en-US"/>
               </w:rPr>
-              <w:lastRenderedPageBreak/>
               <w:t>2013</w:t>
-            </w:r>
-          </w:p>
-        </w:tc>
-        <w:tc>
-          <w:tcPr>
-            <w:tcW w:w="6203" w:type="dxa"/>
-          </w:tcPr>
-          <w:p>
-            <w:pPr>
-              <w:pStyle w:val="NoSpacing"/>
-              <w:spacing w:line="276" w:lineRule="auto"/>
-              <w:jc w:val="both"/>
-              <w:rPr>
-                <w:rFonts w:ascii="Times New Roman" w:hAnsi="Times New Roman"/>
-                <w:i/>
-                <w:lang w:val="en-US"/>
-              </w:rPr>
-            </w:pPr>
-            <w:r>
-              <w:rPr>
-                <w:rFonts w:ascii="Times New Roman" w:hAnsi="Times New Roman"/>
-                <w:lang w:val="en-US"/>
-              </w:rPr>
-              <w:t xml:space="preserve">Co-Lecturer (with Prof. Ronald Betancourt </w:t>
-            </w:r>
-            <w:proofErr w:type="spellStart"/>
-            <w:r>
-              <w:rPr>
-                <w:rFonts w:ascii="Times New Roman" w:hAnsi="Times New Roman"/>
-                <w:lang w:val="en-US"/>
-              </w:rPr>
-              <w:t>Mainhard</w:t>
-            </w:r>
-            <w:proofErr w:type="spellEnd"/>
-            <w:r>
-              <w:rPr>
-                <w:rFonts w:ascii="Times New Roman" w:hAnsi="Times New Roman"/>
-                <w:lang w:val="en-US"/>
-              </w:rPr>
-              <w:t>).</w:t>
-            </w:r>
-            <w:r>
-              <w:rPr>
-                <w:rFonts w:ascii="Times New Roman" w:hAnsi="Times New Roman"/>
-                <w:lang w:val="en-US"/>
-              </w:rPr>
-              <w:t xml:space="preserve"> </w:t>
-            </w:r>
-            <w:proofErr w:type="spellStart"/>
-            <w:r>
-              <w:rPr>
-                <w:rFonts w:ascii="Times New Roman" w:hAnsi="Times New Roman"/>
-                <w:lang w:val="en-US"/>
-              </w:rPr>
-              <w:t>Departamento</w:t>
-            </w:r>
-            <w:proofErr w:type="spellEnd"/>
-            <w:r>
-              <w:rPr>
-                <w:rFonts w:ascii="Times New Roman" w:hAnsi="Times New Roman"/>
-                <w:lang w:val="en-US"/>
-              </w:rPr>
-              <w:t xml:space="preserve"> de </w:t>
-            </w:r>
-            <w:proofErr w:type="spellStart"/>
-            <w:r>
-              <w:rPr>
-                <w:rFonts w:ascii="Times New Roman" w:hAnsi="Times New Roman"/>
-                <w:lang w:val="en-US"/>
-              </w:rPr>
-              <w:t>Psicología</w:t>
-            </w:r>
-            <w:proofErr w:type="spellEnd"/>
-            <w:r>
-              <w:rPr>
-                <w:rFonts w:ascii="Times New Roman" w:hAnsi="Times New Roman"/>
-                <w:lang w:val="en-US"/>
-              </w:rPr>
-              <w:t>, Universidad de Chile.</w:t>
-            </w:r>
-            <w:r>
-              <w:rPr>
-                <w:rFonts w:ascii="Times New Roman" w:hAnsi="Times New Roman"/>
-                <w:lang w:val="en-US"/>
-              </w:rPr>
-              <w:t xml:space="preserve"> </w:t>
-            </w:r>
-            <w:r>
-              <w:rPr>
-                <w:rFonts w:ascii="Times New Roman" w:hAnsi="Times New Roman"/>
-                <w:i/>
-                <w:lang w:val="en-US"/>
-              </w:rPr>
-              <w:t>Contemporaneous Perspectives i</w:t>
-            </w:r>
-            <w:r>
-              <w:rPr>
-                <w:rFonts w:ascii="Times New Roman" w:hAnsi="Times New Roman"/>
-                <w:i/>
-                <w:lang w:val="en-US"/>
-              </w:rPr>
-              <w:t>n Motivation.</w:t>
             </w:r>
           </w:p>
         </w:tc>
@@ -2056,7 +2998,7 @@
         </w:trPr>
         <w:tc>
           <w:tcPr>
-            <w:tcW w:w="2301" w:type="dxa"/>
+            <w:tcW w:w="7285" w:type="dxa"/>
           </w:tcPr>
           <w:p>
             <w:pPr>
@@ -2065,41 +3007,15 @@
               <w:jc w:val="both"/>
               <w:rPr>
                 <w:rFonts w:ascii="Times New Roman" w:hAnsi="Times New Roman"/>
-                <w:noProof/>
-                <w:lang w:val="en-US"/>
+                <w:lang w:val="es-CL"/>
               </w:rPr>
             </w:pPr>
             <w:r>
               <w:rPr>
                 <w:rFonts w:ascii="Times New Roman" w:hAnsi="Times New Roman"/>
-                <w:noProof/>
-                <w:lang w:val="en-US"/>
-              </w:rPr>
-              <w:t>20</w:t>
-            </w:r>
-            <w:r>
-              <w:rPr>
-                <w:rFonts w:ascii="Times New Roman" w:hAnsi="Times New Roman"/>
-                <w:noProof/>
-                <w:lang w:val="en-US"/>
-              </w:rPr>
-              <w:t>0</w:t>
-            </w:r>
-            <w:r>
-              <w:rPr>
-                <w:rFonts w:ascii="Times New Roman" w:hAnsi="Times New Roman"/>
-                <w:noProof/>
-                <w:lang w:val="en-US"/>
-              </w:rPr>
-              <w:t>9-201</w:t>
-            </w:r>
-            <w:r>
-              <w:rPr>
-                <w:rFonts w:ascii="Times New Roman" w:hAnsi="Times New Roman"/>
-                <w:noProof/>
-                <w:lang w:val="en-US"/>
-              </w:rPr>
-              <w:t>3</w:t>
+                <w:lang w:val="es-CL"/>
+              </w:rPr>
+              <w:t>Teaching Assistant</w:t>
             </w:r>
           </w:p>
           <w:p>
@@ -2109,10 +3025,16 @@
               <w:jc w:val="both"/>
               <w:rPr>
                 <w:rFonts w:ascii="Times New Roman" w:hAnsi="Times New Roman"/>
-                <w:noProof/>
-                <w:lang w:val="en-US"/>
+                <w:lang w:val="es-CL"/>
               </w:rPr>
             </w:pPr>
+            <w:r>
+              <w:rPr>
+                <w:rFonts w:ascii="Times New Roman" w:hAnsi="Times New Roman"/>
+                <w:lang w:val="es-CL"/>
+              </w:rPr>
+              <w:t>Departamento de Psicología, Universidad de Chile.</w:t>
+            </w:r>
           </w:p>
           <w:p>
             <w:pPr>
@@ -2121,10 +3043,26 @@
               <w:jc w:val="both"/>
               <w:rPr>
                 <w:rFonts w:ascii="Times New Roman" w:hAnsi="Times New Roman"/>
-                <w:noProof/>
+                <w:i/>
                 <w:lang w:val="en-US"/>
               </w:rPr>
             </w:pPr>
+            <w:r>
+              <w:rPr>
+                <w:rFonts w:ascii="Times New Roman" w:hAnsi="Times New Roman"/>
+                <w:i/>
+                <w:lang w:val="es-CL"/>
+              </w:rPr>
+              <w:t xml:space="preserve">    </w:t>
+            </w:r>
+            <w:r>
+              <w:rPr>
+                <w:rFonts w:ascii="Times New Roman" w:hAnsi="Times New Roman"/>
+                <w:i/>
+                <w:lang w:val="en-US"/>
+              </w:rPr>
+              <w:t>Experimental Psychology</w:t>
+            </w:r>
           </w:p>
           <w:p>
             <w:pPr>
@@ -2133,10 +3071,99 @@
               <w:jc w:val="both"/>
               <w:rPr>
                 <w:rFonts w:ascii="Times New Roman" w:hAnsi="Times New Roman"/>
-                <w:noProof/>
+                <w:i/>
                 <w:lang w:val="en-US"/>
               </w:rPr>
             </w:pPr>
+            <w:r>
+              <w:rPr>
+                <w:rFonts w:ascii="Times New Roman" w:hAnsi="Times New Roman"/>
+                <w:i/>
+                <w:lang w:val="en-US"/>
+              </w:rPr>
+              <w:t xml:space="preserve">    Basic Processes of Learning</w:t>
+            </w:r>
+          </w:p>
+          <w:p>
+            <w:pPr>
+              <w:pStyle w:val="NoSpacing"/>
+              <w:spacing w:after="240" w:line="276" w:lineRule="auto"/>
+              <w:jc w:val="both"/>
+              <w:rPr>
+                <w:rFonts w:ascii="Times New Roman" w:hAnsi="Times New Roman"/>
+                <w:noProof/>
+                <w:lang w:val="en-US"/>
+              </w:rPr>
+            </w:pPr>
+            <w:r>
+              <w:rPr>
+                <w:rFonts w:ascii="Times New Roman" w:hAnsi="Times New Roman"/>
+                <w:i/>
+                <w:lang w:val="en-US"/>
+              </w:rPr>
+              <w:t xml:space="preserve">    </w:t>
+            </w:r>
+            <w:r>
+              <w:rPr>
+                <w:rFonts w:ascii="Times New Roman" w:hAnsi="Times New Roman"/>
+                <w:i/>
+                <w:lang w:val="es-CL"/>
+              </w:rPr>
+              <w:t>Psychology</w:t>
+            </w:r>
+          </w:p>
+        </w:tc>
+        <w:tc>
+          <w:tcPr>
+            <w:tcW w:w="1170" w:type="dxa"/>
+          </w:tcPr>
+          <w:p>
+            <w:pPr>
+              <w:pStyle w:val="NoSpacing"/>
+              <w:spacing w:line="276" w:lineRule="auto"/>
+              <w:jc w:val="right"/>
+              <w:rPr>
+                <w:rFonts w:ascii="Times New Roman" w:hAnsi="Times New Roman"/>
+                <w:noProof/>
+                <w:lang w:val="en-US"/>
+              </w:rPr>
+            </w:pPr>
+            <w:r>
+              <w:rPr>
+                <w:rFonts w:ascii="Times New Roman" w:hAnsi="Times New Roman"/>
+                <w:noProof/>
+                <w:lang w:val="en-US"/>
+              </w:rPr>
+              <w:t>2009-2013</w:t>
+            </w:r>
+          </w:p>
+        </w:tc>
+      </w:tr>
+      <w:tr>
+        <w:trPr>
+          <w:trHeight w:val="589"/>
+        </w:trPr>
+        <w:tc>
+          <w:tcPr>
+            <w:tcW w:w="7285" w:type="dxa"/>
+          </w:tcPr>
+          <w:p>
+            <w:pPr>
+              <w:pStyle w:val="NoSpacing"/>
+              <w:spacing w:line="276" w:lineRule="auto"/>
+              <w:jc w:val="both"/>
+              <w:rPr>
+                <w:rFonts w:ascii="Times New Roman" w:hAnsi="Times New Roman"/>
+                <w:lang w:val="es-CL"/>
+              </w:rPr>
+            </w:pPr>
+            <w:r>
+              <w:rPr>
+                <w:rFonts w:ascii="Times New Roman" w:hAnsi="Times New Roman"/>
+                <w:lang w:val="es-CL"/>
+              </w:rPr>
+              <w:t>Teaching Assistant</w:t>
+            </w:r>
           </w:p>
           <w:p>
             <w:pPr>
@@ -2145,10 +3172,110 @@
               <w:jc w:val="both"/>
               <w:rPr>
                 <w:rFonts w:ascii="Times New Roman" w:hAnsi="Times New Roman"/>
-                <w:noProof/>
-                <w:lang w:val="en-US"/>
+                <w:lang w:val="es-CL"/>
               </w:rPr>
             </w:pPr>
+            <w:r>
+              <w:rPr>
+                <w:rFonts w:ascii="Times New Roman" w:hAnsi="Times New Roman"/>
+                <w:lang w:val="es-CL"/>
+              </w:rPr>
+              <w:t>Escuela de Psicología, Univer</w:t>
+            </w:r>
+            <w:r>
+              <w:rPr>
+                <w:rFonts w:ascii="Times New Roman" w:hAnsi="Times New Roman"/>
+                <w:lang w:val="es-CL"/>
+              </w:rPr>
+              <w:t>sidad Alberto Hurtado.</w:t>
+            </w:r>
+          </w:p>
+          <w:p>
+            <w:pPr>
+              <w:pStyle w:val="NoSpacing"/>
+              <w:spacing w:after="240" w:line="276" w:lineRule="auto"/>
+              <w:jc w:val="both"/>
+              <w:rPr>
+                <w:rFonts w:ascii="Times New Roman" w:hAnsi="Times New Roman"/>
+                <w:noProof/>
+                <w:lang w:val="en-US"/>
+              </w:rPr>
+            </w:pPr>
+            <w:r>
+              <w:rPr>
+                <w:rFonts w:ascii="Times New Roman" w:hAnsi="Times New Roman"/>
+                <w:lang w:val="es-CL"/>
+              </w:rPr>
+              <w:t xml:space="preserve">    </w:t>
+            </w:r>
+            <w:r>
+              <w:rPr>
+                <w:rFonts w:ascii="Times New Roman" w:hAnsi="Times New Roman"/>
+                <w:i/>
+                <w:lang w:val="en-US"/>
+              </w:rPr>
+              <w:t>Behavioral and Cognitive Psychology</w:t>
+            </w:r>
+          </w:p>
+        </w:tc>
+        <w:tc>
+          <w:tcPr>
+            <w:tcW w:w="1170" w:type="dxa"/>
+          </w:tcPr>
+          <w:p>
+            <w:pPr>
+              <w:pStyle w:val="NoSpacing"/>
+              <w:spacing w:line="276" w:lineRule="auto"/>
+              <w:jc w:val="right"/>
+              <w:rPr>
+                <w:rFonts w:ascii="Times New Roman" w:hAnsi="Times New Roman"/>
+                <w:noProof/>
+                <w:lang w:val="en-US"/>
+              </w:rPr>
+            </w:pPr>
+            <w:r>
+              <w:rPr>
+                <w:rFonts w:ascii="Times New Roman" w:hAnsi="Times New Roman"/>
+                <w:noProof/>
+                <w:lang w:val="en-US"/>
+              </w:rPr>
+              <w:t>2010-2013</w:t>
+            </w:r>
+          </w:p>
+        </w:tc>
+      </w:tr>
+      <w:tr>
+        <w:trPr>
+          <w:trHeight w:val="454"/>
+        </w:trPr>
+        <w:tc>
+          <w:tcPr>
+            <w:tcW w:w="7285" w:type="dxa"/>
+          </w:tcPr>
+          <w:p>
+            <w:pPr>
+              <w:pStyle w:val="NoSpacing"/>
+              <w:spacing w:line="276" w:lineRule="auto"/>
+              <w:jc w:val="both"/>
+              <w:rPr>
+                <w:rFonts w:ascii="Times New Roman" w:hAnsi="Times New Roman"/>
+                <w:lang w:val="en-US"/>
+              </w:rPr>
+            </w:pPr>
+            <w:r>
+              <w:rPr>
+                <w:rFonts w:ascii="Times New Roman" w:hAnsi="Times New Roman"/>
+                <w:lang w:val="en-US"/>
+              </w:rPr>
+              <w:t>Teaching</w:t>
+            </w:r>
+            <w:r>
+              <w:rPr>
+                <w:rFonts w:ascii="Times New Roman" w:hAnsi="Times New Roman"/>
+                <w:lang w:val="en-US"/>
+              </w:rPr>
+              <w:t xml:space="preserve"> Assistant</w:t>
+            </w:r>
           </w:p>
           <w:p>
             <w:pPr>
@@ -2157,17 +3284,15 @@
               <w:jc w:val="both"/>
               <w:rPr>
                 <w:rFonts w:ascii="Times New Roman" w:hAnsi="Times New Roman"/>
-                <w:noProof/>
                 <w:lang w:val="en-US"/>
               </w:rPr>
             </w:pPr>
             <w:r>
               <w:rPr>
                 <w:rFonts w:ascii="Times New Roman" w:hAnsi="Times New Roman"/>
-                <w:noProof/>
-                <w:lang w:val="en-US"/>
-              </w:rPr>
-              <w:t>2010-2013</w:t>
+                <w:lang w:val="en-US"/>
+              </w:rPr>
+              <w:t xml:space="preserve">Programa de Bachillerato, Universidad de Chile. </w:t>
             </w:r>
           </w:p>
           <w:p>
@@ -2181,331 +3306,80 @@
                 <w:lang w:val="en-US"/>
               </w:rPr>
             </w:pPr>
+            <w:r>
+              <w:rPr>
+                <w:rFonts w:ascii="Times New Roman" w:hAnsi="Times New Roman"/>
+                <w:i/>
+                <w:lang w:val="en-US"/>
+              </w:rPr>
+              <w:t xml:space="preserve">    </w:t>
+            </w:r>
+            <w:r>
+              <w:rPr>
+                <w:rFonts w:ascii="Times New Roman" w:hAnsi="Times New Roman"/>
+                <w:i/>
+                <w:lang w:val="en-US"/>
+              </w:rPr>
+              <w:t>Psychology</w:t>
+            </w:r>
+          </w:p>
+        </w:tc>
+        <w:tc>
+          <w:tcPr>
+            <w:tcW w:w="1170" w:type="dxa"/>
+          </w:tcPr>
+          <w:p>
+            <w:pPr>
+              <w:pStyle w:val="NoSpacing"/>
+              <w:spacing w:line="276" w:lineRule="auto"/>
+              <w:jc w:val="right"/>
+              <w:rPr>
+                <w:rFonts w:ascii="Times New Roman" w:hAnsi="Times New Roman"/>
+                <w:noProof/>
+                <w:lang w:val="en-US"/>
+              </w:rPr>
+            </w:pPr>
+            <w:r>
+              <w:rPr>
+                <w:rFonts w:ascii="Times New Roman" w:hAnsi="Times New Roman"/>
+                <w:noProof/>
+                <w:lang w:val="en-US"/>
+              </w:rPr>
+              <w:t>2010-2013</w:t>
+            </w:r>
           </w:p>
           <w:p>
             <w:pPr>
               <w:pStyle w:val="NoSpacing"/>
               <w:spacing w:line="276" w:lineRule="auto"/>
-              <w:jc w:val="both"/>
+              <w:jc w:val="right"/>
               <w:rPr>
                 <w:rFonts w:ascii="Times New Roman" w:hAnsi="Times New Roman"/>
                 <w:noProof/>
                 <w:lang w:val="en-US"/>
               </w:rPr>
             </w:pPr>
-            <w:r>
-              <w:rPr>
-                <w:rFonts w:ascii="Times New Roman" w:hAnsi="Times New Roman"/>
-                <w:noProof/>
-                <w:lang w:val="en-US"/>
-              </w:rPr>
-              <w:t>2010-2013</w:t>
-            </w:r>
-          </w:p>
-          <w:p>
-            <w:pPr>
-              <w:pStyle w:val="NoSpacing"/>
-              <w:spacing w:line="276" w:lineRule="auto"/>
-              <w:jc w:val="both"/>
-              <w:rPr>
-                <w:rFonts w:ascii="Times New Roman" w:hAnsi="Times New Roman"/>
-                <w:noProof/>
-                <w:lang w:val="en-US"/>
-              </w:rPr>
-            </w:pPr>
-          </w:p>
-        </w:tc>
-        <w:tc>
-          <w:tcPr>
-            <w:tcW w:w="6203" w:type="dxa"/>
-          </w:tcPr>
-          <w:p>
-            <w:pPr>
-              <w:pStyle w:val="NoSpacing"/>
-              <w:spacing w:line="276" w:lineRule="auto"/>
-              <w:jc w:val="both"/>
-              <w:rPr>
-                <w:rFonts w:ascii="Times New Roman" w:hAnsi="Times New Roman"/>
-                <w:lang w:val="es-CL"/>
-              </w:rPr>
-            </w:pPr>
-            <w:proofErr w:type="spellStart"/>
-            <w:r>
-              <w:rPr>
-                <w:rFonts w:ascii="Times New Roman" w:hAnsi="Times New Roman"/>
-                <w:lang w:val="es-CL"/>
-              </w:rPr>
-              <w:t>T</w:t>
-            </w:r>
-            <w:r>
-              <w:rPr>
-                <w:rFonts w:ascii="Times New Roman" w:hAnsi="Times New Roman"/>
-                <w:lang w:val="es-CL"/>
-              </w:rPr>
-              <w:t>eaching</w:t>
-            </w:r>
-            <w:proofErr w:type="spellEnd"/>
-            <w:r>
-              <w:rPr>
-                <w:rFonts w:ascii="Times New Roman" w:hAnsi="Times New Roman"/>
-                <w:lang w:val="es-CL"/>
-              </w:rPr>
-              <w:t xml:space="preserve"> </w:t>
-            </w:r>
-            <w:proofErr w:type="spellStart"/>
-            <w:r>
-              <w:rPr>
-                <w:rFonts w:ascii="Times New Roman" w:hAnsi="Times New Roman"/>
-                <w:lang w:val="es-CL"/>
-              </w:rPr>
-              <w:t>Assistant</w:t>
-            </w:r>
-            <w:proofErr w:type="spellEnd"/>
-            <w:r>
-              <w:rPr>
-                <w:rFonts w:ascii="Times New Roman" w:hAnsi="Times New Roman"/>
-                <w:lang w:val="es-CL"/>
-              </w:rPr>
-              <w:t>.</w:t>
-            </w:r>
-            <w:r>
-              <w:rPr>
-                <w:rFonts w:ascii="Times New Roman" w:hAnsi="Times New Roman"/>
-                <w:lang w:val="es-CL"/>
-              </w:rPr>
-              <w:t xml:space="preserve"> Departamento de Psicología, Universidad de Chile.</w:t>
-            </w:r>
-          </w:p>
-          <w:p>
-            <w:pPr>
-              <w:pStyle w:val="NoSpacing"/>
-              <w:spacing w:line="276" w:lineRule="auto"/>
-              <w:jc w:val="both"/>
-              <w:rPr>
-                <w:rFonts w:ascii="Times New Roman" w:hAnsi="Times New Roman"/>
-                <w:i/>
-                <w:lang w:val="en-US"/>
-              </w:rPr>
-            </w:pPr>
-            <w:r>
-              <w:rPr>
-                <w:rFonts w:ascii="Times New Roman" w:hAnsi="Times New Roman"/>
-                <w:i/>
-                <w:lang w:val="es-CL"/>
-              </w:rPr>
-              <w:t xml:space="preserve">    </w:t>
-            </w:r>
-            <w:r>
-              <w:rPr>
-                <w:rFonts w:ascii="Times New Roman" w:hAnsi="Times New Roman"/>
-                <w:i/>
-                <w:lang w:val="en-US"/>
-              </w:rPr>
-              <w:t>Experimental Psychology</w:t>
-            </w:r>
-          </w:p>
-          <w:p>
-            <w:pPr>
-              <w:pStyle w:val="NoSpacing"/>
-              <w:spacing w:line="276" w:lineRule="auto"/>
-              <w:jc w:val="both"/>
-              <w:rPr>
-                <w:rFonts w:ascii="Times New Roman" w:hAnsi="Times New Roman"/>
-                <w:i/>
-                <w:lang w:val="en-US"/>
-              </w:rPr>
-            </w:pPr>
-            <w:r>
-              <w:rPr>
-                <w:rFonts w:ascii="Times New Roman" w:hAnsi="Times New Roman"/>
-                <w:i/>
-                <w:lang w:val="en-US"/>
-              </w:rPr>
-              <w:t xml:space="preserve">    Basic Processes of Learning</w:t>
-            </w:r>
-          </w:p>
-          <w:p>
-            <w:pPr>
-              <w:pStyle w:val="NoSpacing"/>
-              <w:spacing w:line="276" w:lineRule="auto"/>
-              <w:jc w:val="both"/>
-              <w:rPr>
-                <w:rFonts w:ascii="Times New Roman" w:hAnsi="Times New Roman"/>
-                <w:i/>
-                <w:lang w:val="es-CL"/>
-              </w:rPr>
-            </w:pPr>
-            <w:r>
-              <w:rPr>
-                <w:rFonts w:ascii="Times New Roman" w:hAnsi="Times New Roman"/>
-                <w:i/>
-                <w:lang w:val="en-US"/>
-              </w:rPr>
-              <w:t xml:space="preserve">    </w:t>
-            </w:r>
-            <w:proofErr w:type="spellStart"/>
-            <w:r>
-              <w:rPr>
-                <w:rFonts w:ascii="Times New Roman" w:hAnsi="Times New Roman"/>
-                <w:i/>
-                <w:lang w:val="es-CL"/>
-              </w:rPr>
-              <w:t>Psychology</w:t>
-            </w:r>
-            <w:proofErr w:type="spellEnd"/>
-          </w:p>
-          <w:p>
-            <w:pPr>
-              <w:pStyle w:val="NoSpacing"/>
-              <w:spacing w:line="276" w:lineRule="auto"/>
-              <w:jc w:val="both"/>
-              <w:rPr>
-                <w:rFonts w:ascii="Times New Roman" w:hAnsi="Times New Roman"/>
-                <w:i/>
-                <w:lang w:val="en-US"/>
-              </w:rPr>
-            </w:pPr>
-            <w:proofErr w:type="spellStart"/>
-            <w:r>
-              <w:rPr>
-                <w:rFonts w:ascii="Times New Roman" w:hAnsi="Times New Roman"/>
-                <w:lang w:val="es-CL"/>
-              </w:rPr>
-              <w:t>Teaching</w:t>
-            </w:r>
-            <w:proofErr w:type="spellEnd"/>
-            <w:r>
-              <w:rPr>
-                <w:rFonts w:ascii="Times New Roman" w:hAnsi="Times New Roman"/>
-                <w:lang w:val="es-CL"/>
-              </w:rPr>
-              <w:t xml:space="preserve"> </w:t>
-            </w:r>
-            <w:proofErr w:type="spellStart"/>
-            <w:r>
-              <w:rPr>
-                <w:rFonts w:ascii="Times New Roman" w:hAnsi="Times New Roman"/>
-                <w:lang w:val="es-CL"/>
-              </w:rPr>
-              <w:t>Assistant</w:t>
-            </w:r>
-            <w:proofErr w:type="spellEnd"/>
-            <w:r>
-              <w:rPr>
-                <w:rFonts w:ascii="Times New Roman" w:hAnsi="Times New Roman"/>
-                <w:lang w:val="es-CL"/>
-              </w:rPr>
-              <w:t xml:space="preserve">. </w:t>
-            </w:r>
-            <w:r>
-              <w:rPr>
-                <w:rFonts w:ascii="Times New Roman" w:hAnsi="Times New Roman"/>
-                <w:lang w:val="es-CL"/>
-              </w:rPr>
-              <w:t>Escuela de P</w:t>
-            </w:r>
-            <w:bookmarkStart w:id="0" w:name="_GoBack"/>
-            <w:bookmarkEnd w:id="0"/>
-            <w:r>
-              <w:rPr>
-                <w:rFonts w:ascii="Times New Roman" w:hAnsi="Times New Roman"/>
-                <w:lang w:val="es-CL"/>
-              </w:rPr>
-              <w:t>sicología, Univer</w:t>
-            </w:r>
-            <w:r>
-              <w:rPr>
-                <w:rFonts w:ascii="Times New Roman" w:hAnsi="Times New Roman"/>
-                <w:lang w:val="es-CL"/>
-              </w:rPr>
-              <w:t xml:space="preserve">sidad Alberto Hurtado. </w:t>
-            </w:r>
-            <w:r>
-              <w:rPr>
-                <w:rFonts w:ascii="Times New Roman" w:hAnsi="Times New Roman"/>
-                <w:i/>
-                <w:lang w:val="en-US"/>
-              </w:rPr>
-              <w:t>Behavioral and Cognitive Psychology</w:t>
-            </w:r>
-          </w:p>
-          <w:p>
-            <w:pPr>
-              <w:pStyle w:val="NoSpacing"/>
-              <w:spacing w:line="276" w:lineRule="auto"/>
-              <w:jc w:val="both"/>
-              <w:rPr>
-                <w:rFonts w:ascii="Times New Roman" w:hAnsi="Times New Roman"/>
-                <w:lang w:val="en-US"/>
-              </w:rPr>
-            </w:pPr>
-            <w:r>
-              <w:rPr>
-                <w:rFonts w:ascii="Times New Roman" w:hAnsi="Times New Roman"/>
-                <w:lang w:val="en-US"/>
-              </w:rPr>
-              <w:t>Teaching</w:t>
-            </w:r>
-            <w:r>
-              <w:rPr>
-                <w:rFonts w:ascii="Times New Roman" w:hAnsi="Times New Roman"/>
-                <w:lang w:val="en-US"/>
-              </w:rPr>
-              <w:t xml:space="preserve"> Assistant. </w:t>
-            </w:r>
-            <w:proofErr w:type="spellStart"/>
-            <w:r>
-              <w:rPr>
-                <w:rFonts w:ascii="Times New Roman" w:hAnsi="Times New Roman"/>
-                <w:lang w:val="en-US"/>
-              </w:rPr>
-              <w:t>Programa</w:t>
-            </w:r>
-            <w:proofErr w:type="spellEnd"/>
-            <w:r>
-              <w:rPr>
-                <w:rFonts w:ascii="Times New Roman" w:hAnsi="Times New Roman"/>
-                <w:lang w:val="en-US"/>
-              </w:rPr>
-              <w:t xml:space="preserve"> de </w:t>
-            </w:r>
-            <w:proofErr w:type="spellStart"/>
-            <w:r>
-              <w:rPr>
-                <w:rFonts w:ascii="Times New Roman" w:hAnsi="Times New Roman"/>
-                <w:lang w:val="en-US"/>
-              </w:rPr>
-              <w:t>Bachillerato</w:t>
-            </w:r>
-            <w:proofErr w:type="spellEnd"/>
-            <w:r>
-              <w:rPr>
-                <w:rFonts w:ascii="Times New Roman" w:hAnsi="Times New Roman"/>
-                <w:lang w:val="en-US"/>
-              </w:rPr>
-              <w:t xml:space="preserve">, Universidad de Chile. </w:t>
-            </w:r>
-            <w:r>
-              <w:rPr>
-                <w:rFonts w:ascii="Times New Roman" w:hAnsi="Times New Roman"/>
-                <w:i/>
-                <w:lang w:val="en-US"/>
-              </w:rPr>
-              <w:t>Psychology</w:t>
-            </w:r>
-            <w:r>
-              <w:rPr>
-                <w:rFonts w:ascii="Times New Roman" w:hAnsi="Times New Roman"/>
-                <w:lang w:val="en-US"/>
-              </w:rPr>
-              <w:t>.</w:t>
-            </w:r>
           </w:p>
         </w:tc>
       </w:tr>
     </w:tbl>
     <w:p>
       <w:pPr>
+        <w:pStyle w:val="NoSpacing"/>
+        <w:spacing w:line="276" w:lineRule="auto"/>
+        <w:jc w:val="both"/>
+        <w:rPr>
+          <w:rFonts w:ascii="Times New Roman" w:hAnsi="Times New Roman"/>
+          <w:b/>
+          <w:sz w:val="24"/>
+          <w:szCs w:val="24"/>
+          <w:u w:val="single"/>
+          <w:lang w:val="en-US"/>
+        </w:rPr>
+      </w:pPr>
+    </w:p>
+    <w:p>
+      <w:pPr>
         <w:spacing w:after="0"/>
         <w:jc w:val="both"/>
         <w:rPr>
@@ -2524,7 +3398,7 @@
           <w:u w:val="single"/>
           <w:lang w:val="en-US"/>
         </w:rPr>
-        <w:t>Research</w:t>
+        <w:t>Mentoring</w:t>
       </w:r>
       <w:r>
         <w:rPr>
@@ -2643,13 +3517,233 @@
         <w:tblLook w:val="04A0" w:firstRow="1" w:lastRow="0" w:firstColumn="1" w:lastColumn="0" w:noHBand="0" w:noVBand="1"/>
       </w:tblPr>
       <w:tblGrid>
-        <w:gridCol w:w="2301"/>
-        <w:gridCol w:w="6203"/>
+        <w:gridCol w:w="7285"/>
+        <w:gridCol w:w="1170"/>
       </w:tblGrid>
       <w:tr>
         <w:tc>
           <w:tcPr>
-            <w:tcW w:w="2301" w:type="dxa"/>
+            <w:tcW w:w="7285" w:type="dxa"/>
+          </w:tcPr>
+          <w:p>
+            <w:pPr>
+              <w:pStyle w:val="NoSpacing"/>
+              <w:spacing w:after="240" w:line="276" w:lineRule="auto"/>
+              <w:jc w:val="both"/>
+              <w:rPr>
+                <w:rFonts w:ascii="Times New Roman" w:hAnsi="Times New Roman"/>
+                <w:noProof/>
+                <w:lang w:val="en-US"/>
+              </w:rPr>
+            </w:pPr>
+            <w:r>
+              <w:rPr>
+                <w:rFonts w:ascii="Times New Roman" w:hAnsi="Times New Roman"/>
+                <w:lang w:val="en-US"/>
+              </w:rPr>
+              <w:t>Odysseus Orr. Prevalence effects in the categorization of medical images by humans and pigeons.</w:t>
+            </w:r>
+            <w:r>
+              <w:rPr>
+                <w:rFonts w:ascii="Times New Roman" w:hAnsi="Times New Roman"/>
+                <w:lang w:val="en-US"/>
+              </w:rPr>
+              <w:t xml:space="preserve"> </w:t>
+            </w:r>
+            <w:r>
+              <w:rPr>
+                <w:rFonts w:ascii="Times New Roman" w:hAnsi="Times New Roman"/>
+                <w:lang w:val="en-US"/>
+              </w:rPr>
+              <w:t>Science Alliance Internship Program</w:t>
+            </w:r>
+            <w:r>
+              <w:rPr>
+                <w:rFonts w:ascii="Times New Roman" w:hAnsi="Times New Roman"/>
+                <w:lang w:val="en-US"/>
+              </w:rPr>
+              <w:t>.</w:t>
+            </w:r>
+          </w:p>
+        </w:tc>
+        <w:tc>
+          <w:tcPr>
+            <w:tcW w:w="1170" w:type="dxa"/>
+          </w:tcPr>
+          <w:p>
+            <w:pPr>
+              <w:pStyle w:val="NoSpacing"/>
+              <w:spacing w:line="276" w:lineRule="auto"/>
+              <w:jc w:val="right"/>
+              <w:rPr>
+                <w:rFonts w:ascii="Times New Roman" w:hAnsi="Times New Roman"/>
+                <w:noProof/>
+                <w:lang w:val="en-US"/>
+              </w:rPr>
+            </w:pPr>
+            <w:r>
+              <w:rPr>
+                <w:rFonts w:ascii="Times New Roman" w:hAnsi="Times New Roman"/>
+                <w:noProof/>
+                <w:lang w:val="en-US"/>
+              </w:rPr>
+              <w:t>2020</w:t>
+            </w:r>
+          </w:p>
+        </w:tc>
+      </w:tr>
+      <w:tr>
+        <w:tc>
+          <w:tcPr>
+            <w:tcW w:w="7285" w:type="dxa"/>
+          </w:tcPr>
+          <w:p>
+            <w:pPr>
+              <w:pStyle w:val="NoSpacing"/>
+              <w:spacing w:after="240" w:line="276" w:lineRule="auto"/>
+              <w:jc w:val="both"/>
+              <w:rPr>
+                <w:rFonts w:ascii="Times New Roman" w:hAnsi="Times New Roman"/>
+                <w:noProof/>
+                <w:lang w:val="en-US"/>
+              </w:rPr>
+            </w:pPr>
+            <w:r>
+              <w:rPr>
+                <w:rFonts w:ascii="Times New Roman" w:hAnsi="Times New Roman"/>
+                <w:lang w:val="en-US"/>
+              </w:rPr>
+              <w:t>Daniel Cole. Pigeon precrastination in choice tasks with identical options.</w:t>
+            </w:r>
+            <w:r>
+              <w:rPr>
+                <w:rFonts w:ascii="Times New Roman" w:hAnsi="Times New Roman"/>
+                <w:lang w:val="en-US"/>
+              </w:rPr>
+              <w:t xml:space="preserve"> Summer Research Opportunities Program.</w:t>
+            </w:r>
+          </w:p>
+        </w:tc>
+        <w:tc>
+          <w:tcPr>
+            <w:tcW w:w="1170" w:type="dxa"/>
+          </w:tcPr>
+          <w:p>
+            <w:pPr>
+              <w:pStyle w:val="NoSpacing"/>
+              <w:spacing w:line="276" w:lineRule="auto"/>
+              <w:jc w:val="right"/>
+              <w:rPr>
+                <w:rFonts w:ascii="Times New Roman" w:hAnsi="Times New Roman"/>
+                <w:noProof/>
+                <w:lang w:val="en-US"/>
+              </w:rPr>
+            </w:pPr>
+            <w:r>
+              <w:rPr>
+                <w:rFonts w:ascii="Times New Roman" w:hAnsi="Times New Roman"/>
+                <w:noProof/>
+                <w:lang w:val="en-US"/>
+              </w:rPr>
+              <w:t>2018</w:t>
+            </w:r>
+          </w:p>
+        </w:tc>
+      </w:tr>
+      <w:tr>
+        <w:tc>
+          <w:tcPr>
+            <w:tcW w:w="7285" w:type="dxa"/>
+          </w:tcPr>
+          <w:p>
+            <w:pPr>
+              <w:pStyle w:val="NoSpacing"/>
+              <w:spacing w:after="240" w:line="276" w:lineRule="auto"/>
+              <w:jc w:val="both"/>
+              <w:rPr>
+                <w:rFonts w:ascii="Times New Roman" w:hAnsi="Times New Roman"/>
+                <w:noProof/>
+                <w:lang w:val="en-US"/>
+              </w:rPr>
+            </w:pPr>
+            <w:r>
+              <w:rPr>
+                <w:rFonts w:ascii="Times New Roman" w:hAnsi="Times New Roman"/>
+                <w:lang w:val="en-US"/>
+              </w:rPr>
+              <w:t xml:space="preserve">Xueying Zhao. Perceptual separability and integrality </w:t>
+            </w:r>
+            <w:r>
+              <w:rPr>
+                <w:rFonts w:ascii="Times New Roman" w:hAnsi="Times New Roman"/>
+                <w:lang w:val="en-US"/>
+              </w:rPr>
+              <w:t>of three</w:t>
+            </w:r>
+            <w:r>
+              <w:rPr>
+                <w:rFonts w:ascii="Times New Roman" w:hAnsi="Times New Roman"/>
+                <w:lang w:val="en-US"/>
+              </w:rPr>
+              <w:t>-</w:t>
+            </w:r>
+            <w:r>
+              <w:rPr>
+                <w:rFonts w:ascii="Times New Roman" w:hAnsi="Times New Roman"/>
+                <w:lang w:val="en-US"/>
+              </w:rPr>
+              <w:t>dimensional visual stimuli in the pigeon.</w:t>
+            </w:r>
+            <w:r>
+              <w:rPr>
+                <w:rFonts w:ascii="Times New Roman" w:hAnsi="Times New Roman"/>
+                <w:lang w:val="en-US"/>
+              </w:rPr>
+              <w:t xml:space="preserve"> Honors Thesis.</w:t>
+            </w:r>
+          </w:p>
+        </w:tc>
+        <w:tc>
+          <w:tcPr>
+            <w:tcW w:w="1170" w:type="dxa"/>
+          </w:tcPr>
+          <w:p>
+            <w:pPr>
+              <w:pStyle w:val="NoSpacing"/>
+              <w:spacing w:line="276" w:lineRule="auto"/>
+              <w:jc w:val="right"/>
+              <w:rPr>
+                <w:rFonts w:ascii="Times New Roman" w:hAnsi="Times New Roman"/>
+                <w:noProof/>
+                <w:lang w:val="en-US"/>
+              </w:rPr>
+            </w:pPr>
+            <w:r>
+              <w:rPr>
+                <w:rFonts w:ascii="Times New Roman" w:hAnsi="Times New Roman"/>
+                <w:noProof/>
+                <w:lang w:val="en-US"/>
+              </w:rPr>
+              <w:t>2018</w:t>
+            </w:r>
+          </w:p>
+          <w:p>
+            <w:pPr>
+              <w:pStyle w:val="NoSpacing"/>
+              <w:spacing w:line="276" w:lineRule="auto"/>
+              <w:jc w:val="right"/>
+              <w:rPr>
+                <w:rFonts w:ascii="Times New Roman" w:hAnsi="Times New Roman"/>
+                <w:lang w:val="en-US"/>
+              </w:rPr>
+            </w:pPr>
+          </w:p>
+        </w:tc>
+      </w:tr>
+      <w:tr>
+        <w:tc>
+          <w:tcPr>
+            <w:tcW w:w="7285" w:type="dxa"/>
           </w:tcPr>
           <w:p>
             <w:pPr>
@@ -2665,262 +3759,53 @@
             <w:r>
               <w:rPr>
                 <w:rFonts w:ascii="Times New Roman" w:hAnsi="Times New Roman"/>
-                <w:noProof/>
-                <w:lang w:val="en-US"/>
-              </w:rPr>
-              <w:t>2020</w:t>
+                <w:lang w:val="en-US"/>
+              </w:rPr>
+              <w:t>Tatiana Smith. The effect of target-background congruency on categorization in pigeons.</w:t>
+            </w:r>
+            <w:r>
+              <w:rPr>
+                <w:rFonts w:ascii="Times New Roman" w:hAnsi="Times New Roman"/>
+                <w:lang w:val="en-US"/>
+              </w:rPr>
+              <w:t xml:space="preserve"> Honors Thesis.</w:t>
             </w:r>
           </w:p>
         </w:tc>
         <w:tc>
           <w:tcPr>
-            <w:tcW w:w="6203" w:type="dxa"/>
+            <w:tcW w:w="1170" w:type="dxa"/>
           </w:tcPr>
           <w:p>
             <w:pPr>
               <w:pStyle w:val="NoSpacing"/>
               <w:spacing w:line="276" w:lineRule="auto"/>
-              <w:jc w:val="both"/>
-              <w:rPr>
-                <w:rFonts w:ascii="Times New Roman" w:hAnsi="Times New Roman"/>
-                <w:highlight w:val="yellow"/>
+              <w:jc w:val="right"/>
+              <w:rPr>
+                <w:rFonts w:ascii="Times New Roman" w:hAnsi="Times New Roman"/>
+                <w:noProof/>
                 <w:lang w:val="en-US"/>
               </w:rPr>
             </w:pPr>
             <w:r>
               <w:rPr>
                 <w:rFonts w:ascii="Times New Roman" w:hAnsi="Times New Roman"/>
-                <w:highlight w:val="yellow"/>
-                <w:lang w:val="en-US"/>
-              </w:rPr>
-              <w:t xml:space="preserve">Odysseus Orr. Prevalence effects in the </w:t>
-            </w:r>
-            <w:proofErr w:type="spellStart"/>
-            <w:r>
-              <w:rPr>
-                <w:rFonts w:ascii="Times New Roman" w:hAnsi="Times New Roman"/>
-                <w:highlight w:val="yellow"/>
-                <w:lang w:val="en-US"/>
-              </w:rPr>
-              <w:t>cateogirzation</w:t>
-            </w:r>
-            <w:proofErr w:type="spellEnd"/>
-            <w:r>
-              <w:rPr>
-                <w:rFonts w:ascii="Times New Roman" w:hAnsi="Times New Roman"/>
-                <w:highlight w:val="yellow"/>
-                <w:lang w:val="en-US"/>
-              </w:rPr>
-              <w:t xml:space="preserve"> of medical images by humans and pigeons.</w:t>
-            </w:r>
-          </w:p>
-        </w:tc>
-      </w:tr>
-      <w:tr>
-        <w:tc>
-          <w:tcPr>
-            <w:tcW w:w="2301" w:type="dxa"/>
-          </w:tcPr>
-          <w:p>
-            <w:pPr>
-              <w:pStyle w:val="NoSpacing"/>
-              <w:spacing w:line="276" w:lineRule="auto"/>
-              <w:jc w:val="both"/>
-              <w:rPr>
-                <w:rFonts w:ascii="Times New Roman" w:hAnsi="Times New Roman"/>
-                <w:noProof/>
-                <w:lang w:val="en-US"/>
-              </w:rPr>
-            </w:pPr>
-            <w:r>
-              <w:rPr>
-                <w:rFonts w:ascii="Times New Roman" w:hAnsi="Times New Roman"/>
-                <w:noProof/>
-                <w:lang w:val="en-US"/>
-              </w:rPr>
-              <w:t>2018</w:t>
-            </w:r>
-          </w:p>
-        </w:tc>
-        <w:tc>
-          <w:tcPr>
-            <w:tcW w:w="6203" w:type="dxa"/>
-          </w:tcPr>
-          <w:p>
-            <w:pPr>
-              <w:pStyle w:val="NoSpacing"/>
-              <w:spacing w:line="276" w:lineRule="auto"/>
-              <w:jc w:val="both"/>
-              <w:rPr>
-                <w:rFonts w:ascii="Times New Roman" w:hAnsi="Times New Roman"/>
-                <w:highlight w:val="yellow"/>
-                <w:lang w:val="en-US"/>
-              </w:rPr>
-            </w:pPr>
-            <w:r>
-              <w:rPr>
-                <w:rFonts w:ascii="Times New Roman" w:hAnsi="Times New Roman"/>
-                <w:highlight w:val="yellow"/>
-                <w:lang w:val="en-US"/>
-              </w:rPr>
-              <w:t xml:space="preserve">Daniel Cole. Pigeon </w:t>
-            </w:r>
-            <w:proofErr w:type="spellStart"/>
-            <w:r>
-              <w:rPr>
-                <w:rFonts w:ascii="Times New Roman" w:hAnsi="Times New Roman"/>
-                <w:highlight w:val="yellow"/>
-                <w:lang w:val="en-US"/>
-              </w:rPr>
-              <w:t>precrastination</w:t>
-            </w:r>
-            <w:proofErr w:type="spellEnd"/>
-            <w:r>
-              <w:rPr>
-                <w:rFonts w:ascii="Times New Roman" w:hAnsi="Times New Roman"/>
-                <w:highlight w:val="yellow"/>
-                <w:lang w:val="en-US"/>
-              </w:rPr>
-              <w:t xml:space="preserve"> in choice tasks with identical options.</w:t>
-            </w:r>
-          </w:p>
-        </w:tc>
-      </w:tr>
-      <w:tr>
-        <w:tc>
-          <w:tcPr>
-            <w:tcW w:w="2301" w:type="dxa"/>
-          </w:tcPr>
-          <w:p>
-            <w:pPr>
-              <w:pStyle w:val="NoSpacing"/>
-              <w:spacing w:line="276" w:lineRule="auto"/>
-              <w:jc w:val="both"/>
-              <w:rPr>
-                <w:rFonts w:ascii="Times New Roman" w:hAnsi="Times New Roman"/>
-                <w:noProof/>
-                <w:lang w:val="en-US"/>
-              </w:rPr>
-            </w:pPr>
-            <w:r>
-              <w:rPr>
-                <w:rFonts w:ascii="Times New Roman" w:hAnsi="Times New Roman"/>
-                <w:noProof/>
-                <w:lang w:val="en-US"/>
-              </w:rPr>
-              <w:t>2018</w:t>
+                <w:noProof/>
+                <w:lang w:val="en-US"/>
+              </w:rPr>
+              <w:t>2016</w:t>
             </w:r>
           </w:p>
           <w:p>
             <w:pPr>
               <w:pStyle w:val="NoSpacing"/>
               <w:spacing w:line="276" w:lineRule="auto"/>
-              <w:jc w:val="both"/>
+              <w:jc w:val="right"/>
               <w:rPr>
                 <w:rFonts w:ascii="Times New Roman" w:hAnsi="Times New Roman"/>
                 <w:lang w:val="en-US"/>
               </w:rPr>
             </w:pPr>
-          </w:p>
-        </w:tc>
-        <w:tc>
-          <w:tcPr>
-            <w:tcW w:w="6203" w:type="dxa"/>
-          </w:tcPr>
-          <w:p>
-            <w:pPr>
-              <w:pStyle w:val="NoSpacing"/>
-              <w:spacing w:line="276" w:lineRule="auto"/>
-              <w:jc w:val="both"/>
-              <w:rPr>
-                <w:rFonts w:ascii="Times New Roman" w:hAnsi="Times New Roman"/>
-                <w:i/>
-                <w:highlight w:val="yellow"/>
-                <w:lang w:val="en-US"/>
-              </w:rPr>
-            </w:pPr>
-            <w:proofErr w:type="spellStart"/>
-            <w:r>
-              <w:rPr>
-                <w:rFonts w:ascii="Times New Roman" w:hAnsi="Times New Roman"/>
-                <w:highlight w:val="yellow"/>
-                <w:lang w:val="en-US"/>
-              </w:rPr>
-              <w:t>Xueying</w:t>
-            </w:r>
-            <w:proofErr w:type="spellEnd"/>
-            <w:r>
-              <w:rPr>
-                <w:rFonts w:ascii="Times New Roman" w:hAnsi="Times New Roman"/>
-                <w:highlight w:val="yellow"/>
-                <w:lang w:val="en-US"/>
-              </w:rPr>
-              <w:t xml:space="preserve"> Zhao. Perceptual separability and integrality of three dimensional visual stimuli in the pigeon.</w:t>
-            </w:r>
-          </w:p>
-        </w:tc>
-      </w:tr>
-      <w:tr>
-        <w:tc>
-          <w:tcPr>
-            <w:tcW w:w="2301" w:type="dxa"/>
-          </w:tcPr>
-          <w:p>
-            <w:pPr>
-              <w:pStyle w:val="NoSpacing"/>
-              <w:spacing w:line="276" w:lineRule="auto"/>
-              <w:jc w:val="both"/>
-              <w:rPr>
-                <w:rFonts w:ascii="Times New Roman" w:hAnsi="Times New Roman"/>
-                <w:noProof/>
-                <w:lang w:val="en-US"/>
-              </w:rPr>
-            </w:pPr>
-            <w:r>
-              <w:rPr>
-                <w:rFonts w:ascii="Times New Roman" w:hAnsi="Times New Roman"/>
-                <w:noProof/>
-                <w:lang w:val="en-US"/>
-              </w:rPr>
-              <w:t>2016</w:t>
-            </w:r>
-          </w:p>
-          <w:p>
-            <w:pPr>
-              <w:pStyle w:val="NoSpacing"/>
-              <w:spacing w:line="276" w:lineRule="auto"/>
-              <w:jc w:val="both"/>
-              <w:rPr>
-                <w:rFonts w:ascii="Times New Roman" w:hAnsi="Times New Roman"/>
-                <w:lang w:val="en-US"/>
-              </w:rPr>
-            </w:pPr>
-          </w:p>
-        </w:tc>
-        <w:tc>
-          <w:tcPr>
-            <w:tcW w:w="6203" w:type="dxa"/>
-          </w:tcPr>
-          <w:p>
-            <w:pPr>
-              <w:pStyle w:val="NoSpacing"/>
-              <w:spacing w:line="276" w:lineRule="auto"/>
-              <w:jc w:val="both"/>
-              <w:rPr>
-                <w:rFonts w:ascii="Times New Roman" w:hAnsi="Times New Roman"/>
-                <w:i/>
-                <w:highlight w:val="yellow"/>
-                <w:lang w:val="en-US"/>
-              </w:rPr>
-            </w:pPr>
-            <w:r>
-              <w:rPr>
-                <w:rFonts w:ascii="Times New Roman" w:hAnsi="Times New Roman"/>
-                <w:highlight w:val="yellow"/>
-                <w:lang w:val="en-US"/>
-              </w:rPr>
-              <w:t>Tatiana Smith. The effect of target-background congruency on categorization in pigeons.</w:t>
-            </w:r>
           </w:p>
         </w:tc>
       </w:tr>
@@ -2939,422 +3824,173 @@
           <w:lang w:val="en-US"/>
         </w:rPr>
       </w:pPr>
+      <w:r>
+        <w:rPr>
+          <w:rFonts w:ascii="Times New Roman" w:hAnsi="Times New Roman"/>
+          <w:b/>
+          <w:sz w:val="24"/>
+          <w:szCs w:val="24"/>
+          <w:u w:val="single"/>
+          <w:lang w:val="en-US"/>
+        </w:rPr>
+        <w:lastRenderedPageBreak/>
+        <w:t>P</w:t>
+      </w:r>
+      <w:r>
+        <w:rPr>
+          <w:rFonts w:ascii="Times New Roman" w:hAnsi="Times New Roman"/>
+          <w:b/>
+          <w:sz w:val="24"/>
+          <w:szCs w:val="24"/>
+          <w:u w:val="single"/>
+          <w:lang w:val="en-US"/>
+        </w:rPr>
+        <w:t>eer-reviewed</w:t>
+      </w:r>
+      <w:r>
+        <w:rPr>
+          <w:rFonts w:ascii="Times New Roman" w:hAnsi="Times New Roman"/>
+          <w:b/>
+          <w:sz w:val="24"/>
+          <w:szCs w:val="24"/>
+          <w:u w:val="single"/>
+          <w:lang w:val="en-US"/>
+        </w:rPr>
+        <w:t xml:space="preserve"> </w:t>
+      </w:r>
+      <w:r>
+        <w:rPr>
+          <w:rFonts w:ascii="Times New Roman" w:hAnsi="Times New Roman"/>
+          <w:b/>
+          <w:sz w:val="24"/>
+          <w:szCs w:val="24"/>
+          <w:u w:val="single"/>
+          <w:lang w:val="en-US"/>
+        </w:rPr>
+        <w:t>P</w:t>
+      </w:r>
+      <w:r>
+        <w:rPr>
+          <w:rFonts w:ascii="Times New Roman" w:hAnsi="Times New Roman"/>
+          <w:b/>
+          <w:sz w:val="24"/>
+          <w:szCs w:val="24"/>
+          <w:u w:val="single"/>
+          <w:lang w:val="en-US"/>
+        </w:rPr>
+        <w:t>ublications</w:t>
+      </w:r>
+      <w:r>
+        <w:rPr>
+          <w:rFonts w:ascii="Times New Roman" w:hAnsi="Times New Roman"/>
+          <w:b/>
+          <w:sz w:val="24"/>
+          <w:szCs w:val="24"/>
+          <w:u w:val="single"/>
+          <w:lang w:val="en-US"/>
+        </w:rPr>
+        <w:tab/>
+      </w:r>
+      <w:r>
+        <w:rPr>
+          <w:rFonts w:ascii="Times New Roman" w:hAnsi="Times New Roman"/>
+          <w:b/>
+          <w:sz w:val="24"/>
+          <w:szCs w:val="24"/>
+          <w:u w:val="single"/>
+          <w:lang w:val="en-US"/>
+        </w:rPr>
+        <w:tab/>
+      </w:r>
+      <w:r>
+        <w:rPr>
+          <w:rFonts w:ascii="Times New Roman" w:hAnsi="Times New Roman"/>
+          <w:b/>
+          <w:sz w:val="24"/>
+          <w:szCs w:val="24"/>
+          <w:u w:val="single"/>
+          <w:lang w:val="en-US"/>
+        </w:rPr>
+        <w:tab/>
+      </w:r>
+      <w:r>
+        <w:rPr>
+          <w:rFonts w:ascii="Times New Roman" w:hAnsi="Times New Roman"/>
+          <w:b/>
+          <w:sz w:val="24"/>
+          <w:szCs w:val="24"/>
+          <w:u w:val="single"/>
+          <w:lang w:val="en-US"/>
+        </w:rPr>
+        <w:tab/>
+      </w:r>
+      <w:r>
+        <w:rPr>
+          <w:rFonts w:ascii="Times New Roman" w:hAnsi="Times New Roman"/>
+          <w:b/>
+          <w:sz w:val="24"/>
+          <w:szCs w:val="24"/>
+          <w:u w:val="single"/>
+          <w:lang w:val="en-US"/>
+        </w:rPr>
+        <w:tab/>
+      </w:r>
+      <w:r>
+        <w:rPr>
+          <w:rFonts w:ascii="Times New Roman" w:hAnsi="Times New Roman"/>
+          <w:b/>
+          <w:sz w:val="24"/>
+          <w:szCs w:val="24"/>
+          <w:u w:val="single"/>
+          <w:lang w:val="en-US"/>
+        </w:rPr>
+        <w:tab/>
+      </w:r>
+      <w:r>
+        <w:rPr>
+          <w:rFonts w:ascii="Times New Roman" w:hAnsi="Times New Roman"/>
+          <w:b/>
+          <w:sz w:val="24"/>
+          <w:szCs w:val="24"/>
+          <w:u w:val="single"/>
+          <w:lang w:val="en-US"/>
+        </w:rPr>
+        <w:tab/>
+      </w:r>
+      <w:r>
+        <w:rPr>
+          <w:rFonts w:ascii="Times New Roman" w:hAnsi="Times New Roman"/>
+          <w:b/>
+          <w:sz w:val="24"/>
+          <w:szCs w:val="24"/>
+          <w:u w:val="single"/>
+          <w:lang w:val="en-US"/>
+        </w:rPr>
+        <w:tab/>
+      </w:r>
+      <w:r>
+        <w:rPr>
+          <w:rFonts w:ascii="Times New Roman" w:hAnsi="Times New Roman"/>
+          <w:b/>
+          <w:sz w:val="24"/>
+          <w:szCs w:val="24"/>
+          <w:u w:val="single"/>
+          <w:lang w:val="en-US"/>
+        </w:rPr>
+        <w:tab/>
+      </w:r>
+      <w:r>
+        <w:rPr>
+          <w:rFonts w:ascii="Times New Roman" w:hAnsi="Times New Roman"/>
+          <w:b/>
+          <w:sz w:val="24"/>
+          <w:szCs w:val="24"/>
+          <w:u w:val="single"/>
+          <w:lang w:val="en-US"/>
+        </w:rPr>
+        <w:t>____</w:t>
+      </w:r>
     </w:p>
-    <w:p>
-      <w:pPr>
-        <w:spacing w:after="0"/>
-        <w:jc w:val="both"/>
-        <w:rPr>
-          <w:rFonts w:ascii="Times New Roman" w:hAnsi="Times New Roman"/>
-          <w:b/>
-          <w:sz w:val="24"/>
-          <w:u w:val="single"/>
-          <w:lang w:val="en-US"/>
-        </w:rPr>
-      </w:pPr>
-      <w:r>
-        <w:rPr>
-          <w:rFonts w:ascii="Times New Roman" w:hAnsi="Times New Roman"/>
-          <w:b/>
-          <w:sz w:val="24"/>
-          <w:u w:val="single"/>
-          <w:lang w:val="en-US"/>
-        </w:rPr>
-        <w:t>Mentoring</w:t>
-      </w:r>
-      <w:r>
-        <w:rPr>
-          <w:rFonts w:ascii="Times New Roman" w:hAnsi="Times New Roman"/>
-          <w:b/>
-          <w:sz w:val="24"/>
-          <w:u w:val="single"/>
-          <w:lang w:val="en-US"/>
-        </w:rPr>
-        <w:t xml:space="preserve"> Experience</w:t>
-      </w:r>
-      <w:r>
-        <w:rPr>
-          <w:rFonts w:ascii="Times New Roman" w:hAnsi="Times New Roman"/>
-          <w:b/>
-          <w:sz w:val="24"/>
-          <w:u w:val="single"/>
-          <w:lang w:val="en-US"/>
-        </w:rPr>
-        <w:tab/>
-      </w:r>
-      <w:r>
-        <w:rPr>
-          <w:rFonts w:ascii="Times New Roman" w:hAnsi="Times New Roman"/>
-          <w:b/>
-          <w:sz w:val="24"/>
-          <w:u w:val="single"/>
-          <w:lang w:val="en-US"/>
-        </w:rPr>
-        <w:tab/>
-      </w:r>
-      <w:r>
-        <w:rPr>
-          <w:rFonts w:ascii="Times New Roman" w:hAnsi="Times New Roman"/>
-          <w:b/>
-          <w:sz w:val="24"/>
-          <w:u w:val="single"/>
-          <w:lang w:val="en-US"/>
-        </w:rPr>
-        <w:tab/>
-      </w:r>
-      <w:r>
-        <w:rPr>
-          <w:rFonts w:ascii="Times New Roman" w:hAnsi="Times New Roman"/>
-          <w:b/>
-          <w:sz w:val="24"/>
-          <w:u w:val="single"/>
-          <w:lang w:val="en-US"/>
-        </w:rPr>
-        <w:tab/>
-      </w:r>
-      <w:r>
-        <w:rPr>
-          <w:rFonts w:ascii="Times New Roman" w:hAnsi="Times New Roman"/>
-          <w:b/>
-          <w:sz w:val="24"/>
-          <w:u w:val="single"/>
-          <w:lang w:val="en-US"/>
-        </w:rPr>
-        <w:tab/>
-      </w:r>
-      <w:r>
-        <w:rPr>
-          <w:rFonts w:ascii="Times New Roman" w:hAnsi="Times New Roman"/>
-          <w:b/>
-          <w:sz w:val="24"/>
-          <w:u w:val="single"/>
-          <w:lang w:val="en-US"/>
-        </w:rPr>
-        <w:tab/>
-      </w:r>
-      <w:r>
-        <w:rPr>
-          <w:rFonts w:ascii="Times New Roman" w:hAnsi="Times New Roman"/>
-          <w:b/>
-          <w:sz w:val="24"/>
-          <w:u w:val="single"/>
-          <w:lang w:val="en-US"/>
-        </w:rPr>
-        <w:tab/>
-      </w:r>
-      <w:r>
-        <w:rPr>
-          <w:rFonts w:ascii="Times New Roman" w:hAnsi="Times New Roman"/>
-          <w:b/>
-          <w:sz w:val="24"/>
-          <w:u w:val="single"/>
-          <w:lang w:val="en-US"/>
-        </w:rPr>
-        <w:tab/>
-      </w:r>
-      <w:r>
-        <w:rPr>
-          <w:rFonts w:ascii="Times New Roman" w:hAnsi="Times New Roman"/>
-          <w:b/>
-          <w:sz w:val="24"/>
-          <w:u w:val="single"/>
-          <w:lang w:val="en-US"/>
-        </w:rPr>
-        <w:tab/>
-        <w:t xml:space="preserve">    </w:t>
-      </w:r>
-    </w:p>
-    <w:tbl>
-      <w:tblPr>
-        <w:tblStyle w:val="TableGrid"/>
-        <w:tblW w:w="0" w:type="auto"/>
-        <w:tblBorders>
-          <w:top w:val="none" w:sz="0" w:space="0" w:color="auto"/>
-          <w:left w:val="none" w:sz="0" w:space="0" w:color="auto"/>
-          <w:bottom w:val="none" w:sz="0" w:space="0" w:color="auto"/>
-          <w:right w:val="none" w:sz="0" w:space="0" w:color="auto"/>
-          <w:insideH w:val="none" w:sz="0" w:space="0" w:color="auto"/>
-          <w:insideV w:val="none" w:sz="0" w:space="0" w:color="auto"/>
-        </w:tblBorders>
-        <w:tblLook w:val="04A0" w:firstRow="1" w:lastRow="0" w:firstColumn="1" w:lastColumn="0" w:noHBand="0" w:noVBand="1"/>
-      </w:tblPr>
-      <w:tblGrid>
-        <w:gridCol w:w="2301"/>
-        <w:gridCol w:w="6203"/>
-      </w:tblGrid>
-      <w:tr>
-        <w:tc>
-          <w:tcPr>
-            <w:tcW w:w="2301" w:type="dxa"/>
-          </w:tcPr>
-          <w:p>
-            <w:pPr>
-              <w:pStyle w:val="NoSpacing"/>
-              <w:spacing w:line="276" w:lineRule="auto"/>
-              <w:jc w:val="both"/>
-              <w:rPr>
-                <w:rFonts w:ascii="Times New Roman" w:hAnsi="Times New Roman"/>
-                <w:noProof/>
-                <w:lang w:val="en-US"/>
-              </w:rPr>
-            </w:pPr>
-            <w:r>
-              <w:rPr>
-                <w:rFonts w:ascii="Times New Roman" w:hAnsi="Times New Roman"/>
-                <w:noProof/>
-                <w:lang w:val="en-US"/>
-              </w:rPr>
-              <w:t>2020</w:t>
-            </w:r>
-          </w:p>
-        </w:tc>
-        <w:tc>
-          <w:tcPr>
-            <w:tcW w:w="6203" w:type="dxa"/>
-          </w:tcPr>
-          <w:p>
-            <w:pPr>
-              <w:pStyle w:val="NoSpacing"/>
-              <w:spacing w:line="276" w:lineRule="auto"/>
-              <w:jc w:val="both"/>
-              <w:rPr>
-                <w:rFonts w:ascii="Times New Roman" w:hAnsi="Times New Roman"/>
-                <w:lang w:val="en-US"/>
-              </w:rPr>
-            </w:pPr>
-            <w:r>
-              <w:rPr>
-                <w:rFonts w:ascii="Times New Roman" w:hAnsi="Times New Roman"/>
-                <w:lang w:val="en-US"/>
-              </w:rPr>
-              <w:t xml:space="preserve">Odysseus Orr. Prevalence effects in the </w:t>
-            </w:r>
-            <w:proofErr w:type="spellStart"/>
-            <w:r>
-              <w:rPr>
-                <w:rFonts w:ascii="Times New Roman" w:hAnsi="Times New Roman"/>
-                <w:lang w:val="en-US"/>
-              </w:rPr>
-              <w:t>cateogirzation</w:t>
-            </w:r>
-            <w:proofErr w:type="spellEnd"/>
-            <w:r>
-              <w:rPr>
-                <w:rFonts w:ascii="Times New Roman" w:hAnsi="Times New Roman"/>
-                <w:lang w:val="en-US"/>
-              </w:rPr>
-              <w:t xml:space="preserve"> of medical images by humans and pigeons.</w:t>
-            </w:r>
-          </w:p>
-        </w:tc>
-      </w:tr>
-      <w:tr>
-        <w:tc>
-          <w:tcPr>
-            <w:tcW w:w="2301" w:type="dxa"/>
-          </w:tcPr>
-          <w:p>
-            <w:pPr>
-              <w:pStyle w:val="NoSpacing"/>
-              <w:spacing w:line="276" w:lineRule="auto"/>
-              <w:jc w:val="both"/>
-              <w:rPr>
-                <w:rFonts w:ascii="Times New Roman" w:hAnsi="Times New Roman"/>
-                <w:noProof/>
-                <w:lang w:val="en-US"/>
-              </w:rPr>
-            </w:pPr>
-            <w:r>
-              <w:rPr>
-                <w:rFonts w:ascii="Times New Roman" w:hAnsi="Times New Roman"/>
-                <w:noProof/>
-                <w:lang w:val="en-US"/>
-              </w:rPr>
-              <w:t>2018</w:t>
-            </w:r>
-          </w:p>
-        </w:tc>
-        <w:tc>
-          <w:tcPr>
-            <w:tcW w:w="6203" w:type="dxa"/>
-          </w:tcPr>
-          <w:p>
-            <w:pPr>
-              <w:pStyle w:val="NoSpacing"/>
-              <w:spacing w:line="276" w:lineRule="auto"/>
-              <w:jc w:val="both"/>
-              <w:rPr>
-                <w:rFonts w:ascii="Times New Roman" w:hAnsi="Times New Roman"/>
-                <w:lang w:val="en-US"/>
-              </w:rPr>
-            </w:pPr>
-            <w:r>
-              <w:rPr>
-                <w:rFonts w:ascii="Times New Roman" w:hAnsi="Times New Roman"/>
-                <w:lang w:val="en-US"/>
-              </w:rPr>
-              <w:t xml:space="preserve">Daniel Cole. Pigeon </w:t>
-            </w:r>
-            <w:proofErr w:type="spellStart"/>
-            <w:r>
-              <w:rPr>
-                <w:rFonts w:ascii="Times New Roman" w:hAnsi="Times New Roman"/>
-                <w:lang w:val="en-US"/>
-              </w:rPr>
-              <w:t>precrastination</w:t>
-            </w:r>
-            <w:proofErr w:type="spellEnd"/>
-            <w:r>
-              <w:rPr>
-                <w:rFonts w:ascii="Times New Roman" w:hAnsi="Times New Roman"/>
-                <w:lang w:val="en-US"/>
-              </w:rPr>
-              <w:t xml:space="preserve"> in choice tasks with identical options.</w:t>
-            </w:r>
-          </w:p>
-        </w:tc>
-      </w:tr>
-      <w:tr>
-        <w:tc>
-          <w:tcPr>
-            <w:tcW w:w="2301" w:type="dxa"/>
-          </w:tcPr>
-          <w:p>
-            <w:pPr>
-              <w:pStyle w:val="NoSpacing"/>
-              <w:spacing w:line="276" w:lineRule="auto"/>
-              <w:jc w:val="both"/>
-              <w:rPr>
-                <w:rFonts w:ascii="Times New Roman" w:hAnsi="Times New Roman"/>
-                <w:noProof/>
-                <w:lang w:val="en-US"/>
-              </w:rPr>
-            </w:pPr>
-            <w:r>
-              <w:rPr>
-                <w:rFonts w:ascii="Times New Roman" w:hAnsi="Times New Roman"/>
-                <w:noProof/>
-                <w:lang w:val="en-US"/>
-              </w:rPr>
-              <w:t>2018</w:t>
-            </w:r>
-          </w:p>
-          <w:p>
-            <w:pPr>
-              <w:pStyle w:val="NoSpacing"/>
-              <w:spacing w:line="276" w:lineRule="auto"/>
-              <w:jc w:val="both"/>
-              <w:rPr>
-                <w:rFonts w:ascii="Times New Roman" w:hAnsi="Times New Roman"/>
-                <w:lang w:val="en-US"/>
-              </w:rPr>
-            </w:pPr>
-          </w:p>
-        </w:tc>
-        <w:tc>
-          <w:tcPr>
-            <w:tcW w:w="6203" w:type="dxa"/>
-          </w:tcPr>
-          <w:p>
-            <w:pPr>
-              <w:pStyle w:val="NoSpacing"/>
-              <w:spacing w:line="276" w:lineRule="auto"/>
-              <w:jc w:val="both"/>
-              <w:rPr>
-                <w:rFonts w:ascii="Times New Roman" w:hAnsi="Times New Roman"/>
-                <w:i/>
-                <w:lang w:val="en-US"/>
-              </w:rPr>
-            </w:pPr>
-            <w:proofErr w:type="spellStart"/>
-            <w:r>
-              <w:rPr>
-                <w:rFonts w:ascii="Times New Roman" w:hAnsi="Times New Roman"/>
-                <w:lang w:val="en-US"/>
-              </w:rPr>
-              <w:t>Xueying</w:t>
-            </w:r>
-            <w:proofErr w:type="spellEnd"/>
-            <w:r>
-              <w:rPr>
-                <w:rFonts w:ascii="Times New Roman" w:hAnsi="Times New Roman"/>
-                <w:lang w:val="en-US"/>
-              </w:rPr>
-              <w:t xml:space="preserve"> Zhao. Perceptual separability and integrality </w:t>
-            </w:r>
-            <w:r>
-              <w:rPr>
-                <w:rFonts w:ascii="Times New Roman" w:hAnsi="Times New Roman"/>
-                <w:lang w:val="en-US"/>
-              </w:rPr>
-              <w:t>of three dimensional visual stimuli in the pigeon.</w:t>
-            </w:r>
-          </w:p>
-        </w:tc>
-      </w:tr>
-      <w:tr>
-        <w:tc>
-          <w:tcPr>
-            <w:tcW w:w="2301" w:type="dxa"/>
-          </w:tcPr>
-          <w:p>
-            <w:pPr>
-              <w:pStyle w:val="NoSpacing"/>
-              <w:spacing w:line="276" w:lineRule="auto"/>
-              <w:jc w:val="both"/>
-              <w:rPr>
-                <w:rFonts w:ascii="Times New Roman" w:hAnsi="Times New Roman"/>
-                <w:noProof/>
-                <w:lang w:val="en-US"/>
-              </w:rPr>
-            </w:pPr>
-            <w:r>
-              <w:rPr>
-                <w:rFonts w:ascii="Times New Roman" w:hAnsi="Times New Roman"/>
-                <w:noProof/>
-                <w:lang w:val="en-US"/>
-              </w:rPr>
-              <w:t>2016</w:t>
-            </w:r>
-          </w:p>
-          <w:p>
-            <w:pPr>
-              <w:pStyle w:val="NoSpacing"/>
-              <w:spacing w:line="276" w:lineRule="auto"/>
-              <w:jc w:val="both"/>
-              <w:rPr>
-                <w:rFonts w:ascii="Times New Roman" w:hAnsi="Times New Roman"/>
-                <w:lang w:val="en-US"/>
-              </w:rPr>
-            </w:pPr>
-          </w:p>
-        </w:tc>
-        <w:tc>
-          <w:tcPr>
-            <w:tcW w:w="6203" w:type="dxa"/>
-          </w:tcPr>
-          <w:p>
-            <w:pPr>
-              <w:pStyle w:val="NoSpacing"/>
-              <w:spacing w:line="276" w:lineRule="auto"/>
-              <w:jc w:val="both"/>
-              <w:rPr>
-                <w:rFonts w:ascii="Times New Roman" w:hAnsi="Times New Roman"/>
-                <w:i/>
-                <w:lang w:val="en-US"/>
-              </w:rPr>
-            </w:pPr>
-            <w:r>
-              <w:rPr>
-                <w:rFonts w:ascii="Times New Roman" w:hAnsi="Times New Roman"/>
-                <w:lang w:val="en-US"/>
-              </w:rPr>
-              <w:t>Tatiana Smith. The effect of target-background congruency on categorization in pigeons.</w:t>
-            </w:r>
-          </w:p>
-        </w:tc>
-      </w:tr>
-    </w:tbl>
     <w:p>
       <w:pPr>
         <w:pStyle w:val="NoSpacing"/>
@@ -3377,155 +4013,31 @@
         <w:jc w:val="both"/>
         <w:rPr>
           <w:rFonts w:ascii="Times New Roman" w:hAnsi="Times New Roman"/>
-          <w:b/>
-          <w:sz w:val="24"/>
-          <w:szCs w:val="24"/>
-          <w:u w:val="single"/>
-          <w:lang w:val="en-US"/>
-        </w:rPr>
-      </w:pPr>
-      <w:r>
-        <w:rPr>
-          <w:rFonts w:ascii="Times New Roman" w:hAnsi="Times New Roman"/>
-          <w:b/>
-          <w:sz w:val="24"/>
-          <w:szCs w:val="24"/>
-          <w:u w:val="single"/>
-          <w:lang w:val="en-US"/>
-        </w:rPr>
-        <w:t>Peer-reviewed</w:t>
-      </w:r>
-      <w:r>
-        <w:rPr>
-          <w:rFonts w:ascii="Times New Roman" w:hAnsi="Times New Roman"/>
-          <w:b/>
-          <w:sz w:val="24"/>
-          <w:szCs w:val="24"/>
-          <w:u w:val="single"/>
-          <w:lang w:val="en-US"/>
-        </w:rPr>
-        <w:t xml:space="preserve"> </w:t>
-      </w:r>
-      <w:r>
-        <w:rPr>
-          <w:rFonts w:ascii="Times New Roman" w:hAnsi="Times New Roman"/>
-          <w:b/>
-          <w:sz w:val="24"/>
-          <w:szCs w:val="24"/>
-          <w:u w:val="single"/>
-          <w:lang w:val="en-US"/>
-        </w:rPr>
-        <w:t>P</w:t>
-      </w:r>
-      <w:r>
-        <w:rPr>
-          <w:rFonts w:ascii="Times New Roman" w:hAnsi="Times New Roman"/>
-          <w:b/>
-          <w:sz w:val="24"/>
-          <w:szCs w:val="24"/>
-          <w:u w:val="single"/>
-          <w:lang w:val="en-US"/>
-        </w:rPr>
-        <w:t>ublications</w:t>
-      </w:r>
-      <w:r>
-        <w:rPr>
-          <w:rFonts w:ascii="Times New Roman" w:hAnsi="Times New Roman"/>
-          <w:b/>
-          <w:sz w:val="24"/>
-          <w:szCs w:val="24"/>
-          <w:u w:val="single"/>
-          <w:lang w:val="en-US"/>
-        </w:rPr>
-        <w:tab/>
-      </w:r>
-      <w:r>
-        <w:rPr>
-          <w:rFonts w:ascii="Times New Roman" w:hAnsi="Times New Roman"/>
-          <w:b/>
-          <w:sz w:val="24"/>
-          <w:szCs w:val="24"/>
-          <w:u w:val="single"/>
-          <w:lang w:val="en-US"/>
-        </w:rPr>
-        <w:tab/>
-      </w:r>
-      <w:r>
-        <w:rPr>
-          <w:rFonts w:ascii="Times New Roman" w:hAnsi="Times New Roman"/>
-          <w:b/>
-          <w:sz w:val="24"/>
-          <w:szCs w:val="24"/>
-          <w:u w:val="single"/>
-          <w:lang w:val="en-US"/>
-        </w:rPr>
-        <w:tab/>
-      </w:r>
-      <w:r>
-        <w:rPr>
-          <w:rFonts w:ascii="Times New Roman" w:hAnsi="Times New Roman"/>
-          <w:b/>
-          <w:sz w:val="24"/>
-          <w:szCs w:val="24"/>
-          <w:u w:val="single"/>
-          <w:lang w:val="en-US"/>
-        </w:rPr>
-        <w:tab/>
-      </w:r>
-      <w:r>
-        <w:rPr>
-          <w:rFonts w:ascii="Times New Roman" w:hAnsi="Times New Roman"/>
-          <w:b/>
-          <w:sz w:val="24"/>
-          <w:szCs w:val="24"/>
-          <w:u w:val="single"/>
-          <w:lang w:val="en-US"/>
-        </w:rPr>
-        <w:tab/>
-      </w:r>
-      <w:r>
-        <w:rPr>
-          <w:rFonts w:ascii="Times New Roman" w:hAnsi="Times New Roman"/>
-          <w:b/>
-          <w:sz w:val="24"/>
-          <w:szCs w:val="24"/>
-          <w:u w:val="single"/>
-          <w:lang w:val="en-US"/>
-        </w:rPr>
-        <w:tab/>
-      </w:r>
-      <w:r>
-        <w:rPr>
-          <w:rFonts w:ascii="Times New Roman" w:hAnsi="Times New Roman"/>
-          <w:b/>
-          <w:sz w:val="24"/>
-          <w:szCs w:val="24"/>
-          <w:u w:val="single"/>
-          <w:lang w:val="en-US"/>
-        </w:rPr>
-        <w:tab/>
-      </w:r>
-      <w:r>
-        <w:rPr>
-          <w:rFonts w:ascii="Times New Roman" w:hAnsi="Times New Roman"/>
-          <w:b/>
-          <w:sz w:val="24"/>
-          <w:szCs w:val="24"/>
-          <w:u w:val="single"/>
-          <w:lang w:val="en-US"/>
-        </w:rPr>
-        <w:tab/>
-      </w:r>
-      <w:r>
-        <w:rPr>
-          <w:rFonts w:ascii="Times New Roman" w:hAnsi="Times New Roman"/>
-          <w:b/>
-          <w:sz w:val="24"/>
-          <w:szCs w:val="24"/>
-          <w:u w:val="single"/>
-          <w:lang w:val="en-US"/>
-        </w:rPr>
-        <w:tab/>
+          <w:i/>
+          <w:sz w:val="24"/>
+          <w:szCs w:val="24"/>
+          <w:lang w:val="en-US"/>
+        </w:rPr>
+      </w:pPr>
+      <w:r>
+        <w:rPr>
+          <w:rFonts w:ascii="Times New Roman" w:hAnsi="Times New Roman"/>
+          <w:i/>
+          <w:sz w:val="24"/>
+          <w:szCs w:val="24"/>
+          <w:lang w:val="en-US"/>
+        </w:rPr>
+        <w:t>In preparation</w:t>
+      </w:r>
+      <w:r>
+        <w:rPr>
+          <w:rFonts w:ascii="Times New Roman" w:hAnsi="Times New Roman"/>
+          <w:i/>
+          <w:sz w:val="24"/>
+          <w:szCs w:val="24"/>
+          <w:lang w:val="en-US"/>
+        </w:rPr>
+        <w:t xml:space="preserve"> or under review</w:t>
       </w:r>
     </w:p>
     <w:p>
@@ -3535,55 +4047,6 @@
         <w:jc w:val="both"/>
         <w:rPr>
           <w:rFonts w:ascii="Times New Roman" w:hAnsi="Times New Roman"/>
-          <w:b/>
-          <w:sz w:val="24"/>
-          <w:szCs w:val="24"/>
-          <w:u w:val="single"/>
-          <w:lang w:val="en-US"/>
-        </w:rPr>
-      </w:pPr>
-    </w:p>
-    <w:p>
-      <w:pPr>
-        <w:pStyle w:val="NoSpacing"/>
-        <w:spacing w:line="276" w:lineRule="auto"/>
-        <w:jc w:val="both"/>
-        <w:rPr>
-          <w:rFonts w:ascii="Times New Roman" w:hAnsi="Times New Roman"/>
-          <w:i/>
-          <w:sz w:val="24"/>
-          <w:szCs w:val="24"/>
-          <w:lang w:val="en-US"/>
-        </w:rPr>
-      </w:pPr>
-      <w:r>
-        <w:rPr>
-          <w:rFonts w:ascii="Times New Roman" w:hAnsi="Times New Roman"/>
-          <w:i/>
-          <w:sz w:val="24"/>
-          <w:szCs w:val="24"/>
-          <w:lang w:val="en-US"/>
-        </w:rPr>
-        <w:t>In preparation</w:t>
-      </w:r>
-      <w:r>
-        <w:rPr>
-          <w:rFonts w:ascii="Times New Roman" w:hAnsi="Times New Roman"/>
-          <w:i/>
-          <w:sz w:val="24"/>
-          <w:szCs w:val="24"/>
-          <w:lang w:val="en-US"/>
-        </w:rPr>
-        <w:t xml:space="preserve"> or under review</w:t>
-      </w:r>
-    </w:p>
-    <w:p>
-      <w:pPr>
-        <w:pStyle w:val="NoSpacing"/>
-        <w:spacing w:line="276" w:lineRule="auto"/>
-        <w:jc w:val="both"/>
-        <w:rPr>
-          <w:rFonts w:ascii="Times New Roman" w:hAnsi="Times New Roman"/>
           <w:i/>
           <w:sz w:val="24"/>
           <w:szCs w:val="24"/>
@@ -3717,16 +4180,34 @@
           <w:szCs w:val="24"/>
           <w:lang w:val="en-US"/>
         </w:rPr>
-        <w:t>A model-based analysis of the p</w:t>
-      </w:r>
-      <w:r>
-        <w:rPr>
-          <w:rFonts w:ascii="Times New Roman" w:hAnsi="Times New Roman"/>
-          <w:sz w:val="24"/>
-          <w:szCs w:val="24"/>
-          <w:lang w:val="en-US"/>
-        </w:rPr>
-        <w:t>revalence effects in the categorization of medical images by humans and pigeons.</w:t>
+        <w:t xml:space="preserve">A model-based analysis of the </w:t>
+      </w:r>
+      <w:r>
+        <w:rPr>
+          <w:rFonts w:ascii="Times New Roman" w:hAnsi="Times New Roman"/>
+          <w:sz w:val="24"/>
+          <w:szCs w:val="24"/>
+          <w:lang w:val="en-US"/>
+        </w:rPr>
+        <w:t xml:space="preserve">effect of </w:t>
+      </w:r>
+      <w:r>
+        <w:rPr>
+          <w:rFonts w:ascii="Times New Roman" w:hAnsi="Times New Roman"/>
+          <w:sz w:val="24"/>
+          <w:szCs w:val="24"/>
+          <w:lang w:val="en-US"/>
+        </w:rPr>
+        <w:t>p</w:t>
+      </w:r>
+      <w:r>
+        <w:rPr>
+          <w:rFonts w:ascii="Times New Roman" w:hAnsi="Times New Roman"/>
+          <w:sz w:val="24"/>
+          <w:szCs w:val="24"/>
+          <w:lang w:val="en-US"/>
+        </w:rPr>
+        <w:t>revalence in the categorization of medical images by humans and pigeons.</w:t>
       </w:r>
     </w:p>
     <w:p>
@@ -3867,7 +4348,6 @@
           <w:szCs w:val="24"/>
           <w:lang w:val="en-US"/>
         </w:rPr>
-        <w:lastRenderedPageBreak/>
         <w:t>Navarro, V. M., McMurray, B., &amp; Wasserman, E. A. Pigeons’ use of positive and negative information in learning rich associative networks.</w:t>
       </w:r>
     </w:p>
@@ -3968,27 +4448,7 @@
           <w:szCs w:val="24"/>
           <w:lang w:val="en-US"/>
         </w:rPr>
-        <w:t xml:space="preserve">Bidirectional conditioning: Revisiting </w:t>
-      </w:r>
-      <w:proofErr w:type="spellStart"/>
-      <w:r>
-        <w:rPr>
-          <w:rFonts w:ascii="Times New Roman" w:hAnsi="Times New Roman"/>
-          <w:sz w:val="24"/>
-          <w:szCs w:val="24"/>
-          <w:lang w:val="en-US"/>
-        </w:rPr>
-        <w:t>Asratyan’s</w:t>
-      </w:r>
-      <w:proofErr w:type="spellEnd"/>
-      <w:r>
-        <w:rPr>
-          <w:rFonts w:ascii="Times New Roman" w:hAnsi="Times New Roman"/>
-          <w:sz w:val="24"/>
-          <w:szCs w:val="24"/>
-          <w:lang w:val="en-US"/>
-        </w:rPr>
-        <w:t xml:space="preserve"> ‘alternating’ training technique</w:t>
+        <w:t>Bidirectional conditioning: Revisiting Asratyan’s ‘alternating’ training technique</w:t>
       </w:r>
       <w:r>
         <w:rPr>
@@ -4062,27 +4522,7 @@
           <w:szCs w:val="24"/>
           <w:lang w:val="en-US"/>
         </w:rPr>
-        <w:t xml:space="preserve">Navarro, V. M., Wasserman, E. A., &amp; </w:t>
-      </w:r>
-      <w:proofErr w:type="spellStart"/>
-      <w:r>
-        <w:rPr>
-          <w:rFonts w:ascii="Times New Roman" w:hAnsi="Times New Roman"/>
-          <w:sz w:val="24"/>
-          <w:szCs w:val="24"/>
-          <w:lang w:val="en-US"/>
-        </w:rPr>
-        <w:t>Slomka</w:t>
-      </w:r>
-      <w:proofErr w:type="spellEnd"/>
-      <w:r>
-        <w:rPr>
-          <w:rFonts w:ascii="Times New Roman" w:hAnsi="Times New Roman"/>
-          <w:sz w:val="24"/>
-          <w:szCs w:val="24"/>
-          <w:lang w:val="en-US"/>
-        </w:rPr>
-        <w:t xml:space="preserve">, P. </w:t>
+        <w:t xml:space="preserve">Navarro, V. M., Wasserman, E. A., &amp; Slomka, P. </w:t>
       </w:r>
       <w:r>
         <w:rPr>
@@ -4200,83 +4640,16 @@
           <w:szCs w:val="24"/>
           <w:lang w:val="en-US"/>
         </w:rPr>
-        <w:t xml:space="preserve">Castro, L., </w:t>
-      </w:r>
-      <w:proofErr w:type="spellStart"/>
-      <w:r>
-        <w:rPr>
-          <w:rFonts w:ascii="Times New Roman" w:hAnsi="Times New Roman"/>
-          <w:sz w:val="24"/>
-          <w:szCs w:val="24"/>
-          <w:lang w:val="en-US"/>
-        </w:rPr>
-        <w:t>Savic</w:t>
-      </w:r>
-      <w:proofErr w:type="spellEnd"/>
-      <w:r>
-        <w:rPr>
-          <w:rFonts w:ascii="Times New Roman" w:hAnsi="Times New Roman"/>
-          <w:sz w:val="24"/>
-          <w:szCs w:val="24"/>
-          <w:lang w:val="en-US"/>
-        </w:rPr>
-        <w:t xml:space="preserve">, O., Navarro, V. M., </w:t>
-      </w:r>
-      <w:proofErr w:type="spellStart"/>
-      <w:r>
-        <w:rPr>
-          <w:rFonts w:ascii="Times New Roman" w:hAnsi="Times New Roman"/>
-          <w:sz w:val="24"/>
-          <w:szCs w:val="24"/>
-          <w:lang w:val="en-US"/>
-        </w:rPr>
-        <w:t>Sloutsky</w:t>
-      </w:r>
-      <w:proofErr w:type="spellEnd"/>
-      <w:r>
-        <w:rPr>
-          <w:rFonts w:ascii="Times New Roman" w:hAnsi="Times New Roman"/>
-          <w:sz w:val="24"/>
-          <w:szCs w:val="24"/>
-          <w:lang w:val="en-US"/>
-        </w:rPr>
-        <w:t>, V., Wasserman</w:t>
-      </w:r>
-      <w:r>
-        <w:rPr>
-          <w:rFonts w:ascii="Times New Roman" w:hAnsi="Times New Roman"/>
-          <w:sz w:val="24"/>
-          <w:szCs w:val="24"/>
-          <w:lang w:val="en-US"/>
-        </w:rPr>
-        <w:t xml:space="preserve">, E. A. </w:t>
-      </w:r>
-      <w:r>
-        <w:rPr>
-          <w:rFonts w:ascii="Times New Roman" w:hAnsi="Times New Roman"/>
-          <w:sz w:val="24"/>
-          <w:szCs w:val="24"/>
-          <w:lang w:val="en-US"/>
-        </w:rPr>
-        <w:t xml:space="preserve">(2020). </w:t>
-      </w:r>
-      <w:r>
-        <w:rPr>
-          <w:rFonts w:ascii="Times New Roman" w:hAnsi="Times New Roman"/>
-          <w:sz w:val="24"/>
-          <w:szCs w:val="24"/>
-          <w:lang w:val="en-US"/>
-        </w:rPr>
-        <w:t>Selective and distributed attention in human and pigeon category learning.</w:t>
-      </w:r>
-      <w:r>
-        <w:rPr>
-          <w:rFonts w:ascii="Times New Roman" w:hAnsi="Times New Roman"/>
-          <w:sz w:val="24"/>
-          <w:szCs w:val="24"/>
-          <w:lang w:val="en-US"/>
-        </w:rPr>
-        <w:t xml:space="preserve"> </w:t>
+        <w:t>Castro, L., Savic, O., Navarro, V. M., Sloutsky, V., Wasserman</w:t>
+      </w:r>
+      <w:r>
+        <w:rPr>
+          <w:rFonts w:ascii="Times New Roman" w:hAnsi="Times New Roman"/>
+          <w:sz w:val="24"/>
+          <w:szCs w:val="24"/>
+          <w:lang w:val="en-US"/>
+        </w:rPr>
+        <w:t xml:space="preserve">, E. A. (2020). Selective and distributed attention in human and pigeon category learning. </w:t>
       </w:r>
       <w:r>
         <w:rPr>
@@ -4348,56 +4721,16 @@
           <w:szCs w:val="24"/>
           <w:lang w:val="en-US"/>
         </w:rPr>
-        <w:t xml:space="preserve">, </w:t>
-      </w:r>
-      <w:proofErr w:type="spellStart"/>
-      <w:r>
-        <w:rPr>
-          <w:rFonts w:ascii="Times New Roman" w:hAnsi="Times New Roman"/>
-          <w:sz w:val="24"/>
-          <w:szCs w:val="24"/>
-          <w:lang w:val="en-US"/>
-        </w:rPr>
-        <w:t>Jani</w:t>
-      </w:r>
-      <w:proofErr w:type="spellEnd"/>
-      <w:r>
-        <w:rPr>
-          <w:rFonts w:ascii="Times New Roman" w:hAnsi="Times New Roman"/>
-          <w:sz w:val="24"/>
-          <w:szCs w:val="24"/>
-          <w:lang w:val="en-US"/>
-        </w:rPr>
-        <w:t xml:space="preserve">, R., &amp; Wasserman, E. A. </w:t>
-      </w:r>
-      <w:r>
-        <w:rPr>
-          <w:rFonts w:ascii="Times New Roman" w:hAnsi="Times New Roman"/>
-          <w:sz w:val="24"/>
-          <w:szCs w:val="24"/>
-          <w:lang w:val="en-US"/>
-        </w:rPr>
-        <w:t xml:space="preserve">Pigeon category learning: Revisiting the Shepard, </w:t>
-      </w:r>
-      <w:proofErr w:type="spellStart"/>
-      <w:r>
-        <w:rPr>
-          <w:rFonts w:ascii="Times New Roman" w:hAnsi="Times New Roman"/>
-          <w:sz w:val="24"/>
-          <w:szCs w:val="24"/>
-          <w:lang w:val="en-US"/>
-        </w:rPr>
-        <w:t>Hovland</w:t>
-      </w:r>
-      <w:proofErr w:type="spellEnd"/>
-      <w:r>
-        <w:rPr>
-          <w:rFonts w:ascii="Times New Roman" w:hAnsi="Times New Roman"/>
-          <w:sz w:val="24"/>
-          <w:szCs w:val="24"/>
-          <w:lang w:val="en-US"/>
-        </w:rPr>
-        <w:t xml:space="preserve">, and Jenkins (1961) tasks. </w:t>
+        <w:t xml:space="preserve">, Jani, R., &amp; Wasserman, E. A. </w:t>
+      </w:r>
+      <w:r>
+        <w:rPr>
+          <w:rFonts w:ascii="Times New Roman" w:hAnsi="Times New Roman"/>
+          <w:sz w:val="24"/>
+          <w:szCs w:val="24"/>
+          <w:lang w:val="en-US"/>
+        </w:rPr>
+        <w:t xml:space="preserve">Pigeon category learning: Revisiting the Shepard, Hovland, and Jenkins (1961) tasks. </w:t>
       </w:r>
       <w:r>
         <w:rPr>
@@ -4498,9 +4831,8 @@
           <w:szCs w:val="24"/>
           <w:lang w:val="es-CL"/>
         </w:rPr>
-        <w:t xml:space="preserve">Alfaro, F., Navarro, V. M., Laborda, M., &amp; </w:t>
-      </w:r>
-      <w:proofErr w:type="spellStart"/>
+        <w:t>Alfaro, F., Navarro, V. M., Laborda, M., &amp; Miguez, G. (</w:t>
+      </w:r>
       <w:r>
         <w:rPr>
           <w:rFonts w:ascii="Times New Roman" w:hAnsi="Times New Roman"/>
@@ -4508,9 +4840,8 @@
           <w:szCs w:val="24"/>
           <w:lang w:val="es-CL"/>
         </w:rPr>
-        <w:t>Miguez</w:t>
-      </w:r>
-      <w:proofErr w:type="spellEnd"/>
+        <w:t>2019</w:t>
+      </w:r>
       <w:r>
         <w:rPr>
           <w:rFonts w:ascii="Times New Roman" w:hAnsi="Times New Roman"/>
@@ -4518,7 +4849,7 @@
           <w:szCs w:val="24"/>
           <w:lang w:val="es-CL"/>
         </w:rPr>
-        <w:t>, G. (</w:t>
+        <w:t xml:space="preserve">). </w:t>
       </w:r>
       <w:r>
         <w:rPr>
@@ -4527,27 +4858,8 @@
           <w:szCs w:val="24"/>
           <w:lang w:val="es-CL"/>
         </w:rPr>
-        <w:t>2019</w:t>
-      </w:r>
-      <w:r>
-        <w:rPr>
-          <w:rFonts w:ascii="Times New Roman" w:hAnsi="Times New Roman"/>
-          <w:sz w:val="24"/>
-          <w:szCs w:val="24"/>
-          <w:lang w:val="es-CL"/>
-        </w:rPr>
-        <w:t xml:space="preserve">). </w:t>
-      </w:r>
-      <w:r>
-        <w:rPr>
-          <w:rFonts w:ascii="Times New Roman" w:hAnsi="Times New Roman"/>
-          <w:sz w:val="24"/>
-          <w:szCs w:val="24"/>
-          <w:lang w:val="es-CL"/>
-        </w:rPr>
         <w:t xml:space="preserve">Rol de estímulos asociados a las claves de extinción en la recuperación de respuesta. </w:t>
       </w:r>
-      <w:proofErr w:type="spellStart"/>
       <w:r>
         <w:rPr>
           <w:rFonts w:ascii="Times New Roman" w:hAnsi="Times New Roman"/>
@@ -4558,7 +4870,6 @@
         </w:rPr>
         <w:t>Psykhe</w:t>
       </w:r>
-      <w:proofErr w:type="spellEnd"/>
       <w:r>
         <w:rPr>
           <w:rFonts w:ascii="Times New Roman" w:hAnsi="Times New Roman"/>
@@ -4603,25 +4914,14 @@
           <w:lang w:val="en-US"/>
         </w:rPr>
       </w:pPr>
-      <w:proofErr w:type="spellStart"/>
-      <w:r>
-        <w:rPr>
-          <w:rFonts w:ascii="Times New Roman" w:hAnsi="Times New Roman"/>
-          <w:sz w:val="24"/>
-          <w:szCs w:val="24"/>
-          <w:lang w:val="en-US"/>
-        </w:rPr>
-        <w:t>Vyazovska</w:t>
-      </w:r>
-      <w:proofErr w:type="spellEnd"/>
-      <w:r>
-        <w:rPr>
-          <w:rFonts w:ascii="Times New Roman" w:hAnsi="Times New Roman"/>
-          <w:sz w:val="24"/>
-          <w:szCs w:val="24"/>
-          <w:lang w:val="en-US"/>
-        </w:rPr>
-        <w:t>, O. V., Navarro, V. M., &amp; Wasserman, E. A. (</w:t>
+      <w:r>
+        <w:rPr>
+          <w:rFonts w:ascii="Times New Roman" w:hAnsi="Times New Roman"/>
+          <w:sz w:val="24"/>
+          <w:szCs w:val="24"/>
+          <w:lang w:val="en-US"/>
+        </w:rPr>
+        <w:t>Vyazovska, O. V., Navarro, V. M., &amp; Wasserman, E. A. (</w:t>
       </w:r>
       <w:r>
         <w:rPr>
@@ -4648,27 +4948,7 @@
           <w:szCs w:val="24"/>
           <w:lang w:val="en-US"/>
         </w:rPr>
-        <w:t xml:space="preserve">Pigeons deploy selective attention to efficiently learn a </w:t>
-      </w:r>
-      <w:proofErr w:type="spellStart"/>
-      <w:r>
-        <w:rPr>
-          <w:rFonts w:ascii="Times New Roman" w:hAnsi="Times New Roman"/>
-          <w:sz w:val="24"/>
-          <w:szCs w:val="24"/>
-          <w:lang w:val="en-US"/>
-        </w:rPr>
-        <w:t>stagewise</w:t>
-      </w:r>
-      <w:proofErr w:type="spellEnd"/>
-      <w:r>
-        <w:rPr>
-          <w:rFonts w:ascii="Times New Roman" w:hAnsi="Times New Roman"/>
-          <w:sz w:val="24"/>
-          <w:szCs w:val="24"/>
-          <w:lang w:val="en-US"/>
-        </w:rPr>
-        <w:t xml:space="preserve"> multidimensional visual discrimination task. </w:t>
+        <w:t xml:space="preserve">Pigeons deploy selective attention to efficiently learn a stagewise multidimensional visual discrimination task. </w:t>
       </w:r>
       <w:r>
         <w:rPr>
@@ -4741,9 +5021,8 @@
           <w:szCs w:val="24"/>
           <w:lang w:val="es-CL"/>
         </w:rPr>
-        <w:t xml:space="preserve">Quezada, V. E., </w:t>
-      </w:r>
-      <w:proofErr w:type="spellStart"/>
+        <w:t>Quezada, V. E., Diaz, M. C., Navarro, V. M., Laborda, M. A., Reppeto, P., Orell</w:t>
+      </w:r>
       <w:r>
         <w:rPr>
           <w:rFonts w:ascii="Times New Roman" w:hAnsi="Times New Roman"/>
@@ -4751,9 +5030,8 @@
           <w:szCs w:val="24"/>
           <w:lang w:val="es-CL"/>
         </w:rPr>
-        <w:t>Diaz</w:t>
-      </w:r>
-      <w:proofErr w:type="spellEnd"/>
+        <w:t>ana, G., &amp; Betancourt, S. R. (2018</w:t>
+      </w:r>
       <w:r>
         <w:rPr>
           <w:rFonts w:ascii="Times New Roman" w:hAnsi="Times New Roman"/>
@@ -4761,44 +5039,6 @@
           <w:szCs w:val="24"/>
           <w:lang w:val="es-CL"/>
         </w:rPr>
-        <w:t xml:space="preserve">, M. C., Navarro, V. M., Laborda, M. A., </w:t>
-      </w:r>
-      <w:proofErr w:type="spellStart"/>
-      <w:r>
-        <w:rPr>
-          <w:rFonts w:ascii="Times New Roman" w:hAnsi="Times New Roman"/>
-          <w:sz w:val="24"/>
-          <w:szCs w:val="24"/>
-          <w:lang w:val="es-CL"/>
-        </w:rPr>
-        <w:t>Reppeto</w:t>
-      </w:r>
-      <w:proofErr w:type="spellEnd"/>
-      <w:r>
-        <w:rPr>
-          <w:rFonts w:ascii="Times New Roman" w:hAnsi="Times New Roman"/>
-          <w:sz w:val="24"/>
-          <w:szCs w:val="24"/>
-          <w:lang w:val="es-CL"/>
-        </w:rPr>
-        <w:t>, P., Orell</w:t>
-      </w:r>
-      <w:r>
-        <w:rPr>
-          <w:rFonts w:ascii="Times New Roman" w:hAnsi="Times New Roman"/>
-          <w:sz w:val="24"/>
-          <w:szCs w:val="24"/>
-          <w:lang w:val="es-CL"/>
-        </w:rPr>
-        <w:t>ana, G., &amp; Betancourt, S. R. (2018</w:t>
-      </w:r>
-      <w:r>
-        <w:rPr>
-          <w:rFonts w:ascii="Times New Roman" w:hAnsi="Times New Roman"/>
-          <w:sz w:val="24"/>
-          <w:szCs w:val="24"/>
-          <w:lang w:val="es-CL"/>
-        </w:rPr>
         <w:t xml:space="preserve">). </w:t>
       </w:r>
       <w:r>
@@ -4808,7 +5048,17 @@
           <w:szCs w:val="24"/>
           <w:lang w:val="en-US"/>
         </w:rPr>
-        <w:t xml:space="preserve">Extinction cues do not reduce recovery of extinguished conditioned fear in humans. </w:t>
+        <w:t xml:space="preserve">Extinction cues do not reduce recovery of extinguished </w:t>
+      </w:r>
+      <w:r>
+        <w:rPr>
+          <w:rFonts w:ascii="Times New Roman" w:hAnsi="Times New Roman"/>
+          <w:sz w:val="24"/>
+          <w:szCs w:val="24"/>
+          <w:lang w:val="en-US"/>
+        </w:rPr>
+        <w:lastRenderedPageBreak/>
+        <w:t xml:space="preserve">conditioned fear in humans. </w:t>
       </w:r>
       <w:r>
         <w:rPr>
@@ -4919,25 +5169,14 @@
           <w:lang w:val="en-US"/>
         </w:rPr>
       </w:pPr>
-      <w:proofErr w:type="spellStart"/>
-      <w:r>
-        <w:rPr>
-          <w:rFonts w:ascii="Times New Roman" w:hAnsi="Times New Roman"/>
-          <w:sz w:val="24"/>
-          <w:szCs w:val="24"/>
-          <w:lang w:val="en-US"/>
-        </w:rPr>
-        <w:t>García</w:t>
-      </w:r>
-      <w:proofErr w:type="spellEnd"/>
-      <w:r>
-        <w:rPr>
-          <w:rFonts w:ascii="Times New Roman" w:hAnsi="Times New Roman"/>
-          <w:sz w:val="24"/>
-          <w:szCs w:val="24"/>
-          <w:lang w:val="en-US"/>
-        </w:rPr>
-        <w:t xml:space="preserve">-Gallardo, D., Navarro, V. M., &amp; Wasserman, E. A. (2017). Assessing the acquisition of anticipatory responding in the pigeon using reaction time. </w:t>
+      <w:r>
+        <w:rPr>
+          <w:rFonts w:ascii="Times New Roman" w:hAnsi="Times New Roman"/>
+          <w:sz w:val="24"/>
+          <w:szCs w:val="24"/>
+          <w:lang w:val="en-US"/>
+        </w:rPr>
+        <w:t xml:space="preserve">García-Gallardo, D., Navarro, V. M., &amp; Wasserman, E. A. (2017). Assessing the acquisition of anticipatory responding in the pigeon using reaction time. </w:t>
       </w:r>
       <w:r>
         <w:rPr>
@@ -4986,7 +5225,6 @@
           <w:lang w:val="es-CL"/>
         </w:rPr>
       </w:pPr>
-      <w:proofErr w:type="spellStart"/>
       <w:r>
         <w:rPr>
           <w:rFonts w:ascii="Times New Roman" w:hAnsi="Times New Roman"/>
@@ -4994,17 +5232,7 @@
           <w:szCs w:val="24"/>
           <w:lang w:val="es-CL"/>
         </w:rPr>
-        <w:t>Diaz</w:t>
-      </w:r>
-      <w:proofErr w:type="spellEnd"/>
-      <w:r>
-        <w:rPr>
-          <w:rFonts w:ascii="Times New Roman" w:hAnsi="Times New Roman"/>
-          <w:sz w:val="24"/>
-          <w:szCs w:val="24"/>
-          <w:lang w:val="es-CL"/>
-        </w:rPr>
-        <w:t xml:space="preserve">, M. C., Quezada, V. E., Navarro, V. M., Laborda, M. A., Betancourt, S. R. (2017). </w:t>
+        <w:t xml:space="preserve">Diaz, M. C., Quezada, V. E., Navarro, V. M., Laborda, M. A., Betancourt, S. R. (2017). </w:t>
       </w:r>
       <w:r>
         <w:rPr>
@@ -5062,7 +5290,6 @@
           <w:lang w:val="en-US"/>
         </w:rPr>
       </w:pPr>
-      <w:proofErr w:type="spellStart"/>
       <w:r>
         <w:rPr>
           <w:rFonts w:ascii="Times New Roman" w:hAnsi="Times New Roman"/>
@@ -5070,18 +5297,7 @@
           <w:szCs w:val="24"/>
           <w:lang w:val="es-CL"/>
         </w:rPr>
-        <w:lastRenderedPageBreak/>
-        <w:t>Vyazovska</w:t>
-      </w:r>
-      <w:proofErr w:type="spellEnd"/>
-      <w:r>
-        <w:rPr>
-          <w:rFonts w:ascii="Times New Roman" w:hAnsi="Times New Roman"/>
-          <w:sz w:val="24"/>
-          <w:szCs w:val="24"/>
-          <w:lang w:val="es-CL"/>
-        </w:rPr>
-        <w:t xml:space="preserve">, O.V., Navarro, V. M., &amp; Wasserman, E. A. (2016). </w:t>
+        <w:t xml:space="preserve">Vyazovska, O.V., Navarro, V. M., &amp; Wasserman, E. A. (2016). </w:t>
       </w:r>
       <w:r>
         <w:rPr>
@@ -5139,25 +5355,14 @@
           <w:lang w:val="en-US"/>
         </w:rPr>
       </w:pPr>
-      <w:proofErr w:type="spellStart"/>
-      <w:r>
-        <w:rPr>
-          <w:rFonts w:ascii="Times New Roman" w:hAnsi="Times New Roman"/>
-          <w:sz w:val="24"/>
-          <w:szCs w:val="24"/>
-          <w:lang w:val="en-US"/>
-        </w:rPr>
-        <w:t>Couto</w:t>
-      </w:r>
-      <w:proofErr w:type="spellEnd"/>
-      <w:r>
-        <w:rPr>
-          <w:rFonts w:ascii="Times New Roman" w:hAnsi="Times New Roman"/>
-          <w:sz w:val="24"/>
-          <w:szCs w:val="24"/>
-          <w:lang w:val="en-US"/>
-        </w:rPr>
-        <w:t xml:space="preserve">, K., Navarro, V. M., Smith, T., &amp; Wasserman, E. A. (2016). Concept learning without differential reinforcement in pigeons by means of contextual cueing. </w:t>
+      <w:r>
+        <w:rPr>
+          <w:rFonts w:ascii="Times New Roman" w:hAnsi="Times New Roman"/>
+          <w:sz w:val="24"/>
+          <w:szCs w:val="24"/>
+          <w:lang w:val="en-US"/>
+        </w:rPr>
+        <w:t xml:space="preserve">Couto, K., Navarro, V. M., Smith, T., &amp; Wasserman, E. A. (2016). Concept learning without differential reinforcement in pigeons by means of contextual cueing. </w:t>
       </w:r>
       <w:r>
         <w:rPr>
@@ -5241,27 +5446,7 @@
           <w:szCs w:val="24"/>
           <w:lang w:val="es-CL"/>
         </w:rPr>
-        <w:t xml:space="preserve">González, V., Navarro, V. M., </w:t>
-      </w:r>
-      <w:proofErr w:type="spellStart"/>
-      <w:r>
-        <w:rPr>
-          <w:rFonts w:ascii="Times New Roman" w:hAnsi="Times New Roman"/>
-          <w:sz w:val="24"/>
-          <w:szCs w:val="24"/>
-          <w:lang w:val="es-CL"/>
-        </w:rPr>
-        <w:t>Miguez</w:t>
-      </w:r>
-      <w:proofErr w:type="spellEnd"/>
-      <w:r>
-        <w:rPr>
-          <w:rFonts w:ascii="Times New Roman" w:hAnsi="Times New Roman"/>
-          <w:sz w:val="24"/>
-          <w:szCs w:val="24"/>
-          <w:lang w:val="es-CL"/>
-        </w:rPr>
-        <w:t xml:space="preserve">, G., &amp; Laborda, M. A. (2016). </w:t>
+        <w:t xml:space="preserve">González, V., Navarro, V. M., Miguez, G., &amp; Laborda, M. A. (2016). </w:t>
       </w:r>
       <w:r>
         <w:rPr>
@@ -5272,7 +5457,6 @@
         </w:rPr>
         <w:t xml:space="preserve">Preventing the recovery of extinguished ethanol tolerance. </w:t>
       </w:r>
-      <w:proofErr w:type="spellStart"/>
       <w:r>
         <w:rPr>
           <w:rFonts w:ascii="Times New Roman" w:hAnsi="Times New Roman"/>
@@ -5281,18 +5465,7 @@
           <w:szCs w:val="24"/>
           <w:lang w:val="en-US"/>
         </w:rPr>
-        <w:t>Behavioural</w:t>
-      </w:r>
-      <w:proofErr w:type="spellEnd"/>
-      <w:r>
-        <w:rPr>
-          <w:rFonts w:ascii="Times New Roman" w:hAnsi="Times New Roman"/>
-          <w:i/>
-          <w:sz w:val="24"/>
-          <w:szCs w:val="24"/>
-          <w:lang w:val="en-US"/>
-        </w:rPr>
-        <w:t xml:space="preserve"> Processes</w:t>
+        <w:t>Behavioural Processes</w:t>
       </w:r>
       <w:r>
         <w:rPr>
@@ -5378,47 +5551,15 @@
           <w:lang w:val="en-US"/>
         </w:rPr>
       </w:pPr>
-      <w:proofErr w:type="spellStart"/>
-      <w:r>
-        <w:rPr>
-          <w:rFonts w:ascii="Times New Roman" w:hAnsi="Times New Roman"/>
-          <w:sz w:val="24"/>
-          <w:szCs w:val="24"/>
-          <w:lang w:val="en-US"/>
-        </w:rPr>
-        <w:t>Levenson</w:t>
-      </w:r>
-      <w:proofErr w:type="spellEnd"/>
-      <w:r>
-        <w:rPr>
-          <w:rFonts w:ascii="Times New Roman" w:hAnsi="Times New Roman"/>
-          <w:sz w:val="24"/>
-          <w:szCs w:val="24"/>
-          <w:lang w:val="en-US"/>
-        </w:rPr>
-        <w:t xml:space="preserve">, R., </w:t>
-      </w:r>
-      <w:proofErr w:type="spellStart"/>
-      <w:r>
-        <w:rPr>
-          <w:rFonts w:ascii="Times New Roman" w:hAnsi="Times New Roman"/>
-          <w:sz w:val="24"/>
-          <w:szCs w:val="24"/>
-          <w:lang w:val="en-US"/>
-        </w:rPr>
-        <w:t>Krupinsky</w:t>
-      </w:r>
-      <w:proofErr w:type="spellEnd"/>
-      <w:r>
-        <w:rPr>
-          <w:rFonts w:ascii="Times New Roman" w:hAnsi="Times New Roman"/>
-          <w:sz w:val="24"/>
-          <w:szCs w:val="24"/>
-          <w:lang w:val="en-US"/>
-        </w:rPr>
-        <w:t xml:space="preserve">, E., Navarro, V. M., &amp; Wasserman, E. A. (2015). Pigeons (Columba livia) as trainable observers of pathology and radiology breast cancer images. </w:t>
-      </w:r>
-      <w:proofErr w:type="spellStart"/>
+      <w:r>
+        <w:rPr>
+          <w:rFonts w:ascii="Times New Roman" w:hAnsi="Times New Roman"/>
+          <w:sz w:val="24"/>
+          <w:szCs w:val="24"/>
+          <w:lang w:val="en-US"/>
+        </w:rPr>
+        <w:t xml:space="preserve">Levenson, R., Krupinsky, E., Navarro, V. M., &amp; Wasserman, E. A. (2015). Pigeons (Columba livia) as trainable observers of pathology and radiology breast cancer images. </w:t>
+      </w:r>
       <w:r>
         <w:rPr>
           <w:rFonts w:ascii="Times New Roman" w:hAnsi="Times New Roman"/>
@@ -5427,18 +5568,7 @@
           <w:szCs w:val="24"/>
           <w:lang w:val="en-US"/>
         </w:rPr>
-        <w:t>PLoS</w:t>
-      </w:r>
-      <w:proofErr w:type="spellEnd"/>
-      <w:r>
-        <w:rPr>
-          <w:rFonts w:ascii="Times New Roman" w:hAnsi="Times New Roman"/>
-          <w:i/>
-          <w:sz w:val="24"/>
-          <w:szCs w:val="24"/>
-          <w:lang w:val="en-US"/>
-        </w:rPr>
-        <w:t xml:space="preserve"> ONE, 10</w:t>
+        <w:t>PLoS ONE, 10</w:t>
       </w:r>
       <w:r>
         <w:rPr>
@@ -5463,45 +5593,14 @@
           <w:lang w:val="en-US"/>
         </w:rPr>
       </w:pPr>
-      <w:proofErr w:type="spellStart"/>
-      <w:r>
-        <w:rPr>
-          <w:rFonts w:ascii="Times New Roman" w:hAnsi="Times New Roman"/>
-          <w:sz w:val="24"/>
-          <w:szCs w:val="24"/>
-          <w:lang w:val="en-US"/>
-        </w:rPr>
-        <w:t>Bórquez</w:t>
-      </w:r>
-      <w:proofErr w:type="spellEnd"/>
-      <w:r>
-        <w:rPr>
-          <w:rFonts w:ascii="Times New Roman" w:hAnsi="Times New Roman"/>
-          <w:sz w:val="24"/>
-          <w:szCs w:val="24"/>
-          <w:lang w:val="en-US"/>
-        </w:rPr>
-        <w:t xml:space="preserve">, M., Born, J., Navarro, V. M., Betancourt, R., &amp; </w:t>
-      </w:r>
-      <w:proofErr w:type="spellStart"/>
-      <w:r>
-        <w:rPr>
-          <w:rFonts w:ascii="Times New Roman" w:hAnsi="Times New Roman"/>
-          <w:sz w:val="24"/>
-          <w:szCs w:val="24"/>
-          <w:lang w:val="en-US"/>
-        </w:rPr>
-        <w:t>Inostroza</w:t>
-      </w:r>
-      <w:proofErr w:type="spellEnd"/>
-      <w:r>
-        <w:rPr>
-          <w:rFonts w:ascii="Times New Roman" w:hAnsi="Times New Roman"/>
-          <w:sz w:val="24"/>
-          <w:szCs w:val="24"/>
-          <w:lang w:val="en-US"/>
-        </w:rPr>
-        <w:t xml:space="preserve">, M. (2014). Sleep enhances inhibitory behavioral control in discrimination learning in rats. </w:t>
+      <w:r>
+        <w:rPr>
+          <w:rFonts w:ascii="Times New Roman" w:hAnsi="Times New Roman"/>
+          <w:sz w:val="24"/>
+          <w:szCs w:val="24"/>
+          <w:lang w:val="en-US"/>
+        </w:rPr>
+        <w:t xml:space="preserve">Bórquez, M., Born, J., Navarro, V. M., Betancourt, R., &amp; Inostroza, M. (2014). Sleep enhances inhibitory behavioral control in discrimination learning in rats. </w:t>
       </w:r>
       <w:r>
         <w:rPr>
@@ -5539,12 +5638,23 @@
           <w:szCs w:val="24"/>
           <w:lang w:val="en-US"/>
         </w:rPr>
-        <w:t xml:space="preserve"> http://doi.org/10.1007/s00221-013-3797-5</w:t>
+        <w:t xml:space="preserve"> </w:t>
+      </w:r>
+      <w:r>
+        <w:rPr>
+          <w:rFonts w:ascii="Times New Roman" w:hAnsi="Times New Roman"/>
+          <w:sz w:val="24"/>
+          <w:szCs w:val="24"/>
+          <w:lang w:val="en-US"/>
+        </w:rPr>
+        <w:t>http://doi.org/10.1007/s00221-013-3797-5</w:t>
       </w:r>
     </w:p>
     <w:p>
       <w:pPr>
-        <w:spacing w:after="0"/>
+        <w:pStyle w:val="NoSpacing"/>
+        <w:spacing w:after="240" w:line="276" w:lineRule="auto"/>
+        <w:ind w:left="706" w:hanging="706"/>
         <w:jc w:val="both"/>
         <w:rPr>
           <w:rFonts w:ascii="Times New Roman" w:hAnsi="Times New Roman"/>
@@ -5558,12 +5668,22 @@
       <w:r>
         <w:rPr>
           <w:rFonts w:ascii="Times New Roman" w:hAnsi="Times New Roman"/>
+          <w:sz w:val="24"/>
+          <w:szCs w:val="24"/>
+          <w:lang w:val="en-US"/>
+        </w:rPr>
+        <w:br w:type="column"/>
+      </w:r>
+      <w:r>
+        <w:rPr>
+          <w:rFonts w:ascii="Times New Roman" w:hAnsi="Times New Roman"/>
           <w:b/>
           <w:noProof/>
           <w:sz w:val="24"/>
           <w:szCs w:val="24"/>
           <w:lang w:val="en-US"/>
         </w:rPr>
+        <w:lastRenderedPageBreak/>
         <mc:AlternateContent>
           <mc:Choice Requires="wps">
             <w:drawing>
@@ -5657,6 +5777,33 @@
           <w:lang w:val="en-US"/>
         </w:rPr>
       </w:pPr>
+      <w:r>
+        <w:rPr>
+          <w:rFonts w:ascii="Times New Roman" w:hAnsi="Times New Roman"/>
+          <w:sz w:val="24"/>
+          <w:szCs w:val="24"/>
+          <w:lang w:val="en-US"/>
+        </w:rPr>
+        <w:t xml:space="preserve">Orr, O., Navarro, V. M., &amp; Wasserman, E. </w:t>
+      </w:r>
+      <w:r>
+        <w:rPr>
+          <w:rFonts w:ascii="Times New Roman" w:hAnsi="Times New Roman"/>
+          <w:sz w:val="24"/>
+          <w:szCs w:val="24"/>
+          <w:lang w:val="en-US"/>
+        </w:rPr>
+        <w:t xml:space="preserve">A., (2020). Prevalence effects in human and pigeon categorization of medical images. </w:t>
+      </w:r>
+      <w:r>
+        <w:rPr>
+          <w:rFonts w:ascii="Times New Roman" w:hAnsi="Times New Roman"/>
+          <w:sz w:val="24"/>
+          <w:szCs w:val="24"/>
+          <w:lang w:val="en-US"/>
+        </w:rPr>
+        <w:t>Annual Biomedical Research Conference for Minority Students.</w:t>
+      </w:r>
     </w:p>
     <w:p>
       <w:pPr>
@@ -5676,25 +5823,7 @@
           <w:szCs w:val="24"/>
           <w:lang w:val="en-US"/>
         </w:rPr>
-        <w:t xml:space="preserve">Orr, O., Navarro, V. M., &amp; Wasserman, E. </w:t>
-      </w:r>
-      <w:r>
-        <w:rPr>
-          <w:rFonts w:ascii="Times New Roman" w:hAnsi="Times New Roman"/>
-          <w:sz w:val="24"/>
-          <w:szCs w:val="24"/>
-          <w:lang w:val="en-US"/>
-        </w:rPr>
-        <w:t xml:space="preserve">A., (2020). Prevalence effects in human and pigeon categorization of medical images. </w:t>
-      </w:r>
-      <w:r>
-        <w:rPr>
-          <w:rFonts w:ascii="Times New Roman" w:hAnsi="Times New Roman"/>
-          <w:sz w:val="24"/>
-          <w:szCs w:val="24"/>
-          <w:lang w:val="en-US"/>
-        </w:rPr>
-        <w:t>Annual Biomedical Research Conference for Minority Students.</w:t>
+        <w:t>Navarro, V. M., &amp; Wasserman, E. A., (2020). Pigeons develop reject-control faster than select-control. International Society of Comparative Psychology.</w:t>
       </w:r>
     </w:p>
     <w:p>
@@ -5715,7 +5844,52 @@
           <w:szCs w:val="24"/>
           <w:lang w:val="en-US"/>
         </w:rPr>
-        <w:t>Navarro, V. M., &amp; Wasserman, E. A., (2020). Pigeons develop reject-control faster than select-control. International Society of Comparative Psychology.</w:t>
+        <w:t>Navarro, V. M., &amp; Wasserman, E. A., (201</w:t>
+      </w:r>
+      <w:r>
+        <w:rPr>
+          <w:rFonts w:ascii="Times New Roman" w:hAnsi="Times New Roman"/>
+          <w:sz w:val="24"/>
+          <w:szCs w:val="24"/>
+          <w:lang w:val="en-US"/>
+        </w:rPr>
+        <w:t>9</w:t>
+      </w:r>
+      <w:r>
+        <w:rPr>
+          <w:rFonts w:ascii="Times New Roman" w:hAnsi="Times New Roman"/>
+          <w:sz w:val="24"/>
+          <w:szCs w:val="24"/>
+          <w:lang w:val="en-US"/>
+        </w:rPr>
+        <w:t xml:space="preserve">). </w:t>
+      </w:r>
+      <w:r>
+        <w:rPr>
+          <w:rFonts w:ascii="Times New Roman" w:hAnsi="Times New Roman"/>
+          <w:sz w:val="24"/>
+          <w:szCs w:val="24"/>
+          <w:lang w:val="en-US"/>
+        </w:rPr>
+        <w:t>Select- and reject-control in learning rich associative networks.</w:t>
+      </w:r>
+      <w:r>
+        <w:rPr>
+          <w:rFonts w:ascii="Times New Roman" w:hAnsi="Times New Roman"/>
+          <w:sz w:val="24"/>
+          <w:szCs w:val="24"/>
+          <w:lang w:val="en-US"/>
+        </w:rPr>
+        <w:t xml:space="preserve"> </w:t>
+      </w:r>
+      <w:r>
+        <w:rPr>
+          <w:rFonts w:ascii="Times New Roman" w:hAnsi="Times New Roman"/>
+          <w:sz w:val="24"/>
+          <w:szCs w:val="24"/>
+          <w:lang w:val="en-US"/>
+        </w:rPr>
+        <w:t>Comparative Cognition Society.</w:t>
       </w:r>
     </w:p>
     <w:p>
@@ -5736,6 +5910,15 @@
           <w:szCs w:val="24"/>
           <w:lang w:val="en-US"/>
         </w:rPr>
+        <w:t xml:space="preserve">Vyazovska, O. V., </w:t>
+      </w:r>
+      <w:r>
+        <w:rPr>
+          <w:rFonts w:ascii="Times New Roman" w:hAnsi="Times New Roman"/>
+          <w:sz w:val="24"/>
+          <w:szCs w:val="24"/>
+          <w:lang w:val="en-US"/>
+        </w:rPr>
         <w:t>Navarro, V. M., &amp; Wasserman, E. A., (201</w:t>
       </w:r>
       <w:r>
@@ -5763,25 +5946,25 @@
           <w:szCs w:val="24"/>
           <w:lang w:val="en-US"/>
         </w:rPr>
-        <w:t>Select- and reject-control in learning rich associative networks.</w:t>
-      </w:r>
-      <w:r>
-        <w:rPr>
-          <w:rFonts w:ascii="Times New Roman" w:hAnsi="Times New Roman"/>
-          <w:sz w:val="24"/>
-          <w:szCs w:val="24"/>
-          <w:lang w:val="en-US"/>
-        </w:rPr>
-        <w:t xml:space="preserve"> </w:t>
-      </w:r>
-      <w:r>
-        <w:rPr>
-          <w:rFonts w:ascii="Times New Roman" w:hAnsi="Times New Roman"/>
-          <w:sz w:val="24"/>
-          <w:szCs w:val="24"/>
-          <w:lang w:val="en-US"/>
-        </w:rPr>
-        <w:t>Comparative Cognition Society.</w:t>
+        <w:t>Selective attention in stepwise discrimination of comp</w:t>
+      </w:r>
+      <w:r>
+        <w:rPr>
+          <w:rFonts w:ascii="Times New Roman" w:hAnsi="Times New Roman"/>
+          <w:sz w:val="24"/>
+          <w:szCs w:val="24"/>
+          <w:lang w:val="en-US"/>
+        </w:rPr>
+        <w:t>ound visual stimuli by pigeons. C</w:t>
+      </w:r>
+      <w:r>
+        <w:rPr>
+          <w:rFonts w:ascii="Times New Roman" w:hAnsi="Times New Roman"/>
+          <w:sz w:val="24"/>
+          <w:szCs w:val="24"/>
+          <w:lang w:val="en-US"/>
+        </w:rPr>
+        <w:t>omparative Cognition Society.</w:t>
       </w:r>
     </w:p>
     <w:p>
@@ -5795,79 +5978,14 @@
           <w:lang w:val="en-US"/>
         </w:rPr>
       </w:pPr>
-      <w:proofErr w:type="spellStart"/>
-      <w:r>
-        <w:rPr>
-          <w:rFonts w:ascii="Times New Roman" w:hAnsi="Times New Roman"/>
-          <w:sz w:val="24"/>
-          <w:szCs w:val="24"/>
-          <w:lang w:val="en-US"/>
-        </w:rPr>
-        <w:t>Vyazovska</w:t>
-      </w:r>
-      <w:proofErr w:type="spellEnd"/>
-      <w:r>
-        <w:rPr>
-          <w:rFonts w:ascii="Times New Roman" w:hAnsi="Times New Roman"/>
-          <w:sz w:val="24"/>
-          <w:szCs w:val="24"/>
-          <w:lang w:val="en-US"/>
-        </w:rPr>
-        <w:t xml:space="preserve">, O. V., </w:t>
-      </w:r>
-      <w:r>
-        <w:rPr>
-          <w:rFonts w:ascii="Times New Roman" w:hAnsi="Times New Roman"/>
-          <w:sz w:val="24"/>
-          <w:szCs w:val="24"/>
-          <w:lang w:val="en-US"/>
-        </w:rPr>
-        <w:t>Navarro, V. M., &amp; Wasserman, E. A., (201</w:t>
-      </w:r>
-      <w:r>
-        <w:rPr>
-          <w:rFonts w:ascii="Times New Roman" w:hAnsi="Times New Roman"/>
-          <w:sz w:val="24"/>
-          <w:szCs w:val="24"/>
-          <w:lang w:val="en-US"/>
-        </w:rPr>
-        <w:t>9</w:t>
-      </w:r>
-      <w:r>
-        <w:rPr>
-          <w:rFonts w:ascii="Times New Roman" w:hAnsi="Times New Roman"/>
-          <w:sz w:val="24"/>
-          <w:szCs w:val="24"/>
-          <w:lang w:val="en-US"/>
-        </w:rPr>
-        <w:t xml:space="preserve">). </w:t>
-      </w:r>
-      <w:r>
-        <w:rPr>
-          <w:rFonts w:ascii="Times New Roman" w:hAnsi="Times New Roman"/>
-          <w:sz w:val="24"/>
-          <w:szCs w:val="24"/>
-          <w:lang w:val="en-US"/>
-        </w:rPr>
-        <w:t>Selective attention in stepwise discrimination of comp</w:t>
-      </w:r>
-      <w:r>
-        <w:rPr>
-          <w:rFonts w:ascii="Times New Roman" w:hAnsi="Times New Roman"/>
-          <w:sz w:val="24"/>
-          <w:szCs w:val="24"/>
-          <w:lang w:val="en-US"/>
-        </w:rPr>
-        <w:t>ound visual stimuli by pigeons. C</w:t>
-      </w:r>
-      <w:r>
-        <w:rPr>
-          <w:rFonts w:ascii="Times New Roman" w:hAnsi="Times New Roman"/>
-          <w:sz w:val="24"/>
-          <w:szCs w:val="24"/>
-          <w:lang w:val="en-US"/>
-        </w:rPr>
-        <w:t>omparative Cognition Society.</w:t>
+      <w:r>
+        <w:rPr>
+          <w:rFonts w:ascii="Times New Roman" w:hAnsi="Times New Roman"/>
+          <w:sz w:val="24"/>
+          <w:szCs w:val="24"/>
+          <w:lang w:val="en-US"/>
+        </w:rPr>
+        <w:t>Castro, L., Savic, O., Navarro, V., Wasserman, E. A., &amp; Sloutsky, V. M. (2019). Selective and distributed attention in human and pigeon category learning. International Convention of Psychological Science.</w:t>
       </w:r>
     </w:p>
     <w:p>
@@ -5888,47 +6006,25 @@
           <w:szCs w:val="24"/>
           <w:lang w:val="en-US"/>
         </w:rPr>
-        <w:t xml:space="preserve">Castro, L., </w:t>
-      </w:r>
-      <w:proofErr w:type="spellStart"/>
-      <w:r>
-        <w:rPr>
-          <w:rFonts w:ascii="Times New Roman" w:hAnsi="Times New Roman"/>
-          <w:sz w:val="24"/>
-          <w:szCs w:val="24"/>
-          <w:lang w:val="en-US"/>
-        </w:rPr>
-        <w:t>Savic</w:t>
-      </w:r>
-      <w:proofErr w:type="spellEnd"/>
-      <w:r>
-        <w:rPr>
-          <w:rFonts w:ascii="Times New Roman" w:hAnsi="Times New Roman"/>
-          <w:sz w:val="24"/>
-          <w:szCs w:val="24"/>
-          <w:lang w:val="en-US"/>
-        </w:rPr>
-        <w:t xml:space="preserve">, O., Navarro, V., Wasserman, E. A., &amp; </w:t>
-      </w:r>
-      <w:proofErr w:type="spellStart"/>
-      <w:r>
-        <w:rPr>
-          <w:rFonts w:ascii="Times New Roman" w:hAnsi="Times New Roman"/>
-          <w:sz w:val="24"/>
-          <w:szCs w:val="24"/>
-          <w:lang w:val="en-US"/>
-        </w:rPr>
-        <w:t>Sloutsky</w:t>
-      </w:r>
-      <w:proofErr w:type="spellEnd"/>
-      <w:r>
-        <w:rPr>
-          <w:rFonts w:ascii="Times New Roman" w:hAnsi="Times New Roman"/>
-          <w:sz w:val="24"/>
-          <w:szCs w:val="24"/>
-          <w:lang w:val="en-US"/>
-        </w:rPr>
-        <w:t>, V. M. (2019). Selective and distributed attention in human and pigeon category learning. International Convention of Psychological Science.</w:t>
+        <w:t xml:space="preserve">Navarro, V. M., &amp; Wasserman, E. A., (2018). </w:t>
+      </w:r>
+      <w:r>
+        <w:rPr>
+          <w:rFonts w:ascii="Times New Roman" w:hAnsi="Times New Roman"/>
+          <w:sz w:val="24"/>
+          <w:szCs w:val="24"/>
+          <w:lang w:val="en-US"/>
+        </w:rPr>
+        <w:t>Pigeon categorization of human cardiac images.</w:t>
+      </w:r>
+      <w:r>
+        <w:rPr>
+          <w:rFonts w:ascii="Times New Roman" w:hAnsi="Times New Roman"/>
+          <w:sz w:val="24"/>
+          <w:szCs w:val="24"/>
+          <w:lang w:val="en-US"/>
+        </w:rPr>
+        <w:t xml:space="preserve"> Comparative Cognition Society.</w:t>
       </w:r>
     </w:p>
     <w:p>
@@ -5949,58 +6045,7 @@
           <w:szCs w:val="24"/>
           <w:lang w:val="en-US"/>
         </w:rPr>
-        <w:lastRenderedPageBreak/>
-        <w:t xml:space="preserve">Navarro, V. M., &amp; Wasserman, E. A., (2018). </w:t>
-      </w:r>
-      <w:r>
-        <w:rPr>
-          <w:rFonts w:ascii="Times New Roman" w:hAnsi="Times New Roman"/>
-          <w:sz w:val="24"/>
-          <w:szCs w:val="24"/>
-          <w:lang w:val="en-US"/>
-        </w:rPr>
-        <w:t>Pigeon categorization of human cardiac images.</w:t>
-      </w:r>
-      <w:r>
-        <w:rPr>
-          <w:rFonts w:ascii="Times New Roman" w:hAnsi="Times New Roman"/>
-          <w:sz w:val="24"/>
-          <w:szCs w:val="24"/>
-          <w:lang w:val="en-US"/>
-        </w:rPr>
-        <w:t xml:space="preserve"> Comparative Cognition Society.</w:t>
-      </w:r>
-    </w:p>
-    <w:p>
-      <w:pPr>
-        <w:ind w:left="706" w:hanging="706"/>
-        <w:jc w:val="both"/>
-        <w:rPr>
-          <w:rFonts w:ascii="Times New Roman" w:hAnsi="Times New Roman"/>
-          <w:sz w:val="24"/>
-          <w:szCs w:val="24"/>
-          <w:lang w:val="en-US"/>
-        </w:rPr>
-      </w:pPr>
-      <w:proofErr w:type="spellStart"/>
-      <w:r>
-        <w:rPr>
-          <w:rFonts w:ascii="Times New Roman" w:hAnsi="Times New Roman"/>
-          <w:sz w:val="24"/>
-          <w:szCs w:val="24"/>
-          <w:lang w:val="en-US"/>
-        </w:rPr>
-        <w:t>Vyazovska</w:t>
-      </w:r>
-      <w:proofErr w:type="spellEnd"/>
-      <w:r>
-        <w:rPr>
-          <w:rFonts w:ascii="Times New Roman" w:hAnsi="Times New Roman"/>
-          <w:sz w:val="24"/>
-          <w:szCs w:val="24"/>
-          <w:lang w:val="en-US"/>
-        </w:rPr>
-        <w:t>, O. V., Navarro, V. M., &amp; Wasserman, E. A. (201</w:t>
+        <w:t>Vyazovska, O. V., Navarro, V. M., &amp; Wasserman, E. A. (201</w:t>
       </w:r>
       <w:r>
         <w:rPr>
@@ -6041,27 +6086,7 @@
           <w:szCs w:val="24"/>
           <w:lang w:val="en-US"/>
         </w:rPr>
-        <w:t xml:space="preserve">Love, B. C., Guest, O., </w:t>
-      </w:r>
-      <w:proofErr w:type="spellStart"/>
-      <w:r>
-        <w:rPr>
-          <w:rFonts w:ascii="Times New Roman" w:hAnsi="Times New Roman"/>
-          <w:sz w:val="24"/>
-          <w:szCs w:val="24"/>
-          <w:lang w:val="en-US"/>
-        </w:rPr>
-        <w:t>Slomka</w:t>
-      </w:r>
-      <w:proofErr w:type="spellEnd"/>
-      <w:r>
-        <w:rPr>
-          <w:rFonts w:ascii="Times New Roman" w:hAnsi="Times New Roman"/>
-          <w:sz w:val="24"/>
-          <w:szCs w:val="24"/>
-          <w:lang w:val="en-US"/>
-        </w:rPr>
-        <w:t>, P., Navarro, V. M., &amp; Wasserman, E, A. (2017). Deep networks as models of human and animal categorization.  Cognitive Science Society.</w:t>
+        <w:t>Love, B. C., Guest, O., Slomka, P., Navarro, V. M., &amp; Wasserman, E, A. (2017). Deep networks as models of human and animal categorization.  Cognitive Science Society.</w:t>
       </w:r>
     </w:p>
     <w:p>
@@ -6124,56 +6149,16 @@
           <w:szCs w:val="24"/>
           <w:lang w:val="en-US"/>
         </w:rPr>
-        <w:t xml:space="preserve">Navarro, V. M., </w:t>
-      </w:r>
-      <w:proofErr w:type="spellStart"/>
-      <w:r>
-        <w:rPr>
-          <w:rFonts w:ascii="Times New Roman" w:hAnsi="Times New Roman"/>
-          <w:sz w:val="24"/>
-          <w:szCs w:val="24"/>
-          <w:lang w:val="en-US"/>
-        </w:rPr>
-        <w:t>Vyazovska</w:t>
-      </w:r>
-      <w:proofErr w:type="spellEnd"/>
-      <w:r>
-        <w:rPr>
-          <w:rFonts w:ascii="Times New Roman" w:hAnsi="Times New Roman"/>
-          <w:sz w:val="24"/>
-          <w:szCs w:val="24"/>
-          <w:lang w:val="en-US"/>
-        </w:rPr>
-        <w:t>, O. V., &amp; Wasserman, E. A.</w:t>
-      </w:r>
-      <w:r>
-        <w:rPr>
-          <w:rFonts w:ascii="Times New Roman" w:hAnsi="Times New Roman"/>
-          <w:sz w:val="24"/>
-          <w:szCs w:val="24"/>
-          <w:lang w:val="en-US"/>
-        </w:rPr>
-        <w:t xml:space="preserve"> (2016). </w:t>
-      </w:r>
-      <w:proofErr w:type="spellStart"/>
-      <w:r>
-        <w:rPr>
-          <w:rFonts w:ascii="Times New Roman" w:hAnsi="Times New Roman"/>
-          <w:sz w:val="24"/>
-          <w:szCs w:val="24"/>
-          <w:lang w:val="en-US"/>
-        </w:rPr>
-        <w:t>Stagewise</w:t>
-      </w:r>
-      <w:proofErr w:type="spellEnd"/>
-      <w:r>
-        <w:rPr>
-          <w:rFonts w:ascii="Times New Roman" w:hAnsi="Times New Roman"/>
-          <w:sz w:val="24"/>
-          <w:szCs w:val="24"/>
-          <w:lang w:val="en-US"/>
-        </w:rPr>
-        <w:t xml:space="preserve"> Discrimination of Multidimensional Visual Stimuli by Pigeons. Society for the Quantitative Analysis of Behavior.</w:t>
+        <w:t>Navarro, V. M., Vyazovska, O. V., &amp; Wasserman, E. A.</w:t>
+      </w:r>
+      <w:r>
+        <w:rPr>
+          <w:rFonts w:ascii="Times New Roman" w:hAnsi="Times New Roman"/>
+          <w:sz w:val="24"/>
+          <w:szCs w:val="24"/>
+          <w:lang w:val="en-US"/>
+        </w:rPr>
+        <w:t xml:space="preserve"> (2016). Stagewise Discrimination of Multidimensional Visual Stimuli by Pigeons. Society for the Quantitative Analysis of Behavior.</w:t>
       </w:r>
     </w:p>
     <w:p>
@@ -6187,25 +6172,14 @@
           <w:lang w:val="en-US"/>
         </w:rPr>
       </w:pPr>
-      <w:proofErr w:type="spellStart"/>
-      <w:r>
-        <w:rPr>
-          <w:rFonts w:ascii="Times New Roman" w:hAnsi="Times New Roman"/>
-          <w:sz w:val="24"/>
-          <w:szCs w:val="24"/>
-          <w:lang w:val="en-US"/>
-        </w:rPr>
-        <w:t>Vyazovska</w:t>
-      </w:r>
-      <w:proofErr w:type="spellEnd"/>
-      <w:r>
-        <w:rPr>
-          <w:rFonts w:ascii="Times New Roman" w:hAnsi="Times New Roman"/>
-          <w:sz w:val="24"/>
-          <w:szCs w:val="24"/>
-          <w:lang w:val="en-US"/>
-        </w:rPr>
-        <w:t>, O. V., Navarro, V. M., &amp; Wasserman, E. A. (2016). Stepwise dimensional discrimination of compound visual stimuli by pigeons. European Conference on Visual Perception.</w:t>
+      <w:r>
+        <w:rPr>
+          <w:rFonts w:ascii="Times New Roman" w:hAnsi="Times New Roman"/>
+          <w:sz w:val="24"/>
+          <w:szCs w:val="24"/>
+          <w:lang w:val="en-US"/>
+        </w:rPr>
+        <w:t>Vyazovska, O. V., Navarro, V. M., &amp; Wasserman, E. A. (2016). Stepwise dimensional discrimination of compound visual stimuli by pigeons. European Conference on Visual Perception.</w:t>
       </w:r>
     </w:p>
     <w:p>
@@ -6235,27 +6209,7 @@
           <w:szCs w:val="24"/>
           <w:lang w:val="en-US"/>
         </w:rPr>
-        <w:t xml:space="preserve"> &amp; Wasserman, E. A. (2016). Assessing pre-</w:t>
-      </w:r>
-      <w:proofErr w:type="spellStart"/>
-      <w:r>
-        <w:rPr>
-          <w:rFonts w:ascii="Times New Roman" w:hAnsi="Times New Roman"/>
-          <w:sz w:val="24"/>
-          <w:szCs w:val="24"/>
-          <w:lang w:val="en-US"/>
-        </w:rPr>
-        <w:t>crastination</w:t>
-      </w:r>
-      <w:proofErr w:type="spellEnd"/>
-      <w:r>
-        <w:rPr>
-          <w:rFonts w:ascii="Times New Roman" w:hAnsi="Times New Roman"/>
-          <w:sz w:val="24"/>
-          <w:szCs w:val="24"/>
-          <w:lang w:val="en-US"/>
-        </w:rPr>
-        <w:t xml:space="preserve"> in the pigeon (Columba livia</w:t>
+        <w:t xml:space="preserve"> &amp; Wasserman, E. A. (2016). Assessing pre-crastination in the pigeon (Columba livia</w:t>
       </w:r>
       <w:r>
         <w:rPr>
@@ -6266,7 +6220,6 @@
         </w:rPr>
         <w:t xml:space="preserve">) using a virtual environment. </w:t>
       </w:r>
-      <w:proofErr w:type="spellStart"/>
       <w:r>
         <w:rPr>
           <w:rFonts w:ascii="Times New Roman" w:hAnsi="Times New Roman"/>
@@ -6274,57 +6227,7 @@
           <w:szCs w:val="24"/>
           <w:lang w:val="es-CL"/>
         </w:rPr>
-        <w:t>Comparative</w:t>
-      </w:r>
-      <w:proofErr w:type="spellEnd"/>
-      <w:r>
-        <w:rPr>
-          <w:rFonts w:ascii="Times New Roman" w:hAnsi="Times New Roman"/>
-          <w:sz w:val="24"/>
-          <w:szCs w:val="24"/>
-          <w:lang w:val="es-CL"/>
-        </w:rPr>
-        <w:t xml:space="preserve"> </w:t>
-      </w:r>
-      <w:proofErr w:type="spellStart"/>
-      <w:r>
-        <w:rPr>
-          <w:rFonts w:ascii="Times New Roman" w:hAnsi="Times New Roman"/>
-          <w:sz w:val="24"/>
-          <w:szCs w:val="24"/>
-          <w:lang w:val="es-CL"/>
-        </w:rPr>
-        <w:t>Cognition</w:t>
-      </w:r>
-      <w:proofErr w:type="spellEnd"/>
-      <w:r>
-        <w:rPr>
-          <w:rFonts w:ascii="Times New Roman" w:hAnsi="Times New Roman"/>
-          <w:sz w:val="24"/>
-          <w:szCs w:val="24"/>
-          <w:lang w:val="es-CL"/>
-        </w:rPr>
-        <w:t xml:space="preserve"> </w:t>
-      </w:r>
-      <w:proofErr w:type="spellStart"/>
-      <w:r>
-        <w:rPr>
-          <w:rFonts w:ascii="Times New Roman" w:hAnsi="Times New Roman"/>
-          <w:sz w:val="24"/>
-          <w:szCs w:val="24"/>
-          <w:lang w:val="es-CL"/>
-        </w:rPr>
-        <w:t>Society</w:t>
-      </w:r>
-      <w:proofErr w:type="spellEnd"/>
-      <w:r>
-        <w:rPr>
-          <w:rFonts w:ascii="Times New Roman" w:hAnsi="Times New Roman"/>
-          <w:sz w:val="24"/>
-          <w:szCs w:val="24"/>
-          <w:lang w:val="es-CL"/>
-        </w:rPr>
-        <w:t>.</w:t>
+        <w:t>Comparative Cognition Society.</w:t>
       </w:r>
     </w:p>
     <w:p>
@@ -6345,9 +6248,44 @@
           <w:szCs w:val="24"/>
           <w:lang w:val="es-CL"/>
         </w:rPr>
-        <w:t xml:space="preserve">Laborda, M. A., </w:t>
-      </w:r>
-      <w:proofErr w:type="spellStart"/>
+        <w:t>Laborda, M. A., Gonzalez, V., Navarro, V. M. (2016). Extinc</w:t>
+      </w:r>
+      <w:r>
+        <w:rPr>
+          <w:rFonts w:ascii="Times New Roman" w:hAnsi="Times New Roman"/>
+          <w:sz w:val="24"/>
+          <w:szCs w:val="24"/>
+          <w:lang w:val="es-ES_tradnl"/>
+        </w:rPr>
+        <w:t>ión masiva y en múltiples context</w:t>
+      </w:r>
+      <w:r>
+        <w:rPr>
+          <w:rFonts w:ascii="Times New Roman" w:hAnsi="Times New Roman"/>
+          <w:sz w:val="24"/>
+          <w:szCs w:val="24"/>
+          <w:lang w:val="es-ES_tradnl"/>
+        </w:rPr>
+        <w:t>o</w:t>
+      </w:r>
+      <w:r>
+        <w:rPr>
+          <w:rFonts w:ascii="Times New Roman" w:hAnsi="Times New Roman"/>
+          <w:sz w:val="24"/>
+          <w:szCs w:val="24"/>
+          <w:lang w:val="es-ES_tradnl"/>
+        </w:rPr>
+        <w:t xml:space="preserve">s previene la renovación de la tolerancia al etanol. </w:t>
+      </w:r>
+      <w:r>
+        <w:rPr>
+          <w:rFonts w:ascii="Times New Roman" w:hAnsi="Times New Roman"/>
+          <w:sz w:val="24"/>
+          <w:szCs w:val="24"/>
+          <w:lang w:val="es-ES_tradnl"/>
+        </w:rPr>
+        <w:t>Congreso Chileno de Psicolog</w:t>
+      </w:r>
       <w:r>
         <w:rPr>
           <w:rFonts w:ascii="Times New Roman" w:hAnsi="Times New Roman"/>
@@ -6355,94 +6293,8 @@
           <w:szCs w:val="24"/>
           <w:lang w:val="es-CL"/>
         </w:rPr>
-        <w:t>Gonzalez</w:t>
-      </w:r>
-      <w:proofErr w:type="spellEnd"/>
-      <w:r>
-        <w:rPr>
-          <w:rFonts w:ascii="Times New Roman" w:hAnsi="Times New Roman"/>
-          <w:sz w:val="24"/>
-          <w:szCs w:val="24"/>
-          <w:lang w:val="es-CL"/>
-        </w:rPr>
-        <w:t xml:space="preserve">, V., Navarro, V. M. (2016). </w:t>
-      </w:r>
-      <w:proofErr w:type="spellStart"/>
-      <w:r>
-        <w:rPr>
-          <w:rFonts w:ascii="Times New Roman" w:hAnsi="Times New Roman"/>
-          <w:sz w:val="24"/>
-          <w:szCs w:val="24"/>
-          <w:lang w:val="es-CL"/>
-        </w:rPr>
-        <w:t>Extinc</w:t>
-      </w:r>
-      <w:r>
-        <w:rPr>
-          <w:rFonts w:ascii="Times New Roman" w:hAnsi="Times New Roman"/>
-          <w:sz w:val="24"/>
-          <w:szCs w:val="24"/>
-          <w:lang w:val="es-ES_tradnl"/>
-        </w:rPr>
-        <w:t>ión</w:t>
-      </w:r>
-      <w:proofErr w:type="spellEnd"/>
-      <w:r>
-        <w:rPr>
-          <w:rFonts w:ascii="Times New Roman" w:hAnsi="Times New Roman"/>
-          <w:sz w:val="24"/>
-          <w:szCs w:val="24"/>
-          <w:lang w:val="es-ES_tradnl"/>
-        </w:rPr>
-        <w:t xml:space="preserve"> masiva y en múltiples context</w:t>
-      </w:r>
-      <w:r>
-        <w:rPr>
-          <w:rFonts w:ascii="Times New Roman" w:hAnsi="Times New Roman"/>
-          <w:sz w:val="24"/>
-          <w:szCs w:val="24"/>
-          <w:lang w:val="es-ES_tradnl"/>
-        </w:rPr>
-        <w:t>o</w:t>
-      </w:r>
-      <w:r>
-        <w:rPr>
-          <w:rFonts w:ascii="Times New Roman" w:hAnsi="Times New Roman"/>
-          <w:sz w:val="24"/>
-          <w:szCs w:val="24"/>
-          <w:lang w:val="es-ES_tradnl"/>
-        </w:rPr>
-        <w:t xml:space="preserve">s previene la renovación de la tolerancia al etanol. </w:t>
-      </w:r>
-      <w:r>
-        <w:rPr>
-          <w:rFonts w:ascii="Times New Roman" w:hAnsi="Times New Roman"/>
-          <w:sz w:val="24"/>
-          <w:szCs w:val="24"/>
-          <w:lang w:val="es-ES_tradnl"/>
-        </w:rPr>
-        <w:t xml:space="preserve">Congreso Chileno de </w:t>
-      </w:r>
-      <w:proofErr w:type="spellStart"/>
-      <w:r>
-        <w:rPr>
-          <w:rFonts w:ascii="Times New Roman" w:hAnsi="Times New Roman"/>
-          <w:sz w:val="24"/>
-          <w:szCs w:val="24"/>
-          <w:lang w:val="es-ES_tradnl"/>
-        </w:rPr>
-        <w:t>Psicolog</w:t>
-      </w:r>
-      <w:r>
-        <w:rPr>
-          <w:rFonts w:ascii="Times New Roman" w:hAnsi="Times New Roman"/>
-          <w:sz w:val="24"/>
-          <w:szCs w:val="24"/>
-          <w:lang w:val="es-CL"/>
-        </w:rPr>
         <w:t>ía</w:t>
       </w:r>
-      <w:proofErr w:type="spellEnd"/>
       <w:r>
         <w:rPr>
           <w:rFonts w:ascii="Times New Roman" w:hAnsi="Times New Roman"/>
@@ -6471,9 +6323,27 @@
           <w:szCs w:val="24"/>
           <w:lang w:val="es-CL"/>
         </w:rPr>
-        <w:t xml:space="preserve">Wasserman, E. A., &amp; Navarro, V. M., </w:t>
-      </w:r>
-      <w:proofErr w:type="spellStart"/>
+        <w:lastRenderedPageBreak/>
+        <w:t xml:space="preserve">Wasserman, E. A., &amp; Navarro, V. M., Krupinski, E. A., &amp; Levenson, R. M. (2016). </w:t>
+      </w:r>
+      <w:r>
+        <w:rPr>
+          <w:rFonts w:ascii="Times New Roman" w:hAnsi="Times New Roman"/>
+          <w:sz w:val="24"/>
+          <w:szCs w:val="24"/>
+          <w:lang w:val="en-US"/>
+        </w:rPr>
+        <w:t>Pigeons (Columba livia) as trainable observers of pathology and r</w:t>
+      </w:r>
+      <w:r>
+        <w:rPr>
+          <w:rFonts w:ascii="Times New Roman" w:hAnsi="Times New Roman"/>
+          <w:sz w:val="24"/>
+          <w:szCs w:val="24"/>
+          <w:lang w:val="en-US"/>
+        </w:rPr>
+        <w:t xml:space="preserve">adiology breast cancer images. </w:t>
+      </w:r>
       <w:r>
         <w:rPr>
           <w:rFonts w:ascii="Times New Roman" w:hAnsi="Times New Roman"/>
@@ -6481,115 +6351,7 @@
           <w:szCs w:val="24"/>
           <w:lang w:val="es-CL"/>
         </w:rPr>
-        <w:t>Krupinski</w:t>
-      </w:r>
-      <w:proofErr w:type="spellEnd"/>
-      <w:r>
-        <w:rPr>
-          <w:rFonts w:ascii="Times New Roman" w:hAnsi="Times New Roman"/>
-          <w:sz w:val="24"/>
-          <w:szCs w:val="24"/>
-          <w:lang w:val="es-CL"/>
-        </w:rPr>
-        <w:t xml:space="preserve">, E. A., &amp; </w:t>
-      </w:r>
-      <w:proofErr w:type="spellStart"/>
-      <w:r>
-        <w:rPr>
-          <w:rFonts w:ascii="Times New Roman" w:hAnsi="Times New Roman"/>
-          <w:sz w:val="24"/>
-          <w:szCs w:val="24"/>
-          <w:lang w:val="es-CL"/>
-        </w:rPr>
-        <w:t>Levenson</w:t>
-      </w:r>
-      <w:proofErr w:type="spellEnd"/>
-      <w:r>
-        <w:rPr>
-          <w:rFonts w:ascii="Times New Roman" w:hAnsi="Times New Roman"/>
-          <w:sz w:val="24"/>
-          <w:szCs w:val="24"/>
-          <w:lang w:val="es-CL"/>
-        </w:rPr>
-        <w:t xml:space="preserve">, R. M. (2016). </w:t>
-      </w:r>
-      <w:r>
-        <w:rPr>
-          <w:rFonts w:ascii="Times New Roman" w:hAnsi="Times New Roman"/>
-          <w:sz w:val="24"/>
-          <w:szCs w:val="24"/>
-          <w:lang w:val="en-US"/>
-        </w:rPr>
-        <w:t>Pigeons (Columba livia) as trainable observers of pathology and r</w:t>
-      </w:r>
-      <w:r>
-        <w:rPr>
-          <w:rFonts w:ascii="Times New Roman" w:hAnsi="Times New Roman"/>
-          <w:sz w:val="24"/>
-          <w:szCs w:val="24"/>
-          <w:lang w:val="en-US"/>
-        </w:rPr>
-        <w:t xml:space="preserve">adiology breast cancer images. </w:t>
-      </w:r>
-      <w:proofErr w:type="spellStart"/>
-      <w:r>
-        <w:rPr>
-          <w:rFonts w:ascii="Times New Roman" w:hAnsi="Times New Roman"/>
-          <w:sz w:val="24"/>
-          <w:szCs w:val="24"/>
-          <w:lang w:val="es-CL"/>
-        </w:rPr>
-        <w:t>Comparative</w:t>
-      </w:r>
-      <w:proofErr w:type="spellEnd"/>
-      <w:r>
-        <w:rPr>
-          <w:rFonts w:ascii="Times New Roman" w:hAnsi="Times New Roman"/>
-          <w:sz w:val="24"/>
-          <w:szCs w:val="24"/>
-          <w:lang w:val="es-CL"/>
-        </w:rPr>
-        <w:t xml:space="preserve"> </w:t>
-      </w:r>
-      <w:proofErr w:type="spellStart"/>
-      <w:r>
-        <w:rPr>
-          <w:rFonts w:ascii="Times New Roman" w:hAnsi="Times New Roman"/>
-          <w:sz w:val="24"/>
-          <w:szCs w:val="24"/>
-          <w:lang w:val="es-CL"/>
-        </w:rPr>
-        <w:t>Cognition</w:t>
-      </w:r>
-      <w:proofErr w:type="spellEnd"/>
-      <w:r>
-        <w:rPr>
-          <w:rFonts w:ascii="Times New Roman" w:hAnsi="Times New Roman"/>
-          <w:sz w:val="24"/>
-          <w:szCs w:val="24"/>
-          <w:lang w:val="es-CL"/>
-        </w:rPr>
-        <w:t xml:space="preserve"> </w:t>
-      </w:r>
-      <w:proofErr w:type="spellStart"/>
-      <w:r>
-        <w:rPr>
-          <w:rFonts w:ascii="Times New Roman" w:hAnsi="Times New Roman"/>
-          <w:sz w:val="24"/>
-          <w:szCs w:val="24"/>
-          <w:lang w:val="es-CL"/>
-        </w:rPr>
-        <w:t>Society</w:t>
-      </w:r>
-      <w:proofErr w:type="spellEnd"/>
-      <w:r>
-        <w:rPr>
-          <w:rFonts w:ascii="Times New Roman" w:hAnsi="Times New Roman"/>
-          <w:sz w:val="24"/>
-          <w:szCs w:val="24"/>
-          <w:lang w:val="es-CL"/>
-        </w:rPr>
-        <w:t>.</w:t>
+        <w:t>Comparative Cognition Society.</w:t>
       </w:r>
     </w:p>
     <w:p>
@@ -6603,7 +6365,6 @@
           <w:lang w:val="en-US"/>
         </w:rPr>
       </w:pPr>
-      <w:proofErr w:type="spellStart"/>
       <w:r>
         <w:rPr>
           <w:rFonts w:ascii="Times New Roman" w:hAnsi="Times New Roman"/>
@@ -6611,17 +6372,7 @@
           <w:szCs w:val="24"/>
           <w:lang w:val="es-CL"/>
         </w:rPr>
-        <w:t>Mallea</w:t>
-      </w:r>
-      <w:proofErr w:type="spellEnd"/>
-      <w:r>
-        <w:rPr>
-          <w:rFonts w:ascii="Times New Roman" w:hAnsi="Times New Roman"/>
-          <w:sz w:val="24"/>
-          <w:szCs w:val="24"/>
-          <w:lang w:val="es-CL"/>
-        </w:rPr>
-        <w:t xml:space="preserve">, J. I., Quezada, V. E. Díaz, M. C., Navarro, V. M., &amp; Laborda, M. A. (2016). </w:t>
+        <w:t xml:space="preserve">Mallea, J. I., Quezada, V. E. Díaz, M. C., Navarro, V. M., &amp; Laborda, M. A. (2016). </w:t>
       </w:r>
       <w:r>
         <w:rPr>
@@ -6653,45 +6404,14 @@
           <w:lang w:val="en-US"/>
         </w:rPr>
       </w:pPr>
-      <w:proofErr w:type="spellStart"/>
-      <w:r>
-        <w:rPr>
-          <w:rFonts w:ascii="Times New Roman" w:hAnsi="Times New Roman"/>
-          <w:sz w:val="24"/>
-          <w:szCs w:val="24"/>
-          <w:lang w:val="en-US"/>
-        </w:rPr>
-        <w:t>Krupinski</w:t>
-      </w:r>
-      <w:proofErr w:type="spellEnd"/>
-      <w:r>
-        <w:rPr>
-          <w:rFonts w:ascii="Times New Roman" w:hAnsi="Times New Roman"/>
-          <w:sz w:val="24"/>
-          <w:szCs w:val="24"/>
-          <w:lang w:val="en-US"/>
-        </w:rPr>
-        <w:t xml:space="preserve">, E. A., </w:t>
-      </w:r>
-      <w:proofErr w:type="spellStart"/>
-      <w:r>
-        <w:rPr>
-          <w:rFonts w:ascii="Times New Roman" w:hAnsi="Times New Roman"/>
-          <w:sz w:val="24"/>
-          <w:szCs w:val="24"/>
-          <w:lang w:val="en-US"/>
-        </w:rPr>
-        <w:t>Levenson</w:t>
-      </w:r>
-      <w:proofErr w:type="spellEnd"/>
-      <w:r>
-        <w:rPr>
-          <w:rFonts w:ascii="Times New Roman" w:hAnsi="Times New Roman"/>
-          <w:sz w:val="24"/>
-          <w:szCs w:val="24"/>
-          <w:lang w:val="en-US"/>
-        </w:rPr>
-        <w:t xml:space="preserve">, R. M., Wasserman, E. A., &amp; </w:t>
+      <w:r>
+        <w:rPr>
+          <w:rFonts w:ascii="Times New Roman" w:hAnsi="Times New Roman"/>
+          <w:sz w:val="24"/>
+          <w:szCs w:val="24"/>
+          <w:lang w:val="en-US"/>
+        </w:rPr>
+        <w:t xml:space="preserve">Krupinski, E. A., Levenson, R. M., Wasserman, E. A., &amp; </w:t>
       </w:r>
       <w:r>
         <w:rPr>
@@ -6739,27 +6459,7 @@
           <w:szCs w:val="24"/>
           <w:lang w:val="en-US"/>
         </w:rPr>
-        <w:t xml:space="preserve">Wasserman, E. A., </w:t>
-      </w:r>
-      <w:proofErr w:type="spellStart"/>
-      <w:r>
-        <w:rPr>
-          <w:rFonts w:ascii="Times New Roman" w:hAnsi="Times New Roman"/>
-          <w:sz w:val="24"/>
-          <w:szCs w:val="24"/>
-          <w:lang w:val="en-US"/>
-        </w:rPr>
-        <w:t>Couto</w:t>
-      </w:r>
-      <w:proofErr w:type="spellEnd"/>
-      <w:r>
-        <w:rPr>
-          <w:rFonts w:ascii="Times New Roman" w:hAnsi="Times New Roman"/>
-          <w:sz w:val="24"/>
-          <w:szCs w:val="24"/>
-          <w:lang w:val="en-US"/>
-        </w:rPr>
-        <w:t xml:space="preserve">, K., </w:t>
+        <w:t xml:space="preserve">Wasserman, E. A., Couto, K., </w:t>
       </w:r>
       <w:r>
         <w:rPr>
@@ -6779,25 +6479,14 @@
         </w:rPr>
         <w:t xml:space="preserve">, &amp; Smith, T. (2015). Contextual cueing supports concept learning in pigeons. </w:t>
       </w:r>
-      <w:proofErr w:type="spellStart"/>
-      <w:r>
-        <w:rPr>
-          <w:rFonts w:ascii="Times New Roman" w:hAnsi="Times New Roman"/>
-          <w:sz w:val="24"/>
-          <w:szCs w:val="24"/>
-          <w:lang w:val="en-US"/>
-        </w:rPr>
-        <w:t>Psychonomic</w:t>
-      </w:r>
-      <w:proofErr w:type="spellEnd"/>
-      <w:r>
-        <w:rPr>
-          <w:rFonts w:ascii="Times New Roman" w:hAnsi="Times New Roman"/>
-          <w:sz w:val="24"/>
-          <w:szCs w:val="24"/>
-          <w:lang w:val="en-US"/>
-        </w:rPr>
-        <w:t xml:space="preserve"> Society.</w:t>
+      <w:r>
+        <w:rPr>
+          <w:rFonts w:ascii="Times New Roman" w:hAnsi="Times New Roman"/>
+          <w:sz w:val="24"/>
+          <w:szCs w:val="24"/>
+          <w:lang w:val="en-US"/>
+        </w:rPr>
+        <w:t>Psychonomic Society.</w:t>
       </w:r>
     </w:p>
     <w:p>
@@ -6873,7 +6562,6 @@
           <w:szCs w:val="24"/>
           <w:lang w:val="es-CL" w:eastAsia="es-CL"/>
         </w:rPr>
-        <w:lastRenderedPageBreak/>
         <w:t>González, V., Navarro, V. M., Cisternas, O., Aravena, S., &amp; Laborda, M. A. (2014). La recuperación de lo extinguido en la respuesta de tolerancia asociativa al etanol.</w:t>
       </w:r>
       <w:r>
@@ -6937,25 +6625,14 @@
         </w:rPr>
         <w:t>, Betancourt, R., &amp; D</w:t>
       </w:r>
-      <w:proofErr w:type="spellStart"/>
-      <w:r>
-        <w:rPr>
-          <w:rFonts w:ascii="Times New Roman" w:hAnsi="Times New Roman"/>
-          <w:sz w:val="24"/>
-          <w:szCs w:val="24"/>
-          <w:lang w:val="en-US"/>
-        </w:rPr>
-        <w:t>íaz</w:t>
-      </w:r>
-      <w:proofErr w:type="spellEnd"/>
-      <w:r>
-        <w:rPr>
-          <w:rFonts w:ascii="Times New Roman" w:hAnsi="Times New Roman"/>
-          <w:sz w:val="24"/>
-          <w:szCs w:val="24"/>
-          <w:lang w:val="en-US"/>
-        </w:rPr>
-        <w:t xml:space="preserve">, M. (2014). The effect of an extinction retrieval cue on ABC renewal and spontaneous recovery in human fear conditioning. </w:t>
+      <w:r>
+        <w:rPr>
+          <w:rFonts w:ascii="Times New Roman" w:hAnsi="Times New Roman"/>
+          <w:sz w:val="24"/>
+          <w:szCs w:val="24"/>
+          <w:lang w:val="en-US"/>
+        </w:rPr>
+        <w:t xml:space="preserve">íaz, M. (2014). The effect of an extinction retrieval cue on ABC renewal and spontaneous recovery in human fear conditioning. </w:t>
       </w:r>
       <w:r>
         <w:rPr>
@@ -6964,87 +6641,7 @@
           <w:szCs w:val="24"/>
           <w:lang w:val="es-CL"/>
         </w:rPr>
-        <w:t xml:space="preserve">International </w:t>
-      </w:r>
-      <w:proofErr w:type="spellStart"/>
-      <w:r>
-        <w:rPr>
-          <w:rFonts w:ascii="Times New Roman" w:hAnsi="Times New Roman"/>
-          <w:sz w:val="24"/>
-          <w:szCs w:val="24"/>
-          <w:lang w:val="es-CL"/>
-        </w:rPr>
-        <w:t>Society</w:t>
-      </w:r>
-      <w:proofErr w:type="spellEnd"/>
-      <w:r>
-        <w:rPr>
-          <w:rFonts w:ascii="Times New Roman" w:hAnsi="Times New Roman"/>
-          <w:sz w:val="24"/>
-          <w:szCs w:val="24"/>
-          <w:lang w:val="es-CL"/>
-        </w:rPr>
-        <w:t xml:space="preserve"> </w:t>
-      </w:r>
-      <w:proofErr w:type="spellStart"/>
-      <w:r>
-        <w:rPr>
-          <w:rFonts w:ascii="Times New Roman" w:hAnsi="Times New Roman"/>
-          <w:sz w:val="24"/>
-          <w:szCs w:val="24"/>
-          <w:lang w:val="es-CL"/>
-        </w:rPr>
-        <w:t>for</w:t>
-      </w:r>
-      <w:proofErr w:type="spellEnd"/>
-      <w:r>
-        <w:rPr>
-          <w:rFonts w:ascii="Times New Roman" w:hAnsi="Times New Roman"/>
-          <w:sz w:val="24"/>
-          <w:szCs w:val="24"/>
-          <w:lang w:val="es-CL"/>
-        </w:rPr>
-        <w:t xml:space="preserve"> </w:t>
-      </w:r>
-      <w:proofErr w:type="spellStart"/>
-      <w:r>
-        <w:rPr>
-          <w:rFonts w:ascii="Times New Roman" w:hAnsi="Times New Roman"/>
-          <w:sz w:val="24"/>
-          <w:szCs w:val="24"/>
-          <w:lang w:val="es-CL"/>
-        </w:rPr>
-        <w:t>Comparative</w:t>
-      </w:r>
-      <w:proofErr w:type="spellEnd"/>
-      <w:r>
-        <w:rPr>
-          <w:rFonts w:ascii="Times New Roman" w:hAnsi="Times New Roman"/>
-          <w:sz w:val="24"/>
-          <w:szCs w:val="24"/>
-          <w:lang w:val="es-CL"/>
-        </w:rPr>
-        <w:t xml:space="preserve"> </w:t>
-      </w:r>
-      <w:proofErr w:type="spellStart"/>
-      <w:r>
-        <w:rPr>
-          <w:rFonts w:ascii="Times New Roman" w:hAnsi="Times New Roman"/>
-          <w:sz w:val="24"/>
-          <w:szCs w:val="24"/>
-          <w:lang w:val="es-CL"/>
-        </w:rPr>
-        <w:t>Psychology</w:t>
-      </w:r>
-      <w:proofErr w:type="spellEnd"/>
-      <w:r>
-        <w:rPr>
-          <w:rFonts w:ascii="Times New Roman" w:hAnsi="Times New Roman"/>
-          <w:sz w:val="24"/>
-          <w:szCs w:val="24"/>
-          <w:lang w:val="es-CL"/>
-        </w:rPr>
-        <w:t>.</w:t>
+        <w:t>International Society for Comparative Psychology.</w:t>
       </w:r>
     </w:p>
     <w:p>
@@ -7082,9 +6679,8 @@
           <w:shd w:val="solid" w:color="FFFFFF" w:fill="FFFFFF"/>
           <w:lang w:val="es-CL"/>
         </w:rPr>
-        <w:t xml:space="preserve">, </w:t>
-      </w:r>
-      <w:proofErr w:type="spellStart"/>
+        <w:t>, Bórquez, M.</w:t>
+      </w:r>
       <w:r>
         <w:rPr>
           <w:rFonts w:ascii="Times New Roman" w:hAnsi="Times New Roman" w:cs="Times New Roman"/>
@@ -7094,9 +6690,8 @@
           <w:shd w:val="solid" w:color="FFFFFF" w:fill="FFFFFF"/>
           <w:lang w:val="es-CL"/>
         </w:rPr>
-        <w:t>Bórquez</w:t>
-      </w:r>
-      <w:proofErr w:type="spellEnd"/>
+        <w:t>,</w:t>
+      </w:r>
       <w:r>
         <w:rPr>
           <w:rFonts w:ascii="Times New Roman" w:hAnsi="Times New Roman" w:cs="Times New Roman"/>
@@ -7106,53 +6701,7 @@
           <w:shd w:val="solid" w:color="FFFFFF" w:fill="FFFFFF"/>
           <w:lang w:val="es-CL"/>
         </w:rPr>
-        <w:t>, M.</w:t>
-      </w:r>
-      <w:r>
-        <w:rPr>
-          <w:rFonts w:ascii="Times New Roman" w:hAnsi="Times New Roman" w:cs="Times New Roman"/>
-          <w:b w:val="0"/>
-          <w:sz w:val="24"/>
-          <w:szCs w:val="24"/>
-          <w:shd w:val="solid" w:color="FFFFFF" w:fill="FFFFFF"/>
-          <w:lang w:val="es-CL"/>
-        </w:rPr>
-        <w:t>,</w:t>
-      </w:r>
-      <w:r>
-        <w:rPr>
-          <w:rFonts w:ascii="Times New Roman" w:hAnsi="Times New Roman" w:cs="Times New Roman"/>
-          <w:b w:val="0"/>
-          <w:sz w:val="24"/>
-          <w:szCs w:val="24"/>
-          <w:shd w:val="solid" w:color="FFFFFF" w:fill="FFFFFF"/>
-          <w:lang w:val="es-CL"/>
-        </w:rPr>
-        <w:t xml:space="preserve"> </w:t>
-      </w:r>
-      <w:proofErr w:type="spellStart"/>
-      <w:r>
-        <w:rPr>
-          <w:rFonts w:ascii="Times New Roman" w:hAnsi="Times New Roman" w:cs="Times New Roman"/>
-          <w:b w:val="0"/>
-          <w:sz w:val="24"/>
-          <w:szCs w:val="24"/>
-          <w:shd w:val="solid" w:color="FFFFFF" w:fill="FFFFFF"/>
-          <w:lang w:val="es-CL"/>
-        </w:rPr>
-        <w:t>Inostroza</w:t>
-      </w:r>
-      <w:proofErr w:type="spellEnd"/>
-      <w:r>
-        <w:rPr>
-          <w:rFonts w:ascii="Times New Roman" w:hAnsi="Times New Roman" w:cs="Times New Roman"/>
-          <w:b w:val="0"/>
-          <w:sz w:val="24"/>
-          <w:szCs w:val="24"/>
-          <w:shd w:val="solid" w:color="FFFFFF" w:fill="FFFFFF"/>
-          <w:lang w:val="es-CL"/>
-        </w:rPr>
-        <w:t>, M.</w:t>
+        <w:t xml:space="preserve"> Inostroza, M.</w:t>
       </w:r>
       <w:r>
         <w:rPr>
@@ -7333,33 +6882,7 @@
           <w:szCs w:val="24"/>
           <w:lang w:val="es-CL"/>
         </w:rPr>
-        <w:t xml:space="preserve">González, V., Contreras, M. P., Navarro, V. M., </w:t>
-      </w:r>
-      <w:proofErr w:type="spellStart"/>
-      <w:r>
-        <w:rPr>
-          <w:rFonts w:ascii="Times New Roman" w:eastAsia="Calibri" w:hAnsi="Times New Roman" w:cs="Times New Roman"/>
-          <w:b w:val="0"/>
-          <w:bCs w:val="0"/>
-          <w:color w:val="auto"/>
-          <w:sz w:val="24"/>
-          <w:szCs w:val="24"/>
-          <w:lang w:val="es-CL"/>
-        </w:rPr>
-        <w:t>Borquez</w:t>
-      </w:r>
-      <w:proofErr w:type="spellEnd"/>
-      <w:r>
-        <w:rPr>
-          <w:rFonts w:ascii="Times New Roman" w:eastAsia="Calibri" w:hAnsi="Times New Roman" w:cs="Times New Roman"/>
-          <w:b w:val="0"/>
-          <w:bCs w:val="0"/>
-          <w:color w:val="auto"/>
-          <w:sz w:val="24"/>
-          <w:szCs w:val="24"/>
-          <w:lang w:val="es-CL"/>
-        </w:rPr>
-        <w:t xml:space="preserve">, M., Quezada, V., Laborda, M., Betancourt, R. (2013). Tolerancia asociativa al etanol: aportes del laboratorio experimental para mejorar la terapia de exposición a las claves. </w:t>
+        <w:t xml:space="preserve">González, V., Contreras, M. P., Navarro, V. M., Borquez, M., Quezada, V., Laborda, M., Betancourt, R. (2013). Tolerancia asociativa al etanol: aportes del laboratorio experimental para mejorar la terapia de exposición a las claves. </w:t>
       </w:r>
       <w:r>
         <w:rPr>
@@ -7372,10 +6895,15 @@
           <w:shd w:val="solid" w:color="FFFFFF" w:fill="FFFFFF"/>
           <w:lang w:val="es-CL"/>
         </w:rPr>
-        <w:t xml:space="preserve">7th </w:t>
-      </w:r>
-      <w:proofErr w:type="spellStart"/>
-      <w:r>
+        <w:t>7th World Congress of Behavioral and Cognitive Therapies.</w:t>
+      </w:r>
+    </w:p>
+    <w:p>
+      <w:pPr>
+        <w:pStyle w:val="Heading1"/>
+        <w:spacing w:before="0" w:after="200" w:line="276" w:lineRule="auto"/>
+        <w:ind w:left="706" w:right="20" w:hanging="706"/>
+        <w:jc w:val="both"/>
         <w:rPr>
           <w:rFonts w:ascii="Times New Roman" w:hAnsi="Times New Roman" w:cs="Times New Roman"/>
           <w:b w:val="0"/>
@@ -7384,11 +6912,9 @@
           <w:sz w:val="24"/>
           <w:szCs w:val="24"/>
           <w:shd w:val="solid" w:color="FFFFFF" w:fill="FFFFFF"/>
-          <w:lang w:val="es-CL"/>
-        </w:rPr>
-        <w:t>World</w:t>
-      </w:r>
-      <w:proofErr w:type="spellEnd"/>
+          <w:lang w:val="en-US"/>
+        </w:rPr>
+      </w:pPr>
       <w:r>
         <w:rPr>
           <w:rFonts w:ascii="Times New Roman" w:hAnsi="Times New Roman" w:cs="Times New Roman"/>
@@ -7400,9 +6926,8 @@
           <w:shd w:val="solid" w:color="FFFFFF" w:fill="FFFFFF"/>
           <w:lang w:val="es-CL"/>
         </w:rPr>
-        <w:t xml:space="preserve"> </w:t>
-      </w:r>
-      <w:proofErr w:type="spellStart"/>
+        <w:t>Navarro, V. M.</w:t>
+      </w:r>
       <w:r>
         <w:rPr>
           <w:rFonts w:ascii="Times New Roman" w:hAnsi="Times New Roman" w:cs="Times New Roman"/>
@@ -7414,9 +6939,8 @@
           <w:shd w:val="solid" w:color="FFFFFF" w:fill="FFFFFF"/>
           <w:lang w:val="es-CL"/>
         </w:rPr>
-        <w:t>Congress</w:t>
-      </w:r>
-      <w:proofErr w:type="spellEnd"/>
+        <w:t>, Bórquez, M., Alfaro, F., Quezada, V., Betancourt, R., Contreras, M.P., González, V.</w:t>
+      </w:r>
       <w:r>
         <w:rPr>
           <w:rFonts w:ascii="Times New Roman" w:hAnsi="Times New Roman" w:cs="Times New Roman"/>
@@ -7428,9 +6952,8 @@
           <w:shd w:val="solid" w:color="FFFFFF" w:fill="FFFFFF"/>
           <w:lang w:val="es-CL"/>
         </w:rPr>
-        <w:t xml:space="preserve"> of </w:t>
-      </w:r>
-      <w:proofErr w:type="spellStart"/>
+        <w:t>,</w:t>
+      </w:r>
       <w:r>
         <w:rPr>
           <w:rFonts w:ascii="Times New Roman" w:hAnsi="Times New Roman" w:cs="Times New Roman"/>
@@ -7442,9 +6965,8 @@
           <w:shd w:val="solid" w:color="FFFFFF" w:fill="FFFFFF"/>
           <w:lang w:val="es-CL"/>
         </w:rPr>
-        <w:t>Behavioral</w:t>
-      </w:r>
-      <w:proofErr w:type="spellEnd"/>
+        <w:t xml:space="preserve"> &amp; Laborda, M. (2013) Claves de extinction y su efecto en la readquisición de una respuesta de tolerancia asociativa al etanol. </w:t>
+      </w:r>
       <w:r>
         <w:rPr>
           <w:rFonts w:ascii="Times New Roman" w:hAnsi="Times New Roman" w:cs="Times New Roman"/>
@@ -7454,12 +6976,17 @@
           <w:sz w:val="24"/>
           <w:szCs w:val="24"/>
           <w:shd w:val="solid" w:color="FFFFFF" w:fill="FFFFFF"/>
-          <w:lang w:val="es-CL"/>
-        </w:rPr>
-        <w:t xml:space="preserve"> and </w:t>
-      </w:r>
-      <w:proofErr w:type="spellStart"/>
-      <w:r>
+          <w:lang w:val="en-US"/>
+        </w:rPr>
+        <w:t>7th World Congress of Behavioral and Cognitive Therapies.</w:t>
+      </w:r>
+    </w:p>
+    <w:p>
+      <w:pPr>
+        <w:pStyle w:val="Heading1"/>
+        <w:spacing w:before="0" w:after="200" w:line="276" w:lineRule="auto"/>
+        <w:ind w:left="706" w:right="20" w:hanging="706"/>
+        <w:jc w:val="both"/>
         <w:rPr>
           <w:rFonts w:ascii="Times New Roman" w:hAnsi="Times New Roman" w:cs="Times New Roman"/>
           <w:b w:val="0"/>
@@ -7470,9 +6997,7 @@
           <w:shd w:val="solid" w:color="FFFFFF" w:fill="FFFFFF"/>
           <w:lang w:val="es-CL"/>
         </w:rPr>
-        <w:t>Cognitive</w:t>
-      </w:r>
-      <w:proofErr w:type="spellEnd"/>
+      </w:pPr>
       <w:r>
         <w:rPr>
           <w:rFonts w:ascii="Times New Roman" w:hAnsi="Times New Roman" w:cs="Times New Roman"/>
@@ -7482,11 +7007,10 @@
           <w:sz w:val="24"/>
           <w:szCs w:val="24"/>
           <w:shd w:val="solid" w:color="FFFFFF" w:fill="FFFFFF"/>
-          <w:lang w:val="es-CL"/>
-        </w:rPr>
-        <w:t xml:space="preserve"> </w:t>
-      </w:r>
-      <w:proofErr w:type="spellStart"/>
+          <w:lang w:val="en-US"/>
+        </w:rPr>
+        <w:t>Navarro, V. M.</w:t>
+      </w:r>
       <w:r>
         <w:rPr>
           <w:rFonts w:ascii="Times New Roman" w:hAnsi="Times New Roman" w:cs="Times New Roman"/>
@@ -7496,11 +7020,10 @@
           <w:sz w:val="24"/>
           <w:szCs w:val="24"/>
           <w:shd w:val="solid" w:color="FFFFFF" w:fill="FFFFFF"/>
-          <w:lang w:val="es-CL"/>
-        </w:rPr>
-        <w:t>Therapies</w:t>
-      </w:r>
-      <w:proofErr w:type="spellEnd"/>
+          <w:lang w:val="en-US"/>
+        </w:rPr>
+        <w:t xml:space="preserve">, &amp; Betancourt, R. (2011). </w:t>
+      </w:r>
       <w:r>
         <w:rPr>
           <w:rFonts w:ascii="Times New Roman" w:hAnsi="Times New Roman" w:cs="Times New Roman"/>
@@ -7512,7 +7035,47 @@
           <w:shd w:val="solid" w:color="FFFFFF" w:fill="FFFFFF"/>
           <w:lang w:val="es-CL"/>
         </w:rPr>
-        <w:t>.</w:t>
+        <w:t xml:space="preserve">Aportes experimentales al conocimiento de la tolerancia asociativa: Investigaciones del Laboratorio de Aprendizaje </w:t>
+      </w:r>
+      <w:r>
+        <w:rPr>
+          <w:rFonts w:ascii="Times New Roman" w:hAnsi="Times New Roman" w:cs="Times New Roman"/>
+          <w:b w:val="0"/>
+          <w:bCs w:val="0"/>
+          <w:color w:val="auto"/>
+          <w:sz w:val="24"/>
+          <w:szCs w:val="24"/>
+          <w:shd w:val="solid" w:color="FFFFFF" w:fill="FFFFFF"/>
+          <w:lang w:val="es-CL"/>
+        </w:rPr>
+        <w:t xml:space="preserve">de la </w:t>
+      </w:r>
+      <w:r>
+        <w:rPr>
+          <w:rFonts w:ascii="Times New Roman" w:hAnsi="Times New Roman" w:cs="Times New Roman"/>
+          <w:b w:val="0"/>
+          <w:bCs w:val="0"/>
+          <w:color w:val="auto"/>
+          <w:sz w:val="24"/>
+          <w:szCs w:val="24"/>
+          <w:shd w:val="solid" w:color="FFFFFF" w:fill="FFFFFF"/>
+          <w:lang w:val="es-CL"/>
+        </w:rPr>
+        <w:t xml:space="preserve">Universidad </w:t>
+      </w:r>
+      <w:r>
+        <w:rPr>
+          <w:rFonts w:ascii="Times New Roman" w:hAnsi="Times New Roman" w:cs="Times New Roman"/>
+          <w:b w:val="0"/>
+          <w:bCs w:val="0"/>
+          <w:color w:val="auto"/>
+          <w:sz w:val="24"/>
+          <w:szCs w:val="24"/>
+          <w:shd w:val="solid" w:color="FFFFFF" w:fill="FFFFFF"/>
+          <w:lang w:val="es-CL"/>
+        </w:rPr>
+        <w:lastRenderedPageBreak/>
+        <w:t>de Chile, desde su fundación hasta el presente. II Congreso Chileno de Etología – II Encuentro de Psicología Comparada.</w:t>
       </w:r>
     </w:p>
     <w:p>
@@ -7529,7 +7092,7 @@
           <w:sz w:val="24"/>
           <w:szCs w:val="24"/>
           <w:shd w:val="solid" w:color="FFFFFF" w:fill="FFFFFF"/>
-          <w:lang w:val="en-US"/>
+          <w:lang w:val="es-CL"/>
         </w:rPr>
       </w:pPr>
       <w:r>
@@ -7543,7 +7106,7 @@
           <w:shd w:val="solid" w:color="FFFFFF" w:fill="FFFFFF"/>
           <w:lang w:val="es-CL"/>
         </w:rPr>
-        <w:t>Navarro, V. M.</w:t>
+        <w:t>Alfaro, F., Betancour</w:t>
       </w:r>
       <w:r>
         <w:rPr>
@@ -7556,9 +7119,8 @@
           <w:shd w:val="solid" w:color="FFFFFF" w:fill="FFFFFF"/>
           <w:lang w:val="es-CL"/>
         </w:rPr>
-        <w:t xml:space="preserve">, </w:t>
-      </w:r>
-      <w:proofErr w:type="spellStart"/>
+        <w:t>t, R., Bórquez, M., Laborda, M.</w:t>
+      </w:r>
       <w:r>
         <w:rPr>
           <w:rFonts w:ascii="Times New Roman" w:hAnsi="Times New Roman" w:cs="Times New Roman"/>
@@ -7570,9 +7132,8 @@
           <w:shd w:val="solid" w:color="FFFFFF" w:fill="FFFFFF"/>
           <w:lang w:val="es-CL"/>
         </w:rPr>
-        <w:t>Bórquez</w:t>
-      </w:r>
-      <w:proofErr w:type="spellEnd"/>
+        <w:t xml:space="preserve">, Miguez, G., </w:t>
+      </w:r>
       <w:r>
         <w:rPr>
           <w:rFonts w:ascii="Times New Roman" w:hAnsi="Times New Roman" w:cs="Times New Roman"/>
@@ -7584,7 +7145,7 @@
           <w:shd w:val="solid" w:color="FFFFFF" w:fill="FFFFFF"/>
           <w:lang w:val="es-CL"/>
         </w:rPr>
-        <w:t>, M., Alfaro, F., Quezada, V., Betancourt, R., Contreras, M.P., González, V.</w:t>
+        <w:t>Navarro, V. M.</w:t>
       </w:r>
       <w:r>
         <w:rPr>
@@ -7597,7 +7158,7 @@
           <w:shd w:val="solid" w:color="FFFFFF" w:fill="FFFFFF"/>
           <w:lang w:val="es-CL"/>
         </w:rPr>
-        <w:t>,</w:t>
+        <w:t>, &amp; Quezada, V. E. (2011). El efecto de las claves de extinción en l</w:t>
       </w:r>
       <w:r>
         <w:rPr>
@@ -7610,9 +7171,8 @@
           <w:shd w:val="solid" w:color="FFFFFF" w:fill="FFFFFF"/>
           <w:lang w:val="es-CL"/>
         </w:rPr>
-        <w:t xml:space="preserve"> &amp; Laborda, M. (2013) Claves de </w:t>
-      </w:r>
-      <w:proofErr w:type="spellStart"/>
+        <w:t>a recuperación de respuestas</w:t>
+      </w:r>
       <w:r>
         <w:rPr>
           <w:rFonts w:ascii="Times New Roman" w:hAnsi="Times New Roman" w:cs="Times New Roman"/>
@@ -7624,9 +7184,8 @@
           <w:shd w:val="solid" w:color="FFFFFF" w:fill="FFFFFF"/>
           <w:lang w:val="es-CL"/>
         </w:rPr>
-        <w:t>extinction</w:t>
-      </w:r>
-      <w:proofErr w:type="spellEnd"/>
+        <w:t>.</w:t>
+      </w:r>
       <w:r>
         <w:rPr>
           <w:rFonts w:ascii="Times New Roman" w:hAnsi="Times New Roman" w:cs="Times New Roman"/>
@@ -7638,7 +7197,7 @@
           <w:shd w:val="solid" w:color="FFFFFF" w:fill="FFFFFF"/>
           <w:lang w:val="es-CL"/>
         </w:rPr>
-        <w:t xml:space="preserve"> y su efecto en la readquisición de una respuesta de tolerancia asociativa al etanol. </w:t>
+        <w:t xml:space="preserve"> </w:t>
       </w:r>
       <w:r>
         <w:rPr>
@@ -7649,9 +7208,9 @@
           <w:sz w:val="24"/>
           <w:szCs w:val="24"/>
           <w:shd w:val="solid" w:color="FFFFFF" w:fill="FFFFFF"/>
-          <w:lang w:val="en-US"/>
-        </w:rPr>
-        <w:t>7th World Congress of Behavioral and Cognitive Therapies.</w:t>
+          <w:lang w:val="es-CL"/>
+        </w:rPr>
+        <w:t>VI Congreso Chileno de Psicología.</w:t>
       </w:r>
     </w:p>
     <w:p>
@@ -7680,9 +7239,9 @@
           <w:sz w:val="24"/>
           <w:szCs w:val="24"/>
           <w:shd w:val="solid" w:color="FFFFFF" w:fill="FFFFFF"/>
-          <w:lang w:val="en-US"/>
-        </w:rPr>
-        <w:t>Navarro, V. M.</w:t>
+          <w:lang w:val="es-CL"/>
+        </w:rPr>
+        <w:t xml:space="preserve">Alfaro, F., Betancourt, R. Bórquez, M., </w:t>
       </w:r>
       <w:r>
         <w:rPr>
@@ -7693,9 +7252,9 @@
           <w:sz w:val="24"/>
           <w:szCs w:val="24"/>
           <w:shd w:val="solid" w:color="FFFFFF" w:fill="FFFFFF"/>
-          <w:lang w:val="en-US"/>
-        </w:rPr>
-        <w:t xml:space="preserve">, &amp; Betancourt, R. (2011). </w:t>
+          <w:lang w:val="es-CL"/>
+        </w:rPr>
+        <w:t>Navarro, V. M.</w:t>
       </w:r>
       <w:r>
         <w:rPr>
@@ -7708,7 +7267,7 @@
           <w:shd w:val="solid" w:color="FFFFFF" w:fill="FFFFFF"/>
           <w:lang w:val="es-CL"/>
         </w:rPr>
-        <w:t xml:space="preserve">Aportes experimentales al conocimiento de la tolerancia asociativa: Investigaciones del Laboratorio de Aprendizaje </w:t>
+        <w:t>, &amp; (2011). Transferencia de claves asociadas a la extinción de una respuesta de tolerancia. XXXIII Congreso Inte</w:t>
       </w:r>
       <w:r>
         <w:rPr>
@@ -7721,9 +7280,15 @@
           <w:shd w:val="solid" w:color="FFFFFF" w:fill="FFFFFF"/>
           <w:lang w:val="es-CL"/>
         </w:rPr>
-        <w:t xml:space="preserve">de la </w:t>
-      </w:r>
-      <w:r>
+        <w:t>ramericano de Psicología.</w:t>
+      </w:r>
+    </w:p>
+    <w:p>
+      <w:pPr>
+        <w:pStyle w:val="Heading1"/>
+        <w:spacing w:before="0" w:after="200" w:line="276" w:lineRule="auto"/>
+        <w:ind w:left="706" w:right="20" w:hanging="706"/>
+        <w:jc w:val="both"/>
         <w:rPr>
           <w:rFonts w:ascii="Times New Roman" w:hAnsi="Times New Roman" w:cs="Times New Roman"/>
           <w:b w:val="0"/>
@@ -7732,17 +7297,10 @@
           <w:sz w:val="24"/>
           <w:szCs w:val="24"/>
           <w:shd w:val="solid" w:color="FFFFFF" w:fill="FFFFFF"/>
-          <w:lang w:val="es-CL"/>
-        </w:rPr>
-        <w:t>Universidad de Chile, desde su fundación hasta el presente. II Congreso Chileno de Etología – II Encuentro de Psicología Comparada.</w:t>
-      </w:r>
-    </w:p>
-    <w:p>
-      <w:pPr>
-        <w:pStyle w:val="Heading1"/>
-        <w:spacing w:before="0" w:after="200" w:line="276" w:lineRule="auto"/>
-        <w:ind w:left="706" w:right="20" w:hanging="706"/>
-        <w:jc w:val="both"/>
+          <w:lang w:val="en-US"/>
+        </w:rPr>
+      </w:pPr>
+      <w:r>
         <w:rPr>
           <w:rFonts w:ascii="Times New Roman" w:hAnsi="Times New Roman" w:cs="Times New Roman"/>
           <w:b w:val="0"/>
@@ -7753,7 +7311,8 @@
           <w:shd w:val="solid" w:color="FFFFFF" w:fill="FFFFFF"/>
           <w:lang w:val="es-CL"/>
         </w:rPr>
-      </w:pPr>
+        <w:t xml:space="preserve">Betancourt, R., Bórquez, M., </w:t>
+      </w:r>
       <w:r>
         <w:rPr>
           <w:rFonts w:ascii="Times New Roman" w:hAnsi="Times New Roman" w:cs="Times New Roman"/>
@@ -7765,7 +7324,7 @@
           <w:shd w:val="solid" w:color="FFFFFF" w:fill="FFFFFF"/>
           <w:lang w:val="es-CL"/>
         </w:rPr>
-        <w:t>Alfaro, F., Betancour</w:t>
+        <w:t>Navarro, V. M.</w:t>
       </w:r>
       <w:r>
         <w:rPr>
@@ -7778,9 +7337,8 @@
           <w:shd w:val="solid" w:color="FFFFFF" w:fill="FFFFFF"/>
           <w:lang w:val="es-CL"/>
         </w:rPr>
-        <w:t xml:space="preserve">t, R., </w:t>
-      </w:r>
-      <w:proofErr w:type="spellStart"/>
+        <w:t xml:space="preserve">, Zavala. E. &amp; Alfaro., F. (2010). Asociaciones parciales en la extinción y el efecto de estimulación aversiva en la readquisición de la respuesta condicionada al etanol en ratas. </w:t>
+      </w:r>
       <w:r>
         <w:rPr>
           <w:rFonts w:ascii="Times New Roman" w:hAnsi="Times New Roman" w:cs="Times New Roman"/>
@@ -7790,11 +7348,10 @@
           <w:sz w:val="24"/>
           <w:szCs w:val="24"/>
           <w:shd w:val="solid" w:color="FFFFFF" w:fill="FFFFFF"/>
-          <w:lang w:val="es-CL"/>
-        </w:rPr>
-        <w:t>Bórquez</w:t>
-      </w:r>
-      <w:proofErr w:type="spellEnd"/>
+          <w:lang w:val="en-US"/>
+        </w:rPr>
+        <w:t>III Congreso Regional de la Sociedad I</w:t>
+      </w:r>
       <w:r>
         <w:rPr>
           <w:rFonts w:ascii="Times New Roman" w:hAnsi="Times New Roman" w:cs="Times New Roman"/>
@@ -7804,9 +7361,9 @@
           <w:sz w:val="24"/>
           <w:szCs w:val="24"/>
           <w:shd w:val="solid" w:color="FFFFFF" w:fill="FFFFFF"/>
-          <w:lang w:val="es-CL"/>
-        </w:rPr>
-        <w:t>, M., Laborda, M.</w:t>
+          <w:lang w:val="en-US"/>
+        </w:rPr>
+        <w:t>nteramericana de Psicología</w:t>
       </w:r>
       <w:r>
         <w:rPr>
@@ -7817,433 +7374,6 @@
           <w:sz w:val="24"/>
           <w:szCs w:val="24"/>
           <w:shd w:val="solid" w:color="FFFFFF" w:fill="FFFFFF"/>
-          <w:lang w:val="es-CL"/>
-        </w:rPr>
-        <w:t xml:space="preserve">, </w:t>
-      </w:r>
-      <w:proofErr w:type="spellStart"/>
-      <w:r>
-        <w:rPr>
-          <w:rFonts w:ascii="Times New Roman" w:hAnsi="Times New Roman" w:cs="Times New Roman"/>
-          <w:b w:val="0"/>
-          <w:bCs w:val="0"/>
-          <w:color w:val="auto"/>
-          <w:sz w:val="24"/>
-          <w:szCs w:val="24"/>
-          <w:shd w:val="solid" w:color="FFFFFF" w:fill="FFFFFF"/>
-          <w:lang w:val="es-CL"/>
-        </w:rPr>
-        <w:t>Miguez</w:t>
-      </w:r>
-      <w:proofErr w:type="spellEnd"/>
-      <w:r>
-        <w:rPr>
-          <w:rFonts w:ascii="Times New Roman" w:hAnsi="Times New Roman" w:cs="Times New Roman"/>
-          <w:b w:val="0"/>
-          <w:bCs w:val="0"/>
-          <w:color w:val="auto"/>
-          <w:sz w:val="24"/>
-          <w:szCs w:val="24"/>
-          <w:shd w:val="solid" w:color="FFFFFF" w:fill="FFFFFF"/>
-          <w:lang w:val="es-CL"/>
-        </w:rPr>
-        <w:t xml:space="preserve">, G., </w:t>
-      </w:r>
-      <w:r>
-        <w:rPr>
-          <w:rFonts w:ascii="Times New Roman" w:hAnsi="Times New Roman" w:cs="Times New Roman"/>
-          <w:b w:val="0"/>
-          <w:bCs w:val="0"/>
-          <w:color w:val="auto"/>
-          <w:sz w:val="24"/>
-          <w:szCs w:val="24"/>
-          <w:shd w:val="solid" w:color="FFFFFF" w:fill="FFFFFF"/>
-          <w:lang w:val="es-CL"/>
-        </w:rPr>
-        <w:t>Navarro, V. M.</w:t>
-      </w:r>
-      <w:r>
-        <w:rPr>
-          <w:rFonts w:ascii="Times New Roman" w:hAnsi="Times New Roman" w:cs="Times New Roman"/>
-          <w:b w:val="0"/>
-          <w:bCs w:val="0"/>
-          <w:color w:val="auto"/>
-          <w:sz w:val="24"/>
-          <w:szCs w:val="24"/>
-          <w:shd w:val="solid" w:color="FFFFFF" w:fill="FFFFFF"/>
-          <w:lang w:val="es-CL"/>
-        </w:rPr>
-        <w:t>, &amp; Quezada, V. E. (2011). El efecto de las claves de extinción en l</w:t>
-      </w:r>
-      <w:r>
-        <w:rPr>
-          <w:rFonts w:ascii="Times New Roman" w:hAnsi="Times New Roman" w:cs="Times New Roman"/>
-          <w:b w:val="0"/>
-          <w:bCs w:val="0"/>
-          <w:color w:val="auto"/>
-          <w:sz w:val="24"/>
-          <w:szCs w:val="24"/>
-          <w:shd w:val="solid" w:color="FFFFFF" w:fill="FFFFFF"/>
-          <w:lang w:val="es-CL"/>
-        </w:rPr>
-        <w:t>a recuperación de respuestas</w:t>
-      </w:r>
-      <w:r>
-        <w:rPr>
-          <w:rFonts w:ascii="Times New Roman" w:hAnsi="Times New Roman" w:cs="Times New Roman"/>
-          <w:b w:val="0"/>
-          <w:bCs w:val="0"/>
-          <w:color w:val="auto"/>
-          <w:sz w:val="24"/>
-          <w:szCs w:val="24"/>
-          <w:shd w:val="solid" w:color="FFFFFF" w:fill="FFFFFF"/>
-          <w:lang w:val="es-CL"/>
-        </w:rPr>
-        <w:t>.</w:t>
-      </w:r>
-      <w:r>
-        <w:rPr>
-          <w:rFonts w:ascii="Times New Roman" w:hAnsi="Times New Roman" w:cs="Times New Roman"/>
-          <w:b w:val="0"/>
-          <w:bCs w:val="0"/>
-          <w:color w:val="auto"/>
-          <w:sz w:val="24"/>
-          <w:szCs w:val="24"/>
-          <w:shd w:val="solid" w:color="FFFFFF" w:fill="FFFFFF"/>
-          <w:lang w:val="es-CL"/>
-        </w:rPr>
-        <w:t xml:space="preserve"> </w:t>
-      </w:r>
-      <w:r>
-        <w:rPr>
-          <w:rFonts w:ascii="Times New Roman" w:hAnsi="Times New Roman" w:cs="Times New Roman"/>
-          <w:b w:val="0"/>
-          <w:bCs w:val="0"/>
-          <w:color w:val="auto"/>
-          <w:sz w:val="24"/>
-          <w:szCs w:val="24"/>
-          <w:shd w:val="solid" w:color="FFFFFF" w:fill="FFFFFF"/>
-          <w:lang w:val="es-CL"/>
-        </w:rPr>
-        <w:t>VI Congreso Chileno de Psicología.</w:t>
-      </w:r>
-    </w:p>
-    <w:p>
-      <w:pPr>
-        <w:pStyle w:val="Heading1"/>
-        <w:spacing w:before="0" w:after="200" w:line="276" w:lineRule="auto"/>
-        <w:ind w:left="706" w:right="20" w:hanging="706"/>
-        <w:jc w:val="both"/>
-        <w:rPr>
-          <w:rFonts w:ascii="Times New Roman" w:hAnsi="Times New Roman" w:cs="Times New Roman"/>
-          <w:b w:val="0"/>
-          <w:bCs w:val="0"/>
-          <w:color w:val="auto"/>
-          <w:sz w:val="24"/>
-          <w:szCs w:val="24"/>
-          <w:shd w:val="solid" w:color="FFFFFF" w:fill="FFFFFF"/>
-          <w:lang w:val="es-CL"/>
-        </w:rPr>
-      </w:pPr>
-      <w:r>
-        <w:rPr>
-          <w:rFonts w:ascii="Times New Roman" w:hAnsi="Times New Roman" w:cs="Times New Roman"/>
-          <w:b w:val="0"/>
-          <w:bCs w:val="0"/>
-          <w:color w:val="auto"/>
-          <w:sz w:val="24"/>
-          <w:szCs w:val="24"/>
-          <w:shd w:val="solid" w:color="FFFFFF" w:fill="FFFFFF"/>
-          <w:lang w:val="es-CL"/>
-        </w:rPr>
-        <w:t xml:space="preserve">Alfaro, F., Betancourt, R. </w:t>
-      </w:r>
-      <w:proofErr w:type="spellStart"/>
-      <w:r>
-        <w:rPr>
-          <w:rFonts w:ascii="Times New Roman" w:hAnsi="Times New Roman" w:cs="Times New Roman"/>
-          <w:b w:val="0"/>
-          <w:bCs w:val="0"/>
-          <w:color w:val="auto"/>
-          <w:sz w:val="24"/>
-          <w:szCs w:val="24"/>
-          <w:shd w:val="solid" w:color="FFFFFF" w:fill="FFFFFF"/>
-          <w:lang w:val="es-CL"/>
-        </w:rPr>
-        <w:t>Bórquez</w:t>
-      </w:r>
-      <w:proofErr w:type="spellEnd"/>
-      <w:r>
-        <w:rPr>
-          <w:rFonts w:ascii="Times New Roman" w:hAnsi="Times New Roman" w:cs="Times New Roman"/>
-          <w:b w:val="0"/>
-          <w:bCs w:val="0"/>
-          <w:color w:val="auto"/>
-          <w:sz w:val="24"/>
-          <w:szCs w:val="24"/>
-          <w:shd w:val="solid" w:color="FFFFFF" w:fill="FFFFFF"/>
-          <w:lang w:val="es-CL"/>
-        </w:rPr>
-        <w:t xml:space="preserve">, M., </w:t>
-      </w:r>
-      <w:r>
-        <w:rPr>
-          <w:rFonts w:ascii="Times New Roman" w:hAnsi="Times New Roman" w:cs="Times New Roman"/>
-          <w:b w:val="0"/>
-          <w:bCs w:val="0"/>
-          <w:color w:val="auto"/>
-          <w:sz w:val="24"/>
-          <w:szCs w:val="24"/>
-          <w:shd w:val="solid" w:color="FFFFFF" w:fill="FFFFFF"/>
-          <w:lang w:val="es-CL"/>
-        </w:rPr>
-        <w:t>Navarro, V. M.</w:t>
-      </w:r>
-      <w:r>
-        <w:rPr>
-          <w:rFonts w:ascii="Times New Roman" w:hAnsi="Times New Roman" w:cs="Times New Roman"/>
-          <w:b w:val="0"/>
-          <w:bCs w:val="0"/>
-          <w:color w:val="auto"/>
-          <w:sz w:val="24"/>
-          <w:szCs w:val="24"/>
-          <w:shd w:val="solid" w:color="FFFFFF" w:fill="FFFFFF"/>
-          <w:lang w:val="es-CL"/>
-        </w:rPr>
-        <w:t>, &amp; (2011). Transferencia de claves asociadas a la extinción de una respuesta de tolerancia. XXXIII Congreso Inte</w:t>
-      </w:r>
-      <w:r>
-        <w:rPr>
-          <w:rFonts w:ascii="Times New Roman" w:hAnsi="Times New Roman" w:cs="Times New Roman"/>
-          <w:b w:val="0"/>
-          <w:bCs w:val="0"/>
-          <w:color w:val="auto"/>
-          <w:sz w:val="24"/>
-          <w:szCs w:val="24"/>
-          <w:shd w:val="solid" w:color="FFFFFF" w:fill="FFFFFF"/>
-          <w:lang w:val="es-CL"/>
-        </w:rPr>
-        <w:t>ramericano de Psicología.</w:t>
-      </w:r>
-    </w:p>
-    <w:p>
-      <w:pPr>
-        <w:pStyle w:val="Heading1"/>
-        <w:spacing w:before="0" w:after="200" w:line="276" w:lineRule="auto"/>
-        <w:ind w:left="706" w:right="20" w:hanging="706"/>
-        <w:jc w:val="both"/>
-        <w:rPr>
-          <w:rFonts w:ascii="Times New Roman" w:hAnsi="Times New Roman" w:cs="Times New Roman"/>
-          <w:b w:val="0"/>
-          <w:bCs w:val="0"/>
-          <w:color w:val="auto"/>
-          <w:sz w:val="24"/>
-          <w:szCs w:val="24"/>
-          <w:shd w:val="solid" w:color="FFFFFF" w:fill="FFFFFF"/>
-          <w:lang w:val="en-US"/>
-        </w:rPr>
-      </w:pPr>
-      <w:r>
-        <w:rPr>
-          <w:rFonts w:ascii="Times New Roman" w:hAnsi="Times New Roman" w:cs="Times New Roman"/>
-          <w:b w:val="0"/>
-          <w:bCs w:val="0"/>
-          <w:color w:val="auto"/>
-          <w:sz w:val="24"/>
-          <w:szCs w:val="24"/>
-          <w:shd w:val="solid" w:color="FFFFFF" w:fill="FFFFFF"/>
-          <w:lang w:val="es-CL"/>
-        </w:rPr>
-        <w:t xml:space="preserve">Betancourt, R., </w:t>
-      </w:r>
-      <w:proofErr w:type="spellStart"/>
-      <w:r>
-        <w:rPr>
-          <w:rFonts w:ascii="Times New Roman" w:hAnsi="Times New Roman" w:cs="Times New Roman"/>
-          <w:b w:val="0"/>
-          <w:bCs w:val="0"/>
-          <w:color w:val="auto"/>
-          <w:sz w:val="24"/>
-          <w:szCs w:val="24"/>
-          <w:shd w:val="solid" w:color="FFFFFF" w:fill="FFFFFF"/>
-          <w:lang w:val="es-CL"/>
-        </w:rPr>
-        <w:t>Bórquez</w:t>
-      </w:r>
-      <w:proofErr w:type="spellEnd"/>
-      <w:r>
-        <w:rPr>
-          <w:rFonts w:ascii="Times New Roman" w:hAnsi="Times New Roman" w:cs="Times New Roman"/>
-          <w:b w:val="0"/>
-          <w:bCs w:val="0"/>
-          <w:color w:val="auto"/>
-          <w:sz w:val="24"/>
-          <w:szCs w:val="24"/>
-          <w:shd w:val="solid" w:color="FFFFFF" w:fill="FFFFFF"/>
-          <w:lang w:val="es-CL"/>
-        </w:rPr>
-        <w:t xml:space="preserve">, M., </w:t>
-      </w:r>
-      <w:r>
-        <w:rPr>
-          <w:rFonts w:ascii="Times New Roman" w:hAnsi="Times New Roman" w:cs="Times New Roman"/>
-          <w:b w:val="0"/>
-          <w:bCs w:val="0"/>
-          <w:color w:val="auto"/>
-          <w:sz w:val="24"/>
-          <w:szCs w:val="24"/>
-          <w:shd w:val="solid" w:color="FFFFFF" w:fill="FFFFFF"/>
-          <w:lang w:val="es-CL"/>
-        </w:rPr>
-        <w:t>Navarro, V. M.</w:t>
-      </w:r>
-      <w:r>
-        <w:rPr>
-          <w:rFonts w:ascii="Times New Roman" w:hAnsi="Times New Roman" w:cs="Times New Roman"/>
-          <w:b w:val="0"/>
-          <w:bCs w:val="0"/>
-          <w:color w:val="auto"/>
-          <w:sz w:val="24"/>
-          <w:szCs w:val="24"/>
-          <w:shd w:val="solid" w:color="FFFFFF" w:fill="FFFFFF"/>
-          <w:lang w:val="es-CL"/>
-        </w:rPr>
-        <w:t xml:space="preserve">, Zavala. E. &amp; Alfaro., F. (2010). Asociaciones parciales en la extinción y el efecto de estimulación aversiva en la readquisición de la respuesta condicionada al etanol en ratas. </w:t>
-      </w:r>
-      <w:r>
-        <w:rPr>
-          <w:rFonts w:ascii="Times New Roman" w:hAnsi="Times New Roman" w:cs="Times New Roman"/>
-          <w:b w:val="0"/>
-          <w:bCs w:val="0"/>
-          <w:color w:val="auto"/>
-          <w:sz w:val="24"/>
-          <w:szCs w:val="24"/>
-          <w:shd w:val="solid" w:color="FFFFFF" w:fill="FFFFFF"/>
-          <w:lang w:val="en-US"/>
-        </w:rPr>
-        <w:t xml:space="preserve">III </w:t>
-      </w:r>
-      <w:proofErr w:type="spellStart"/>
-      <w:r>
-        <w:rPr>
-          <w:rFonts w:ascii="Times New Roman" w:hAnsi="Times New Roman" w:cs="Times New Roman"/>
-          <w:b w:val="0"/>
-          <w:bCs w:val="0"/>
-          <w:color w:val="auto"/>
-          <w:sz w:val="24"/>
-          <w:szCs w:val="24"/>
-          <w:shd w:val="solid" w:color="FFFFFF" w:fill="FFFFFF"/>
-          <w:lang w:val="en-US"/>
-        </w:rPr>
-        <w:t>Congreso</w:t>
-      </w:r>
-      <w:proofErr w:type="spellEnd"/>
-      <w:r>
-        <w:rPr>
-          <w:rFonts w:ascii="Times New Roman" w:hAnsi="Times New Roman" w:cs="Times New Roman"/>
-          <w:b w:val="0"/>
-          <w:bCs w:val="0"/>
-          <w:color w:val="auto"/>
-          <w:sz w:val="24"/>
-          <w:szCs w:val="24"/>
-          <w:shd w:val="solid" w:color="FFFFFF" w:fill="FFFFFF"/>
-          <w:lang w:val="en-US"/>
-        </w:rPr>
-        <w:t xml:space="preserve"> Regional de la </w:t>
-      </w:r>
-      <w:proofErr w:type="spellStart"/>
-      <w:r>
-        <w:rPr>
-          <w:rFonts w:ascii="Times New Roman" w:hAnsi="Times New Roman" w:cs="Times New Roman"/>
-          <w:b w:val="0"/>
-          <w:bCs w:val="0"/>
-          <w:color w:val="auto"/>
-          <w:sz w:val="24"/>
-          <w:szCs w:val="24"/>
-          <w:shd w:val="solid" w:color="FFFFFF" w:fill="FFFFFF"/>
-          <w:lang w:val="en-US"/>
-        </w:rPr>
-        <w:t>Sociedad</w:t>
-      </w:r>
-      <w:proofErr w:type="spellEnd"/>
-      <w:r>
-        <w:rPr>
-          <w:rFonts w:ascii="Times New Roman" w:hAnsi="Times New Roman" w:cs="Times New Roman"/>
-          <w:b w:val="0"/>
-          <w:bCs w:val="0"/>
-          <w:color w:val="auto"/>
-          <w:sz w:val="24"/>
-          <w:szCs w:val="24"/>
-          <w:shd w:val="solid" w:color="FFFFFF" w:fill="FFFFFF"/>
-          <w:lang w:val="en-US"/>
-        </w:rPr>
-        <w:t xml:space="preserve"> </w:t>
-      </w:r>
-      <w:proofErr w:type="spellStart"/>
-      <w:r>
-        <w:rPr>
-          <w:rFonts w:ascii="Times New Roman" w:hAnsi="Times New Roman" w:cs="Times New Roman"/>
-          <w:b w:val="0"/>
-          <w:bCs w:val="0"/>
-          <w:color w:val="auto"/>
-          <w:sz w:val="24"/>
-          <w:szCs w:val="24"/>
-          <w:shd w:val="solid" w:color="FFFFFF" w:fill="FFFFFF"/>
-          <w:lang w:val="en-US"/>
-        </w:rPr>
-        <w:t>I</w:t>
-      </w:r>
-      <w:r>
-        <w:rPr>
-          <w:rFonts w:ascii="Times New Roman" w:hAnsi="Times New Roman" w:cs="Times New Roman"/>
-          <w:b w:val="0"/>
-          <w:bCs w:val="0"/>
-          <w:color w:val="auto"/>
-          <w:sz w:val="24"/>
-          <w:szCs w:val="24"/>
-          <w:shd w:val="solid" w:color="FFFFFF" w:fill="FFFFFF"/>
-          <w:lang w:val="en-US"/>
-        </w:rPr>
-        <w:t>nteramericana</w:t>
-      </w:r>
-      <w:proofErr w:type="spellEnd"/>
-      <w:r>
-        <w:rPr>
-          <w:rFonts w:ascii="Times New Roman" w:hAnsi="Times New Roman" w:cs="Times New Roman"/>
-          <w:b w:val="0"/>
-          <w:bCs w:val="0"/>
-          <w:color w:val="auto"/>
-          <w:sz w:val="24"/>
-          <w:szCs w:val="24"/>
-          <w:shd w:val="solid" w:color="FFFFFF" w:fill="FFFFFF"/>
-          <w:lang w:val="en-US"/>
-        </w:rPr>
-        <w:t xml:space="preserve"> de </w:t>
-      </w:r>
-      <w:proofErr w:type="spellStart"/>
-      <w:r>
-        <w:rPr>
-          <w:rFonts w:ascii="Times New Roman" w:hAnsi="Times New Roman" w:cs="Times New Roman"/>
-          <w:b w:val="0"/>
-          <w:bCs w:val="0"/>
-          <w:color w:val="auto"/>
-          <w:sz w:val="24"/>
-          <w:szCs w:val="24"/>
-          <w:shd w:val="solid" w:color="FFFFFF" w:fill="FFFFFF"/>
-          <w:lang w:val="en-US"/>
-        </w:rPr>
-        <w:t>Psicología</w:t>
-      </w:r>
-      <w:proofErr w:type="spellEnd"/>
-      <w:r>
-        <w:rPr>
-          <w:rFonts w:ascii="Times New Roman" w:hAnsi="Times New Roman" w:cs="Times New Roman"/>
-          <w:b w:val="0"/>
-          <w:bCs w:val="0"/>
-          <w:color w:val="auto"/>
-          <w:sz w:val="24"/>
-          <w:szCs w:val="24"/>
-          <w:shd w:val="solid" w:color="FFFFFF" w:fill="FFFFFF"/>
           <w:lang w:val="en-US"/>
         </w:rPr>
         <w:t>.</w:t>
@@ -8251,7 +7381,7 @@
     </w:p>
     <w:sectPr>
       <w:pgSz w:w="11906" w:h="16838"/>
-      <w:pgMar w:top="1417" w:right="1701" w:bottom="1134" w:left="1701" w:header="708" w:footer="708" w:gutter="0"/>
+      <w:pgMar w:top="1440" w:right="1440" w:bottom="1440" w:left="1440" w:header="708" w:footer="708" w:gutter="0"/>
       <w:cols w:space="708"/>
       <w:docGrid w:linePitch="360"/>
     </w:sectPr>
@@ -8260,7 +7390,7 @@
 </file>
 
 <file path=word/numbering.xml><?xml version="1.0" encoding="utf-8"?>
-<w:numbering xmlns:wpc="http://schemas.microsoft.com/office/word/2010/wordprocessingCanvas" xmlns:cx="http://schemas.microsoft.com/office/drawing/2014/chartex" xmlns:cx1="http://schemas.microsoft.com/office/drawing/2015/9/8/chartex" xmlns:mc="http://schemas.openxmlformats.org/markup-compatibility/2006" xmlns:o="urn:schemas-microsoft-com:office:office" xmlns:r="http://schemas.openxmlformats.org/officeDocument/2006/relationships" xmlns:m="http://schemas.openxmlformats.org/officeDocument/2006/math" xmlns:v="urn:schemas-microsoft-com:vml" xmlns:wp14="http://schemas.microsoft.com/office/word/2010/wordprocessingDrawing" xmlns:wp="http://schemas.openxmlformats.org/drawingml/2006/wordprocessingDrawing" xmlns:w10="urn:schemas-microsoft-com:office:word" xmlns:w="http://schemas.openxmlformats.org/wordprocessingml/2006/main" xmlns:w14="http://schemas.microsoft.com/office/word/2010/wordml" xmlns:w15="http://schemas.microsoft.com/office/word/2012/wordml" xmlns:w16se="http://schemas.microsoft.com/office/word/2015/wordml/symex" xmlns:wpg="http://schemas.microsoft.com/office/word/2010/wordprocessingGroup" xmlns:wpi="http://schemas.microsoft.com/office/word/2010/wordprocessingInk" xmlns:wne="http://schemas.microsoft.com/office/word/2006/wordml" xmlns:wps="http://schemas.microsoft.com/office/word/2010/wordprocessingShape" mc:Ignorable="w14 w15 w16se wp14">
+<w:numbering xmlns:wpc="http://schemas.microsoft.com/office/word/2010/wordprocessingCanvas" xmlns:cx="http://schemas.microsoft.com/office/drawing/2014/chartex" xmlns:cx1="http://schemas.microsoft.com/office/drawing/2015/9/8/chartex" xmlns:cx2="http://schemas.microsoft.com/office/drawing/2015/10/21/chartex" xmlns:cx3="http://schemas.microsoft.com/office/drawing/2016/5/9/chartex" xmlns:cx4="http://schemas.microsoft.com/office/drawing/2016/5/10/chartex" xmlns:cx5="http://schemas.microsoft.com/office/drawing/2016/5/11/chartex" xmlns:cx6="http://schemas.microsoft.com/office/drawing/2016/5/12/chartex" xmlns:cx7="http://schemas.microsoft.com/office/drawing/2016/5/13/chartex" xmlns:cx8="http://schemas.microsoft.com/office/drawing/2016/5/14/chartex" xmlns:mc="http://schemas.openxmlformats.org/markup-compatibility/2006" xmlns:aink="http://schemas.microsoft.com/office/drawing/2016/ink" xmlns:am3d="http://schemas.microsoft.com/office/drawing/2017/model3d" xmlns:o="urn:schemas-microsoft-com:office:office" xmlns:r="http://schemas.openxmlformats.org/officeDocument/2006/relationships" xmlns:m="http://schemas.openxmlformats.org/officeDocument/2006/math" xmlns:v="urn:schemas-microsoft-com:vml" xmlns:wp14="http://schemas.microsoft.com/office/word/2010/wordprocessingDrawing" xmlns:wp="http://schemas.openxmlformats.org/drawingml/2006/wordprocessingDrawing" xmlns:w10="urn:schemas-microsoft-com:office:word" xmlns:w="http://schemas.openxmlformats.org/wordprocessingml/2006/main" xmlns:w14="http://schemas.microsoft.com/office/word/2010/wordml" xmlns:w15="http://schemas.microsoft.com/office/word/2012/wordml" xmlns:w16cex="http://schemas.microsoft.com/office/word/2018/wordml/cex" xmlns:w16cid="http://schemas.microsoft.com/office/word/2016/wordml/cid" xmlns:w16="http://schemas.microsoft.com/office/word/2018/wordml" xmlns:w16se="http://schemas.microsoft.com/office/word/2015/wordml/symex" xmlns:wpg="http://schemas.microsoft.com/office/word/2010/wordprocessingGroup" xmlns:wpi="http://schemas.microsoft.com/office/word/2010/wordprocessingInk" xmlns:wne="http://schemas.microsoft.com/office/word/2006/wordml" xmlns:wps="http://schemas.microsoft.com/office/word/2010/wordprocessingShape" mc:Ignorable="w14 w15 w16se w16cid w16 w16cex wp14">
   <w:abstractNum w:abstractNumId="0" w15:restartNumberingAfterBreak="0">
     <w:nsid w:val="13944967"/>
     <w:multiLevelType w:val="hybridMultilevel"/>
@@ -8602,6 +7732,119 @@
     </w:lvl>
   </w:abstractNum>
   <w:abstractNum w:abstractNumId="3" w15:restartNumberingAfterBreak="0">
+    <w:nsid w:val="1C103D00"/>
+    <w:multiLevelType w:val="hybridMultilevel"/>
+    <w:tmpl w:val="C6229332"/>
+    <w:lvl w:ilvl="0" w:tplc="04090001">
+      <w:start w:val="1"/>
+      <w:numFmt w:val="bullet"/>
+      <w:lvlText w:val=""/>
+      <w:lvlJc w:val="left"/>
+      <w:pPr>
+        <w:ind w:left="720" w:hanging="360"/>
+      </w:pPr>
+      <w:rPr>
+        <w:rFonts w:ascii="Symbol" w:hAnsi="Symbol" w:hint="default"/>
+      </w:rPr>
+    </w:lvl>
+    <w:lvl w:ilvl="1" w:tplc="04090003" w:tentative="1">
+      <w:start w:val="1"/>
+      <w:numFmt w:val="bullet"/>
+      <w:lvlText w:val="o"/>
+      <w:lvlJc w:val="left"/>
+      <w:pPr>
+        <w:ind w:left="1440" w:hanging="360"/>
+      </w:pPr>
+      <w:rPr>
+        <w:rFonts w:ascii="Courier New" w:hAnsi="Courier New" w:cs="Courier New" w:hint="default"/>
+      </w:rPr>
+    </w:lvl>
+    <w:lvl w:ilvl="2" w:tplc="04090005" w:tentative="1">
+      <w:start w:val="1"/>
+      <w:numFmt w:val="bullet"/>
+      <w:lvlText w:val=""/>
+      <w:lvlJc w:val="left"/>
+      <w:pPr>
+        <w:ind w:left="2160" w:hanging="360"/>
+      </w:pPr>
+      <w:rPr>
+        <w:rFonts w:ascii="Wingdings" w:hAnsi="Wingdings" w:hint="default"/>
+      </w:rPr>
+    </w:lvl>
+    <w:lvl w:ilvl="3" w:tplc="04090001" w:tentative="1">
+      <w:start w:val="1"/>
+      <w:numFmt w:val="bullet"/>
+      <w:lvlText w:val=""/>
+      <w:lvlJc w:val="left"/>
+      <w:pPr>
+        <w:ind w:left="2880" w:hanging="360"/>
+      </w:pPr>
+      <w:rPr>
+        <w:rFonts w:ascii="Symbol" w:hAnsi="Symbol" w:hint="default"/>
+      </w:rPr>
+    </w:lvl>
+    <w:lvl w:ilvl="4" w:tplc="04090003" w:tentative="1">
+      <w:start w:val="1"/>
+      <w:numFmt w:val="bullet"/>
+      <w:lvlText w:val="o"/>
+      <w:lvlJc w:val="left"/>
+      <w:pPr>
+        <w:ind w:left="3600" w:hanging="360"/>
+      </w:pPr>
+      <w:rPr>
+        <w:rFonts w:ascii="Courier New" w:hAnsi="Courier New" w:cs="Courier New" w:hint="default"/>
+      </w:rPr>
+    </w:lvl>
+    <w:lvl w:ilvl="5" w:tplc="04090005" w:tentative="1">
+      <w:start w:val="1"/>
+      <w:numFmt w:val="bullet"/>
+      <w:lvlText w:val=""/>
+      <w:lvlJc w:val="left"/>
+      <w:pPr>
+        <w:ind w:left="4320" w:hanging="360"/>
+      </w:pPr>
+      <w:rPr>
+        <w:rFonts w:ascii="Wingdings" w:hAnsi="Wingdings" w:hint="default"/>
+      </w:rPr>
+    </w:lvl>
+    <w:lvl w:ilvl="6" w:tplc="04090001" w:tentative="1">
+      <w:start w:val="1"/>
+      <w:numFmt w:val="bullet"/>
+      <w:lvlText w:val=""/>
+      <w:lvlJc w:val="left"/>
+      <w:pPr>
+        <w:ind w:left="5040" w:hanging="360"/>
+      </w:pPr>
+      <w:rPr>
+        <w:rFonts w:ascii="Symbol" w:hAnsi="Symbol" w:hint="default"/>
+      </w:rPr>
+    </w:lvl>
+    <w:lvl w:ilvl="7" w:tplc="04090003" w:tentative="1">
+      <w:start w:val="1"/>
+      <w:numFmt w:val="bullet"/>
+      <w:lvlText w:val="o"/>
+      <w:lvlJc w:val="left"/>
+      <w:pPr>
+        <w:ind w:left="5760" w:hanging="360"/>
+      </w:pPr>
+      <w:rPr>
+        <w:rFonts w:ascii="Courier New" w:hAnsi="Courier New" w:cs="Courier New" w:hint="default"/>
+      </w:rPr>
+    </w:lvl>
+    <w:lvl w:ilvl="8" w:tplc="04090005" w:tentative="1">
+      <w:start w:val="1"/>
+      <w:numFmt w:val="bullet"/>
+      <w:lvlText w:val=""/>
+      <w:lvlJc w:val="left"/>
+      <w:pPr>
+        <w:ind w:left="6480" w:hanging="360"/>
+      </w:pPr>
+      <w:rPr>
+        <w:rFonts w:ascii="Wingdings" w:hAnsi="Wingdings" w:hint="default"/>
+      </w:rPr>
+    </w:lvl>
+  </w:abstractNum>
+  <w:abstractNum w:abstractNumId="4" w15:restartNumberingAfterBreak="0">
     <w:nsid w:val="301731C2"/>
     <w:multiLevelType w:val="hybridMultilevel"/>
     <w:tmpl w:val="1D8E5648"/>
@@ -8714,7 +7957,7 @@
       </w:rPr>
     </w:lvl>
   </w:abstractNum>
-  <w:abstractNum w:abstractNumId="4" w15:restartNumberingAfterBreak="0">
+  <w:abstractNum w:abstractNumId="5" w15:restartNumberingAfterBreak="0">
     <w:nsid w:val="33225AC1"/>
     <w:multiLevelType w:val="hybridMultilevel"/>
     <w:tmpl w:val="ED26633A"/>
@@ -8827,7 +8070,120 @@
       </w:rPr>
     </w:lvl>
   </w:abstractNum>
-  <w:abstractNum w:abstractNumId="5" w15:restartNumberingAfterBreak="0">
+  <w:abstractNum w:abstractNumId="6" w15:restartNumberingAfterBreak="0">
+    <w:nsid w:val="378B1E4A"/>
+    <w:multiLevelType w:val="hybridMultilevel"/>
+    <w:tmpl w:val="87123FC2"/>
+    <w:lvl w:ilvl="0" w:tplc="04090001">
+      <w:start w:val="1"/>
+      <w:numFmt w:val="bullet"/>
+      <w:lvlText w:val=""/>
+      <w:lvlJc w:val="left"/>
+      <w:pPr>
+        <w:ind w:left="720" w:hanging="360"/>
+      </w:pPr>
+      <w:rPr>
+        <w:rFonts w:ascii="Symbol" w:hAnsi="Symbol" w:hint="default"/>
+      </w:rPr>
+    </w:lvl>
+    <w:lvl w:ilvl="1" w:tplc="04090003" w:tentative="1">
+      <w:start w:val="1"/>
+      <w:numFmt w:val="bullet"/>
+      <w:lvlText w:val="o"/>
+      <w:lvlJc w:val="left"/>
+      <w:pPr>
+        <w:ind w:left="1440" w:hanging="360"/>
+      </w:pPr>
+      <w:rPr>
+        <w:rFonts w:ascii="Courier New" w:hAnsi="Courier New" w:cs="Courier New" w:hint="default"/>
+      </w:rPr>
+    </w:lvl>
+    <w:lvl w:ilvl="2" w:tplc="04090005" w:tentative="1">
+      <w:start w:val="1"/>
+      <w:numFmt w:val="bullet"/>
+      <w:lvlText w:val=""/>
+      <w:lvlJc w:val="left"/>
+      <w:pPr>
+        <w:ind w:left="2160" w:hanging="360"/>
+      </w:pPr>
+      <w:rPr>
+        <w:rFonts w:ascii="Wingdings" w:hAnsi="Wingdings" w:hint="default"/>
+      </w:rPr>
+    </w:lvl>
+    <w:lvl w:ilvl="3" w:tplc="04090001" w:tentative="1">
+      <w:start w:val="1"/>
+      <w:numFmt w:val="bullet"/>
+      <w:lvlText w:val=""/>
+      <w:lvlJc w:val="left"/>
+      <w:pPr>
+        <w:ind w:left="2880" w:hanging="360"/>
+      </w:pPr>
+      <w:rPr>
+        <w:rFonts w:ascii="Symbol" w:hAnsi="Symbol" w:hint="default"/>
+      </w:rPr>
+    </w:lvl>
+    <w:lvl w:ilvl="4" w:tplc="04090003" w:tentative="1">
+      <w:start w:val="1"/>
+      <w:numFmt w:val="bullet"/>
+      <w:lvlText w:val="o"/>
+      <w:lvlJc w:val="left"/>
+      <w:pPr>
+        <w:ind w:left="3600" w:hanging="360"/>
+      </w:pPr>
+      <w:rPr>
+        <w:rFonts w:ascii="Courier New" w:hAnsi="Courier New" w:cs="Courier New" w:hint="default"/>
+      </w:rPr>
+    </w:lvl>
+    <w:lvl w:ilvl="5" w:tplc="04090005" w:tentative="1">
+      <w:start w:val="1"/>
+      <w:numFmt w:val="bullet"/>
+      <w:lvlText w:val=""/>
+      <w:lvlJc w:val="left"/>
+      <w:pPr>
+        <w:ind w:left="4320" w:hanging="360"/>
+      </w:pPr>
+      <w:rPr>
+        <w:rFonts w:ascii="Wingdings" w:hAnsi="Wingdings" w:hint="default"/>
+      </w:rPr>
+    </w:lvl>
+    <w:lvl w:ilvl="6" w:tplc="04090001" w:tentative="1">
+      <w:start w:val="1"/>
+      <w:numFmt w:val="bullet"/>
+      <w:lvlText w:val=""/>
+      <w:lvlJc w:val="left"/>
+      <w:pPr>
+        <w:ind w:left="5040" w:hanging="360"/>
+      </w:pPr>
+      <w:rPr>
+        <w:rFonts w:ascii="Symbol" w:hAnsi="Symbol" w:hint="default"/>
+      </w:rPr>
+    </w:lvl>
+    <w:lvl w:ilvl="7" w:tplc="04090003" w:tentative="1">
+      <w:start w:val="1"/>
+      <w:numFmt w:val="bullet"/>
+      <w:lvlText w:val="o"/>
+      <w:lvlJc w:val="left"/>
+      <w:pPr>
+        <w:ind w:left="5760" w:hanging="360"/>
+      </w:pPr>
+      <w:rPr>
+        <w:rFonts w:ascii="Courier New" w:hAnsi="Courier New" w:cs="Courier New" w:hint="default"/>
+      </w:rPr>
+    </w:lvl>
+    <w:lvl w:ilvl="8" w:tplc="04090005" w:tentative="1">
+      <w:start w:val="1"/>
+      <w:numFmt w:val="bullet"/>
+      <w:lvlText w:val=""/>
+      <w:lvlJc w:val="left"/>
+      <w:pPr>
+        <w:ind w:left="6480" w:hanging="360"/>
+      </w:pPr>
+      <w:rPr>
+        <w:rFonts w:ascii="Wingdings" w:hAnsi="Wingdings" w:hint="default"/>
+      </w:rPr>
+    </w:lvl>
+  </w:abstractNum>
+  <w:abstractNum w:abstractNumId="7" w15:restartNumberingAfterBreak="0">
     <w:nsid w:val="3CE2771F"/>
     <w:multiLevelType w:val="hybridMultilevel"/>
     <w:tmpl w:val="528ACA16"/>
@@ -8940,7 +8296,7 @@
       </w:rPr>
     </w:lvl>
   </w:abstractNum>
-  <w:abstractNum w:abstractNumId="6" w15:restartNumberingAfterBreak="0">
+  <w:abstractNum w:abstractNumId="8" w15:restartNumberingAfterBreak="0">
     <w:nsid w:val="522F1A8C"/>
     <w:multiLevelType w:val="hybridMultilevel"/>
     <w:tmpl w:val="44468DCA"/>
@@ -9053,7 +8409,7 @@
       </w:rPr>
     </w:lvl>
   </w:abstractNum>
-  <w:abstractNum w:abstractNumId="7" w15:restartNumberingAfterBreak="0">
+  <w:abstractNum w:abstractNumId="9" w15:restartNumberingAfterBreak="0">
     <w:nsid w:val="540A5AAC"/>
     <w:multiLevelType w:val="hybridMultilevel"/>
     <w:tmpl w:val="808E5CCA"/>
@@ -9166,7 +8522,7 @@
       </w:rPr>
     </w:lvl>
   </w:abstractNum>
-  <w:abstractNum w:abstractNumId="8" w15:restartNumberingAfterBreak="0">
+  <w:abstractNum w:abstractNumId="10" w15:restartNumberingAfterBreak="0">
     <w:nsid w:val="573A01A6"/>
     <w:multiLevelType w:val="hybridMultilevel"/>
     <w:tmpl w:val="CEA292AA"/>
@@ -9279,7 +8635,7 @@
       </w:rPr>
     </w:lvl>
   </w:abstractNum>
-  <w:abstractNum w:abstractNumId="9" w15:restartNumberingAfterBreak="0">
+  <w:abstractNum w:abstractNumId="11" w15:restartNumberingAfterBreak="0">
     <w:nsid w:val="5E4F3E97"/>
     <w:multiLevelType w:val="hybridMultilevel"/>
     <w:tmpl w:val="F1A608B6"/>
@@ -9392,7 +8748,7 @@
       </w:rPr>
     </w:lvl>
   </w:abstractNum>
-  <w:abstractNum w:abstractNumId="10" w15:restartNumberingAfterBreak="0">
+  <w:abstractNum w:abstractNumId="12" w15:restartNumberingAfterBreak="0">
     <w:nsid w:val="622E3984"/>
     <w:multiLevelType w:val="hybridMultilevel"/>
     <w:tmpl w:val="982EC78C"/>
@@ -9505,7 +8861,7 @@
       </w:rPr>
     </w:lvl>
   </w:abstractNum>
-  <w:abstractNum w:abstractNumId="11" w15:restartNumberingAfterBreak="0">
+  <w:abstractNum w:abstractNumId="13" w15:restartNumberingAfterBreak="0">
     <w:nsid w:val="6CAA00AD"/>
     <w:multiLevelType w:val="hybridMultilevel"/>
     <w:tmpl w:val="26062516"/>
@@ -9618,7 +8974,7 @@
       </w:rPr>
     </w:lvl>
   </w:abstractNum>
-  <w:abstractNum w:abstractNumId="12" w15:restartNumberingAfterBreak="0">
+  <w:abstractNum w:abstractNumId="14" w15:restartNumberingAfterBreak="0">
     <w:nsid w:val="74110506"/>
     <w:multiLevelType w:val="hybridMultilevel"/>
     <w:tmpl w:val="A1C0BA44"/>
@@ -9732,7 +9088,7 @@
       </w:rPr>
     </w:lvl>
   </w:abstractNum>
-  <w:abstractNum w:abstractNumId="13" w15:restartNumberingAfterBreak="0">
+  <w:abstractNum w:abstractNumId="15" w15:restartNumberingAfterBreak="0">
     <w:nsid w:val="7E124B35"/>
     <w:multiLevelType w:val="hybridMultilevel"/>
     <w:tmpl w:val="06EE5A8A"/>
@@ -9845,7 +9201,7 @@
       </w:rPr>
     </w:lvl>
   </w:abstractNum>
-  <w:abstractNum w:abstractNumId="14" w15:restartNumberingAfterBreak="0">
+  <w:abstractNum w:abstractNumId="16" w15:restartNumberingAfterBreak="0">
     <w:nsid w:val="7E3873C8"/>
     <w:multiLevelType w:val="hybridMultilevel"/>
     <w:tmpl w:val="AC9EA63C"/>
@@ -9959,19 +9315,19 @@
     </w:lvl>
   </w:abstractNum>
   <w:num w:numId="1">
-    <w:abstractNumId w:val="7"/>
+    <w:abstractNumId w:val="9"/>
   </w:num>
   <w:num w:numId="2">
-    <w:abstractNumId w:val="6"/>
+    <w:abstractNumId w:val="8"/>
   </w:num>
   <w:num w:numId="3">
-    <w:abstractNumId w:val="9"/>
+    <w:abstractNumId w:val="11"/>
   </w:num>
   <w:num w:numId="4">
-    <w:abstractNumId w:val="13"/>
+    <w:abstractNumId w:val="15"/>
   </w:num>
   <w:num w:numId="5">
-    <w:abstractNumId w:val="8"/>
+    <w:abstractNumId w:val="10"/>
   </w:num>
   <w:num w:numId="6">
     <w:abstractNumId w:val="1"/>
@@ -9980,34 +9336,40 @@
     <w:abstractNumId w:val="0"/>
   </w:num>
   <w:num w:numId="8">
-    <w:abstractNumId w:val="12"/>
+    <w:abstractNumId w:val="14"/>
   </w:num>
   <w:num w:numId="9">
     <w:abstractNumId w:val="2"/>
   </w:num>
   <w:num w:numId="10">
-    <w:abstractNumId w:val="14"/>
+    <w:abstractNumId w:val="16"/>
   </w:num>
   <w:num w:numId="11">
+    <w:abstractNumId w:val="7"/>
+  </w:num>
+  <w:num w:numId="12">
+    <w:abstractNumId w:val="4"/>
+  </w:num>
+  <w:num w:numId="13">
+    <w:abstractNumId w:val="13"/>
+  </w:num>
+  <w:num w:numId="14">
+    <w:abstractNumId w:val="12"/>
+  </w:num>
+  <w:num w:numId="15">
     <w:abstractNumId w:val="5"/>
   </w:num>
-  <w:num w:numId="12">
+  <w:num w:numId="16">
     <w:abstractNumId w:val="3"/>
   </w:num>
-  <w:num w:numId="13">
-    <w:abstractNumId w:val="11"/>
-  </w:num>
-  <w:num w:numId="14">
-    <w:abstractNumId w:val="10"/>
-  </w:num>
-  <w:num w:numId="15">
-    <w:abstractNumId w:val="4"/>
+  <w:num w:numId="17">
+    <w:abstractNumId w:val="6"/>
   </w:num>
 </w:numbering>
 </file>
 
 <file path=word/styles.xml><?xml version="1.0" encoding="utf-8"?>
-<w:styles xmlns:mc="http://schemas.openxmlformats.org/markup-compatibility/2006" xmlns:r="http://schemas.openxmlformats.org/officeDocument/2006/relationships" xmlns:w="http://schemas.openxmlformats.org/wordprocessingml/2006/main" xmlns:w14="http://schemas.microsoft.com/office/word/2010/wordml" xmlns:w15="http://schemas.microsoft.com/office/word/2012/wordml" xmlns:w16se="http://schemas.microsoft.com/office/word/2015/wordml/symex" mc:Ignorable="w14 w15 w16se">
+<w:styles xmlns:mc="http://schemas.openxmlformats.org/markup-compatibility/2006" xmlns:r="http://schemas.openxmlformats.org/officeDocument/2006/relationships" xmlns:w="http://schemas.openxmlformats.org/wordprocessingml/2006/main" xmlns:w14="http://schemas.microsoft.com/office/word/2010/wordml" xmlns:w15="http://schemas.microsoft.com/office/word/2012/wordml" xmlns:w16cex="http://schemas.microsoft.com/office/word/2018/wordml/cex" xmlns:w16cid="http://schemas.microsoft.com/office/word/2016/wordml/cid" xmlns:w16="http://schemas.microsoft.com/office/word/2018/wordml" xmlns:w16se="http://schemas.microsoft.com/office/word/2015/wordml/symex" mc:Ignorable="w14 w15 w16se w16cid w16 w16cex">
   <w:docDefaults>
     <w:rPrDefault>
       <w:rPr>
@@ -10023,7 +9385,7 @@
       </w:pPr>
     </w:pPrDefault>
   </w:docDefaults>
-  <w:latentStyles w:defLockedState="0" w:defUIPriority="99" w:defSemiHidden="0" w:defUnhideWhenUsed="0" w:defQFormat="0" w:count="371">
+  <w:latentStyles w:defLockedState="0" w:defUIPriority="99" w:defSemiHidden="0" w:defUnhideWhenUsed="0" w:defQFormat="0" w:count="376">
     <w:lsdException w:name="Normal" w:uiPriority="0" w:qFormat="1"/>
     <w:lsdException w:name="heading 1" w:uiPriority="0" w:qFormat="1"/>
     <w:lsdException w:name="heading 2" w:semiHidden="1" w:uiPriority="9" w:unhideWhenUsed="1" w:qFormat="1"/>
@@ -10386,6 +9748,11 @@
     <w:lsdException w:name="List Table 5 Dark Accent 6" w:uiPriority="50"/>
     <w:lsdException w:name="List Table 6 Colorful Accent 6" w:uiPriority="51"/>
     <w:lsdException w:name="List Table 7 Colorful Accent 6" w:uiPriority="52"/>
+    <w:lsdException w:name="Mention" w:semiHidden="1" w:unhideWhenUsed="1"/>
+    <w:lsdException w:name="Smart Hyperlink" w:semiHidden="1" w:unhideWhenUsed="1"/>
+    <w:lsdException w:name="Hashtag" w:semiHidden="1" w:unhideWhenUsed="1"/>
+    <w:lsdException w:name="Unresolved Mention" w:semiHidden="1" w:unhideWhenUsed="1"/>
+    <w:lsdException w:name="Smart Link" w:semiHidden="1" w:unhideWhenUsed="1"/>
   </w:latentStyles>
   <w:style w:type="paragraph" w:default="1" w:styleId="Normal">
     <w:name w:val="Normal"/>
@@ -10443,6 +9810,7 @@
   <w:style w:type="character" w:default="1" w:styleId="DefaultParagraphFont">
     <w:name w:val="Default Paragraph Font"/>
     <w:uiPriority w:val="1"/>
+    <w:semiHidden/>
     <w:unhideWhenUsed/>
   </w:style>
   <w:style w:type="table" w:default="1" w:styleId="TableNormal">
@@ -10651,6 +10019,18 @@
       <w:iCs/>
       <w:color w:val="365F91" w:themeColor="accent1" w:themeShade="BF"/>
       <w:lang w:val="es-ES"/>
+    </w:rPr>
+  </w:style>
+  <w:style w:type="character" w:styleId="UnresolvedMention">
+    <w:name w:val="Unresolved Mention"/>
+    <w:basedOn w:val="DefaultParagraphFont"/>
+    <w:uiPriority w:val="99"/>
+    <w:semiHidden/>
+    <w:unhideWhenUsed/>
+    <w:rsid w:val="007B637C"/>
+    <w:rPr>
+      <w:color w:val="605E5C"/>
+      <w:shd w:val="clear" w:color="auto" w:fill="E1DFDD"/>
     </w:rPr>
   </w:style>
 </w:styles>
